--- a/Knowledge/3-Work knowledge/1-Software Engineering/2-Testing/5-My Source/1-ISTQB Foundation Level/3-Static Testing/5-Static analysis.docx
+++ b/Knowledge/3-Work knowledge/1-Software Engineering/2-Testing/5-My Source/1-ISTQB Foundation Level/3-Static Testing/5-Static analysis.docx
@@ -34,51 +34,77 @@
       </w:pPr>
       <w:r>
         <w:rPr>
-          <w:b/>
-          <w:shd w:val="clear" w:color="auto" w:fill="B7B7B7"/>
-        </w:rPr>
-        <w:t># Source</w:t>
-      </w:r>
-      <w:r>
-        <w:rPr>
-          <w:shd w:val="clear" w:color="auto" w:fill="B7B7B7"/>
-        </w:rPr>
-        <w:t xml:space="preserve">: </w:t>
-      </w:r>
-      <w:r>
-        <w:rPr>
-          <w:b/>
-          <w:shd w:val="clear" w:color="auto" w:fill="B7B7B7"/>
-        </w:rPr>
-        <w:t xml:space="preserve">Chatgpt </w:t>
-      </w:r>
-      <w:r>
-        <w:rPr>
-          <w:b/>
-          <w:sz w:val="14"/>
-          <w:szCs w:val="14"/>
-          <w:shd w:val="clear" w:color="auto" w:fill="B7B7B7"/>
-        </w:rPr>
-        <w:t>(GPT</w:t>
-      </w:r>
-      <w:r>
-        <w:rPr>
-          <w:rFonts w:ascii="Cambria Math" w:hAnsi="Cambria Math" w:cs="Cambria Math"/>
-          <w:b/>
-          <w:sz w:val="14"/>
-          <w:szCs w:val="14"/>
-          <w:shd w:val="clear" w:color="auto" w:fill="B7B7B7"/>
+          <w:rFonts w:ascii="Arial" w:eastAsia="Arial" w:hAnsi="Arial" w:cs="Arial"/>
+          <w:b/>
+          <w:color w:val="000000"/>
+          <w:sz w:val="18"/>
+          <w:highlight w:val="lightGray"/>
+        </w:rPr>
+        <w:t># Source: AI Source: Provided by: [Data Path</w:t>
+      </w:r>
+      <w:r>
+        <w:rPr>
+          <w:rFonts w:ascii="Arial" w:eastAsia="Arial" w:hAnsi="Arial" w:cs="Arial"/>
+          <w:color w:val="000000"/>
+          <w:sz w:val="18"/>
+          <w:highlight w:val="lightGray"/>
+        </w:rPr>
+        <w:t xml:space="preserve">: Persons Table -&gt; ID Column: 1, Name_En Column: Motasem Essam] -&gt; </w:t>
+      </w:r>
+      <w:r>
+        <w:rPr>
+          <w:rFonts w:ascii="Arial" w:eastAsia="Arial" w:hAnsi="Arial" w:cs="Arial"/>
+          <w:b/>
+          <w:color w:val="000000"/>
+          <w:sz w:val="18"/>
+          <w:highlight w:val="lightGray"/>
+        </w:rPr>
+        <w:t>From:</w:t>
+      </w:r>
+      <w:r>
+        <w:rPr>
+          <w:rFonts w:ascii="Arial" w:eastAsia="Arial" w:hAnsi="Arial" w:cs="Arial"/>
+          <w:color w:val="000000"/>
+          <w:sz w:val="18"/>
+          <w:highlight w:val="lightGray"/>
+        </w:rPr>
+        <w:t xml:space="preserve"> [Chatgpt (GPT</w:t>
+      </w:r>
+      <w:r>
+        <w:rPr>
+          <w:rFonts w:ascii="Arial" w:eastAsia="Arial" w:hAnsi="Arial" w:cs="Cambria Math"/>
+          <w:color w:val="000000"/>
+          <w:sz w:val="18"/>
+          <w:highlight w:val="lightGray"/>
         </w:rPr>
         <w:t>‑</w:t>
       </w:r>
       <w:r>
         <w:rPr>
-          <w:b/>
-          <w:sz w:val="14"/>
-          <w:szCs w:val="14"/>
-          <w:shd w:val="clear" w:color="auto" w:fill="B7B7B7"/>
-        </w:rPr>
-        <w:t>5 Mini) at [9/3/2025]</w:t>
+          <w:rFonts w:ascii="Arial" w:eastAsia="Arial" w:hAnsi="Arial" w:cs="Arial"/>
+          <w:color w:val="000000"/>
+          <w:sz w:val="18"/>
+          <w:highlight w:val="lightGray"/>
+        </w:rPr>
+        <w:t xml:space="preserve">5 Mini)] </w:t>
+      </w:r>
+      <w:r>
+        <w:rPr>
+          <w:rFonts w:ascii="Arial" w:eastAsia="Arial" w:hAnsi="Arial" w:cs="Arial"/>
+          <w:b/>
+          <w:color w:val="000000"/>
+          <w:sz w:val="18"/>
+          <w:highlight w:val="lightGray"/>
+        </w:rPr>
+        <w:t>on</w:t>
+      </w:r>
+      <w:r>
+        <w:rPr>
+          <w:rFonts w:ascii="Arial" w:eastAsia="Arial" w:hAnsi="Arial"/>
+          <w:sz w:val="18"/>
+          <w:highlight w:val="lightGray"/>
+        </w:rPr>
+        <w:t xml:space="preserve"> [9/3/2025]</w:t>
       </w:r>
     </w:p>
     <w:p>
@@ -157,51 +183,77 @@
       </w:pPr>
       <w:r>
         <w:rPr>
-          <w:b/>
-          <w:shd w:val="clear" w:color="auto" w:fill="B7B7B7"/>
-        </w:rPr>
-        <w:t># Source</w:t>
-      </w:r>
-      <w:r>
-        <w:rPr>
-          <w:shd w:val="clear" w:color="auto" w:fill="B7B7B7"/>
-        </w:rPr>
-        <w:t xml:space="preserve">: </w:t>
-      </w:r>
-      <w:r>
-        <w:rPr>
-          <w:b/>
-          <w:shd w:val="clear" w:color="auto" w:fill="B7B7B7"/>
-        </w:rPr>
-        <w:t xml:space="preserve">Chatgpt </w:t>
-      </w:r>
-      <w:r>
-        <w:rPr>
-          <w:b/>
-          <w:sz w:val="14"/>
-          <w:szCs w:val="14"/>
-          <w:shd w:val="clear" w:color="auto" w:fill="B7B7B7"/>
-        </w:rPr>
-        <w:t>(GPT</w:t>
-      </w:r>
-      <w:r>
-        <w:rPr>
-          <w:rFonts w:ascii="Cambria Math" w:hAnsi="Cambria Math" w:cs="Cambria Math"/>
-          <w:b/>
-          <w:sz w:val="14"/>
-          <w:szCs w:val="14"/>
-          <w:shd w:val="clear" w:color="auto" w:fill="B7B7B7"/>
+          <w:rFonts w:ascii="Arial" w:eastAsia="Arial" w:hAnsi="Arial" w:cs="Arial"/>
+          <w:b/>
+          <w:color w:val="000000"/>
+          <w:sz w:val="18"/>
+          <w:highlight w:val="lightGray"/>
+        </w:rPr>
+        <w:t># Source: AI Source: Provided by: [Data Path</w:t>
+      </w:r>
+      <w:r>
+        <w:rPr>
+          <w:rFonts w:ascii="Arial" w:eastAsia="Arial" w:hAnsi="Arial" w:cs="Arial"/>
+          <w:color w:val="000000"/>
+          <w:sz w:val="18"/>
+          <w:highlight w:val="lightGray"/>
+        </w:rPr>
+        <w:t xml:space="preserve">: Persons Table -&gt; ID Column: 1, Name_En Column: Motasem Essam] -&gt; </w:t>
+      </w:r>
+      <w:r>
+        <w:rPr>
+          <w:rFonts w:ascii="Arial" w:eastAsia="Arial" w:hAnsi="Arial" w:cs="Arial"/>
+          <w:b/>
+          <w:color w:val="000000"/>
+          <w:sz w:val="18"/>
+          <w:highlight w:val="lightGray"/>
+        </w:rPr>
+        <w:t>From:</w:t>
+      </w:r>
+      <w:r>
+        <w:rPr>
+          <w:rFonts w:ascii="Arial" w:eastAsia="Arial" w:hAnsi="Arial" w:cs="Arial"/>
+          <w:color w:val="000000"/>
+          <w:sz w:val="18"/>
+          <w:highlight w:val="lightGray"/>
+        </w:rPr>
+        <w:t xml:space="preserve"> [Chatgpt (GPT</w:t>
+      </w:r>
+      <w:r>
+        <w:rPr>
+          <w:rFonts w:ascii="Arial" w:eastAsia="Arial" w:hAnsi="Arial" w:cs="Cambria Math"/>
+          <w:color w:val="000000"/>
+          <w:sz w:val="18"/>
+          <w:highlight w:val="lightGray"/>
         </w:rPr>
         <w:t>‑</w:t>
       </w:r>
       <w:r>
         <w:rPr>
-          <w:b/>
-          <w:sz w:val="14"/>
-          <w:szCs w:val="14"/>
-          <w:shd w:val="clear" w:color="auto" w:fill="B7B7B7"/>
-        </w:rPr>
-        <w:t>5 Mini) at [9/3/2025]</w:t>
+          <w:rFonts w:ascii="Arial" w:eastAsia="Arial" w:hAnsi="Arial" w:cs="Arial"/>
+          <w:color w:val="000000"/>
+          <w:sz w:val="18"/>
+          <w:highlight w:val="lightGray"/>
+        </w:rPr>
+        <w:t xml:space="preserve">5 Mini)] </w:t>
+      </w:r>
+      <w:r>
+        <w:rPr>
+          <w:rFonts w:ascii="Arial" w:eastAsia="Arial" w:hAnsi="Arial" w:cs="Arial"/>
+          <w:b/>
+          <w:color w:val="000000"/>
+          <w:sz w:val="18"/>
+          <w:highlight w:val="lightGray"/>
+        </w:rPr>
+        <w:t>on</w:t>
+      </w:r>
+      <w:r>
+        <w:rPr>
+          <w:rFonts w:ascii="Arial" w:eastAsia="Arial" w:hAnsi="Arial"/>
+          <w:sz w:val="18"/>
+          <w:highlight w:val="lightGray"/>
+        </w:rPr>
+        <w:t xml:space="preserve"> [9/3/2025]</w:t>
       </w:r>
     </w:p>
     <w:p>
@@ -389,51 +441,77 @@
       </w:pPr>
       <w:r>
         <w:rPr>
-          <w:b/>
-          <w:shd w:val="clear" w:color="auto" w:fill="B7B7B7"/>
-        </w:rPr>
-        <w:t># Source</w:t>
-      </w:r>
-      <w:r>
-        <w:rPr>
-          <w:shd w:val="clear" w:color="auto" w:fill="B7B7B7"/>
-        </w:rPr>
-        <w:t xml:space="preserve">: </w:t>
-      </w:r>
-      <w:r>
-        <w:rPr>
-          <w:b/>
-          <w:shd w:val="clear" w:color="auto" w:fill="B7B7B7"/>
-        </w:rPr>
-        <w:t xml:space="preserve">Chatgpt </w:t>
-      </w:r>
-      <w:r>
-        <w:rPr>
-          <w:b/>
-          <w:sz w:val="14"/>
-          <w:szCs w:val="14"/>
-          <w:shd w:val="clear" w:color="auto" w:fill="B7B7B7"/>
-        </w:rPr>
-        <w:t>(GPT</w:t>
-      </w:r>
-      <w:r>
-        <w:rPr>
-          <w:rFonts w:ascii="Cambria Math" w:hAnsi="Cambria Math" w:cs="Cambria Math"/>
-          <w:b/>
-          <w:sz w:val="14"/>
-          <w:szCs w:val="14"/>
-          <w:shd w:val="clear" w:color="auto" w:fill="B7B7B7"/>
+          <w:rFonts w:ascii="Arial" w:eastAsia="Arial" w:hAnsi="Arial" w:cs="Arial"/>
+          <w:b/>
+          <w:color w:val="000000"/>
+          <w:sz w:val="18"/>
+          <w:highlight w:val="lightGray"/>
+        </w:rPr>
+        <w:t># Source: AI Source: Provided by: [Data Path</w:t>
+      </w:r>
+      <w:r>
+        <w:rPr>
+          <w:rFonts w:ascii="Arial" w:eastAsia="Arial" w:hAnsi="Arial" w:cs="Arial"/>
+          <w:color w:val="000000"/>
+          <w:sz w:val="18"/>
+          <w:highlight w:val="lightGray"/>
+        </w:rPr>
+        <w:t xml:space="preserve">: Persons Table -&gt; ID Column: 1, Name_En Column: Motasem Essam] -&gt; </w:t>
+      </w:r>
+      <w:r>
+        <w:rPr>
+          <w:rFonts w:ascii="Arial" w:eastAsia="Arial" w:hAnsi="Arial" w:cs="Arial"/>
+          <w:b/>
+          <w:color w:val="000000"/>
+          <w:sz w:val="18"/>
+          <w:highlight w:val="lightGray"/>
+        </w:rPr>
+        <w:t>From:</w:t>
+      </w:r>
+      <w:r>
+        <w:rPr>
+          <w:rFonts w:ascii="Arial" w:eastAsia="Arial" w:hAnsi="Arial" w:cs="Arial"/>
+          <w:color w:val="000000"/>
+          <w:sz w:val="18"/>
+          <w:highlight w:val="lightGray"/>
+        </w:rPr>
+        <w:t xml:space="preserve"> [Chatgpt (GPT</w:t>
+      </w:r>
+      <w:r>
+        <w:rPr>
+          <w:rFonts w:ascii="Arial" w:eastAsia="Arial" w:hAnsi="Arial" w:cs="Cambria Math"/>
+          <w:color w:val="000000"/>
+          <w:sz w:val="18"/>
+          <w:highlight w:val="lightGray"/>
         </w:rPr>
         <w:t>‑</w:t>
       </w:r>
       <w:r>
         <w:rPr>
-          <w:b/>
-          <w:sz w:val="14"/>
-          <w:szCs w:val="14"/>
-          <w:shd w:val="clear" w:color="auto" w:fill="B7B7B7"/>
-        </w:rPr>
-        <w:t>5 Mini) at [9/3/2025]</w:t>
+          <w:rFonts w:ascii="Arial" w:eastAsia="Arial" w:hAnsi="Arial" w:cs="Arial"/>
+          <w:color w:val="000000"/>
+          <w:sz w:val="18"/>
+          <w:highlight w:val="lightGray"/>
+        </w:rPr>
+        <w:t xml:space="preserve">5 Mini)] </w:t>
+      </w:r>
+      <w:r>
+        <w:rPr>
+          <w:rFonts w:ascii="Arial" w:eastAsia="Arial" w:hAnsi="Arial" w:cs="Arial"/>
+          <w:b/>
+          <w:color w:val="000000"/>
+          <w:sz w:val="18"/>
+          <w:highlight w:val="lightGray"/>
+        </w:rPr>
+        <w:t>on</w:t>
+      </w:r>
+      <w:r>
+        <w:rPr>
+          <w:rFonts w:ascii="Arial" w:eastAsia="Arial" w:hAnsi="Arial"/>
+          <w:sz w:val="18"/>
+          <w:highlight w:val="lightGray"/>
+        </w:rPr>
+        <w:t xml:space="preserve"> [9/3/2025]</w:t>
       </w:r>
     </w:p>
     <w:p>
@@ -519,7 +597,6 @@
         <w:rPr>
           <w:rFonts w:ascii="Roboto Mono" w:hAnsi="Roboto Mono"/>
         </w:rPr>
-        <w:lastRenderedPageBreak/>
         <w:t>Style/coding standard violations</w:t>
       </w:r>
     </w:p>
@@ -569,7 +646,7 @@
     </w:p>
     <w:p>
       <w:r>
-        <w:pict w14:anchorId="44F90208">
+        <w:pict w14:anchorId="5642B47D">
           <v:rect id="_x0000_i1025" style="width:0;height:1.5pt" o:hralign="center" o:hrstd="t" o:hr="t" fillcolor="#a0a0a0" stroked="f"/>
         </w:pict>
       </w:r>
@@ -594,51 +671,77 @@
       </w:pPr>
       <w:r>
         <w:rPr>
-          <w:b/>
-          <w:shd w:val="clear" w:color="auto" w:fill="B7B7B7"/>
-        </w:rPr>
-        <w:t># Source</w:t>
-      </w:r>
-      <w:r>
-        <w:rPr>
-          <w:shd w:val="clear" w:color="auto" w:fill="B7B7B7"/>
-        </w:rPr>
-        <w:t xml:space="preserve">: </w:t>
-      </w:r>
-      <w:r>
-        <w:rPr>
-          <w:b/>
-          <w:shd w:val="clear" w:color="auto" w:fill="B7B7B7"/>
-        </w:rPr>
-        <w:t xml:space="preserve">Chatgpt </w:t>
-      </w:r>
-      <w:r>
-        <w:rPr>
-          <w:b/>
-          <w:sz w:val="14"/>
-          <w:szCs w:val="14"/>
-          <w:shd w:val="clear" w:color="auto" w:fill="B7B7B7"/>
-        </w:rPr>
-        <w:t>(GPT</w:t>
-      </w:r>
-      <w:r>
-        <w:rPr>
-          <w:rFonts w:ascii="Cambria Math" w:hAnsi="Cambria Math" w:cs="Cambria Math"/>
-          <w:b/>
-          <w:sz w:val="14"/>
-          <w:szCs w:val="14"/>
-          <w:shd w:val="clear" w:color="auto" w:fill="B7B7B7"/>
+          <w:rFonts w:ascii="Arial" w:eastAsia="Arial" w:hAnsi="Arial" w:cs="Arial"/>
+          <w:b/>
+          <w:color w:val="000000"/>
+          <w:sz w:val="18"/>
+          <w:highlight w:val="lightGray"/>
+        </w:rPr>
+        <w:t># Source: AI Source: Provided by: [Data Path</w:t>
+      </w:r>
+      <w:r>
+        <w:rPr>
+          <w:rFonts w:ascii="Arial" w:eastAsia="Arial" w:hAnsi="Arial" w:cs="Arial"/>
+          <w:color w:val="000000"/>
+          <w:sz w:val="18"/>
+          <w:highlight w:val="lightGray"/>
+        </w:rPr>
+        <w:t xml:space="preserve">: Persons Table -&gt; ID Column: 1, Name_En Column: Motasem Essam] -&gt; </w:t>
+      </w:r>
+      <w:r>
+        <w:rPr>
+          <w:rFonts w:ascii="Arial" w:eastAsia="Arial" w:hAnsi="Arial" w:cs="Arial"/>
+          <w:b/>
+          <w:color w:val="000000"/>
+          <w:sz w:val="18"/>
+          <w:highlight w:val="lightGray"/>
+        </w:rPr>
+        <w:t>From:</w:t>
+      </w:r>
+      <w:r>
+        <w:rPr>
+          <w:rFonts w:ascii="Arial" w:eastAsia="Arial" w:hAnsi="Arial" w:cs="Arial"/>
+          <w:color w:val="000000"/>
+          <w:sz w:val="18"/>
+          <w:highlight w:val="lightGray"/>
+        </w:rPr>
+        <w:t xml:space="preserve"> [Chatgpt (GPT</w:t>
+      </w:r>
+      <w:r>
+        <w:rPr>
+          <w:rFonts w:ascii="Arial" w:eastAsia="Arial" w:hAnsi="Arial" w:cs="Cambria Math"/>
+          <w:color w:val="000000"/>
+          <w:sz w:val="18"/>
+          <w:highlight w:val="lightGray"/>
         </w:rPr>
         <w:t>‑</w:t>
       </w:r>
       <w:r>
         <w:rPr>
-          <w:b/>
-          <w:sz w:val="14"/>
-          <w:szCs w:val="14"/>
-          <w:shd w:val="clear" w:color="auto" w:fill="B7B7B7"/>
-        </w:rPr>
-        <w:t>5 Mini) at [9/3/2025]</w:t>
+          <w:rFonts w:ascii="Arial" w:eastAsia="Arial" w:hAnsi="Arial" w:cs="Arial"/>
+          <w:color w:val="000000"/>
+          <w:sz w:val="18"/>
+          <w:highlight w:val="lightGray"/>
+        </w:rPr>
+        <w:t xml:space="preserve">5 Mini)] </w:t>
+      </w:r>
+      <w:r>
+        <w:rPr>
+          <w:rFonts w:ascii="Arial" w:eastAsia="Arial" w:hAnsi="Arial" w:cs="Arial"/>
+          <w:b/>
+          <w:color w:val="000000"/>
+          <w:sz w:val="18"/>
+          <w:highlight w:val="lightGray"/>
+        </w:rPr>
+        <w:t>on</w:t>
+      </w:r>
+      <w:r>
+        <w:rPr>
+          <w:rFonts w:ascii="Arial" w:eastAsia="Arial" w:hAnsi="Arial"/>
+          <w:sz w:val="18"/>
+          <w:highlight w:val="lightGray"/>
+        </w:rPr>
+        <w:t xml:space="preserve"> [9/3/2025]</w:t>
       </w:r>
     </w:p>
     <w:p>
@@ -743,7 +846,7 @@
     </w:p>
     <w:p>
       <w:r>
-        <w:pict w14:anchorId="1FCFC94C">
+        <w:pict w14:anchorId="581303E3">
           <v:rect id="_x0000_i1026" style="width:0;height:1.5pt" o:hralign="center" o:hrstd="t" o:hr="t" fillcolor="#a0a0a0" stroked="f"/>
         </w:pict>
       </w:r>
@@ -768,51 +871,77 @@
       </w:pPr>
       <w:r>
         <w:rPr>
-          <w:b/>
-          <w:shd w:val="clear" w:color="auto" w:fill="B7B7B7"/>
-        </w:rPr>
-        <w:t># Source</w:t>
-      </w:r>
-      <w:r>
-        <w:rPr>
-          <w:shd w:val="clear" w:color="auto" w:fill="B7B7B7"/>
-        </w:rPr>
-        <w:t xml:space="preserve">: </w:t>
-      </w:r>
-      <w:r>
-        <w:rPr>
-          <w:b/>
-          <w:shd w:val="clear" w:color="auto" w:fill="B7B7B7"/>
-        </w:rPr>
-        <w:t xml:space="preserve">Chatgpt </w:t>
-      </w:r>
-      <w:r>
-        <w:rPr>
-          <w:b/>
-          <w:sz w:val="14"/>
-          <w:szCs w:val="14"/>
-          <w:shd w:val="clear" w:color="auto" w:fill="B7B7B7"/>
-        </w:rPr>
-        <w:t>(GPT</w:t>
-      </w:r>
-      <w:r>
-        <w:rPr>
-          <w:rFonts w:ascii="Cambria Math" w:hAnsi="Cambria Math" w:cs="Cambria Math"/>
-          <w:b/>
-          <w:sz w:val="14"/>
-          <w:szCs w:val="14"/>
-          <w:shd w:val="clear" w:color="auto" w:fill="B7B7B7"/>
+          <w:rFonts w:ascii="Arial" w:eastAsia="Arial" w:hAnsi="Arial" w:cs="Arial"/>
+          <w:b/>
+          <w:color w:val="000000"/>
+          <w:sz w:val="18"/>
+          <w:highlight w:val="lightGray"/>
+        </w:rPr>
+        <w:t># Source: AI Source: Provided by: [Data Path</w:t>
+      </w:r>
+      <w:r>
+        <w:rPr>
+          <w:rFonts w:ascii="Arial" w:eastAsia="Arial" w:hAnsi="Arial" w:cs="Arial"/>
+          <w:color w:val="000000"/>
+          <w:sz w:val="18"/>
+          <w:highlight w:val="lightGray"/>
+        </w:rPr>
+        <w:t xml:space="preserve">: Persons Table -&gt; ID Column: 1, Name_En Column: Motasem Essam] -&gt; </w:t>
+      </w:r>
+      <w:r>
+        <w:rPr>
+          <w:rFonts w:ascii="Arial" w:eastAsia="Arial" w:hAnsi="Arial" w:cs="Arial"/>
+          <w:b/>
+          <w:color w:val="000000"/>
+          <w:sz w:val="18"/>
+          <w:highlight w:val="lightGray"/>
+        </w:rPr>
+        <w:t>From:</w:t>
+      </w:r>
+      <w:r>
+        <w:rPr>
+          <w:rFonts w:ascii="Arial" w:eastAsia="Arial" w:hAnsi="Arial" w:cs="Arial"/>
+          <w:color w:val="000000"/>
+          <w:sz w:val="18"/>
+          <w:highlight w:val="lightGray"/>
+        </w:rPr>
+        <w:t xml:space="preserve"> [Chatgpt (GPT</w:t>
+      </w:r>
+      <w:r>
+        <w:rPr>
+          <w:rFonts w:ascii="Arial" w:eastAsia="Arial" w:hAnsi="Arial" w:cs="Cambria Math"/>
+          <w:color w:val="000000"/>
+          <w:sz w:val="18"/>
+          <w:highlight w:val="lightGray"/>
         </w:rPr>
         <w:t>‑</w:t>
       </w:r>
       <w:r>
         <w:rPr>
-          <w:b/>
-          <w:sz w:val="14"/>
-          <w:szCs w:val="14"/>
-          <w:shd w:val="clear" w:color="auto" w:fill="B7B7B7"/>
-        </w:rPr>
-        <w:t>5 Mini) at [9/3/2025]</w:t>
+          <w:rFonts w:ascii="Arial" w:eastAsia="Arial" w:hAnsi="Arial" w:cs="Arial"/>
+          <w:color w:val="000000"/>
+          <w:sz w:val="18"/>
+          <w:highlight w:val="lightGray"/>
+        </w:rPr>
+        <w:t xml:space="preserve">5 Mini)] </w:t>
+      </w:r>
+      <w:r>
+        <w:rPr>
+          <w:rFonts w:ascii="Arial" w:eastAsia="Arial" w:hAnsi="Arial" w:cs="Arial"/>
+          <w:b/>
+          <w:color w:val="000000"/>
+          <w:sz w:val="18"/>
+          <w:highlight w:val="lightGray"/>
+        </w:rPr>
+        <w:t>on</w:t>
+      </w:r>
+      <w:r>
+        <w:rPr>
+          <w:rFonts w:ascii="Arial" w:eastAsia="Arial" w:hAnsi="Arial"/>
+          <w:sz w:val="18"/>
+          <w:highlight w:val="lightGray"/>
+        </w:rPr>
+        <w:t xml:space="preserve"> [9/3/2025]</w:t>
       </w:r>
     </w:p>
     <w:p>
@@ -988,7 +1117,6 @@
         <w:rPr>
           <w:rFonts w:ascii="Roboto Mono" w:hAnsi="Roboto Mono"/>
         </w:rPr>
-        <w:lastRenderedPageBreak/>
         <w:t>Polyspace (for aerospace/automotive, checks MISRA-C compliance)</w:t>
       </w:r>
     </w:p>
@@ -1081,7 +1209,7 @@
     </w:p>
     <w:p>
       <w:r>
-        <w:pict w14:anchorId="016A1AAA">
+        <w:pict w14:anchorId="6C890B8E">
           <v:rect id="_x0000_i1027" style="width:0;height:1.5pt" o:hralign="center" o:hrstd="t" o:hr="t" fillcolor="#a0a0a0" stroked="f"/>
         </w:pict>
       </w:r>
@@ -1106,51 +1234,77 @@
       </w:pPr>
       <w:r>
         <w:rPr>
-          <w:b/>
-          <w:shd w:val="clear" w:color="auto" w:fill="B7B7B7"/>
-        </w:rPr>
-        <w:t># Source</w:t>
-      </w:r>
-      <w:r>
-        <w:rPr>
-          <w:shd w:val="clear" w:color="auto" w:fill="B7B7B7"/>
-        </w:rPr>
-        <w:t xml:space="preserve">: </w:t>
-      </w:r>
-      <w:r>
-        <w:rPr>
-          <w:b/>
-          <w:shd w:val="clear" w:color="auto" w:fill="B7B7B7"/>
-        </w:rPr>
-        <w:t xml:space="preserve">Chatgpt </w:t>
-      </w:r>
-      <w:r>
-        <w:rPr>
-          <w:b/>
-          <w:sz w:val="14"/>
-          <w:szCs w:val="14"/>
-          <w:shd w:val="clear" w:color="auto" w:fill="B7B7B7"/>
-        </w:rPr>
-        <w:t>(GPT</w:t>
-      </w:r>
-      <w:r>
-        <w:rPr>
-          <w:rFonts w:ascii="Cambria Math" w:hAnsi="Cambria Math" w:cs="Cambria Math"/>
-          <w:b/>
-          <w:sz w:val="14"/>
-          <w:szCs w:val="14"/>
-          <w:shd w:val="clear" w:color="auto" w:fill="B7B7B7"/>
+          <w:rFonts w:ascii="Arial" w:eastAsia="Arial" w:hAnsi="Arial" w:cs="Arial"/>
+          <w:b/>
+          <w:color w:val="000000"/>
+          <w:sz w:val="18"/>
+          <w:highlight w:val="lightGray"/>
+        </w:rPr>
+        <w:t># Source: AI Source: Provided by: [Data Path</w:t>
+      </w:r>
+      <w:r>
+        <w:rPr>
+          <w:rFonts w:ascii="Arial" w:eastAsia="Arial" w:hAnsi="Arial" w:cs="Arial"/>
+          <w:color w:val="000000"/>
+          <w:sz w:val="18"/>
+          <w:highlight w:val="lightGray"/>
+        </w:rPr>
+        <w:t xml:space="preserve">: Persons Table -&gt; ID Column: 1, Name_En Column: Motasem Essam] -&gt; </w:t>
+      </w:r>
+      <w:r>
+        <w:rPr>
+          <w:rFonts w:ascii="Arial" w:eastAsia="Arial" w:hAnsi="Arial" w:cs="Arial"/>
+          <w:b/>
+          <w:color w:val="000000"/>
+          <w:sz w:val="18"/>
+          <w:highlight w:val="lightGray"/>
+        </w:rPr>
+        <w:t>From:</w:t>
+      </w:r>
+      <w:r>
+        <w:rPr>
+          <w:rFonts w:ascii="Arial" w:eastAsia="Arial" w:hAnsi="Arial" w:cs="Arial"/>
+          <w:color w:val="000000"/>
+          <w:sz w:val="18"/>
+          <w:highlight w:val="lightGray"/>
+        </w:rPr>
+        <w:t xml:space="preserve"> [Chatgpt (GPT</w:t>
+      </w:r>
+      <w:r>
+        <w:rPr>
+          <w:rFonts w:ascii="Arial" w:eastAsia="Arial" w:hAnsi="Arial" w:cs="Cambria Math"/>
+          <w:color w:val="000000"/>
+          <w:sz w:val="18"/>
+          <w:highlight w:val="lightGray"/>
         </w:rPr>
         <w:t>‑</w:t>
       </w:r>
       <w:r>
         <w:rPr>
-          <w:b/>
-          <w:sz w:val="14"/>
-          <w:szCs w:val="14"/>
-          <w:shd w:val="clear" w:color="auto" w:fill="B7B7B7"/>
-        </w:rPr>
-        <w:t>5 Mini) at [9/3/2025]</w:t>
+          <w:rFonts w:ascii="Arial" w:eastAsia="Arial" w:hAnsi="Arial" w:cs="Arial"/>
+          <w:color w:val="000000"/>
+          <w:sz w:val="18"/>
+          <w:highlight w:val="lightGray"/>
+        </w:rPr>
+        <w:t xml:space="preserve">5 Mini)] </w:t>
+      </w:r>
+      <w:r>
+        <w:rPr>
+          <w:rFonts w:ascii="Arial" w:eastAsia="Arial" w:hAnsi="Arial" w:cs="Arial"/>
+          <w:b/>
+          <w:color w:val="000000"/>
+          <w:sz w:val="18"/>
+          <w:highlight w:val="lightGray"/>
+        </w:rPr>
+        <w:t>on</w:t>
+      </w:r>
+      <w:r>
+        <w:rPr>
+          <w:rFonts w:ascii="Arial" w:eastAsia="Arial" w:hAnsi="Arial"/>
+          <w:sz w:val="18"/>
+          <w:highlight w:val="lightGray"/>
+        </w:rPr>
+        <w:t xml:space="preserve"> [9/3/2025]</w:t>
       </w:r>
     </w:p>
     <w:p>
@@ -1313,7 +1467,7 @@
     </w:p>
     <w:p>
       <w:r>
-        <w:pict w14:anchorId="5E8DAC1F">
+        <w:pict w14:anchorId="608D3C99">
           <v:rect id="_x0000_i1028" style="width:0;height:1.5pt" o:hralign="center" o:hrstd="t" o:hr="t" fillcolor="#a0a0a0" stroked="f"/>
         </w:pict>
       </w:r>
@@ -1367,7 +1521,7 @@
     </w:p>
     <w:p>
       <w:r>
-        <w:pict w14:anchorId="7C10FC39">
+        <w:pict w14:anchorId="255A96B8">
           <v:rect id="_x0000_i1029" style="width:0;height:1.5pt" o:hralign="center" o:hrstd="t" o:hr="t" fillcolor="#a0a0a0" stroked="f"/>
         </w:pict>
       </w:r>
@@ -1380,7 +1534,6 @@
         <w:rPr>
           <w:rFonts w:ascii="Segoe UI Emoji" w:hAnsi="Segoe UI Emoji" w:cs="Segoe UI Emoji"/>
         </w:rPr>
-        <w:lastRenderedPageBreak/>
         <w:t>🔹</w:t>
       </w:r>
       <w:r>
@@ -1393,51 +1546,77 @@
       </w:pPr>
       <w:r>
         <w:rPr>
-          <w:b/>
-          <w:shd w:val="clear" w:color="auto" w:fill="B7B7B7"/>
-        </w:rPr>
-        <w:t># Source</w:t>
-      </w:r>
-      <w:r>
-        <w:rPr>
-          <w:shd w:val="clear" w:color="auto" w:fill="B7B7B7"/>
-        </w:rPr>
-        <w:t xml:space="preserve">: </w:t>
-      </w:r>
-      <w:r>
-        <w:rPr>
-          <w:b/>
-          <w:shd w:val="clear" w:color="auto" w:fill="B7B7B7"/>
-        </w:rPr>
-        <w:t xml:space="preserve">Chatgpt </w:t>
-      </w:r>
-      <w:r>
-        <w:rPr>
-          <w:b/>
-          <w:sz w:val="14"/>
-          <w:szCs w:val="14"/>
-          <w:shd w:val="clear" w:color="auto" w:fill="B7B7B7"/>
-        </w:rPr>
-        <w:t>(GPT</w:t>
-      </w:r>
-      <w:r>
-        <w:rPr>
-          <w:rFonts w:ascii="Cambria Math" w:hAnsi="Cambria Math" w:cs="Cambria Math"/>
-          <w:b/>
-          <w:sz w:val="14"/>
-          <w:szCs w:val="14"/>
-          <w:shd w:val="clear" w:color="auto" w:fill="B7B7B7"/>
+          <w:rFonts w:ascii="Arial" w:eastAsia="Arial" w:hAnsi="Arial" w:cs="Arial"/>
+          <w:b/>
+          <w:color w:val="000000"/>
+          <w:sz w:val="18"/>
+          <w:highlight w:val="lightGray"/>
+        </w:rPr>
+        <w:t># Source: AI Source: Provided by: [Data Path</w:t>
+      </w:r>
+      <w:r>
+        <w:rPr>
+          <w:rFonts w:ascii="Arial" w:eastAsia="Arial" w:hAnsi="Arial" w:cs="Arial"/>
+          <w:color w:val="000000"/>
+          <w:sz w:val="18"/>
+          <w:highlight w:val="lightGray"/>
+        </w:rPr>
+        <w:t xml:space="preserve">: Persons Table -&gt; ID Column: 1, Name_En Column: Motasem Essam] -&gt; </w:t>
+      </w:r>
+      <w:r>
+        <w:rPr>
+          <w:rFonts w:ascii="Arial" w:eastAsia="Arial" w:hAnsi="Arial" w:cs="Arial"/>
+          <w:b/>
+          <w:color w:val="000000"/>
+          <w:sz w:val="18"/>
+          <w:highlight w:val="lightGray"/>
+        </w:rPr>
+        <w:t>From:</w:t>
+      </w:r>
+      <w:r>
+        <w:rPr>
+          <w:rFonts w:ascii="Arial" w:eastAsia="Arial" w:hAnsi="Arial" w:cs="Arial"/>
+          <w:color w:val="000000"/>
+          <w:sz w:val="18"/>
+          <w:highlight w:val="lightGray"/>
+        </w:rPr>
+        <w:t xml:space="preserve"> [Chatgpt (GPT</w:t>
+      </w:r>
+      <w:r>
+        <w:rPr>
+          <w:rFonts w:ascii="Arial" w:eastAsia="Arial" w:hAnsi="Arial" w:cs="Cambria Math"/>
+          <w:color w:val="000000"/>
+          <w:sz w:val="18"/>
+          <w:highlight w:val="lightGray"/>
         </w:rPr>
         <w:t>‑</w:t>
       </w:r>
       <w:r>
         <w:rPr>
-          <w:b/>
-          <w:sz w:val="14"/>
-          <w:szCs w:val="14"/>
-          <w:shd w:val="clear" w:color="auto" w:fill="B7B7B7"/>
-        </w:rPr>
-        <w:t>5 Mini) at [9/3/2025]</w:t>
+          <w:rFonts w:ascii="Arial" w:eastAsia="Arial" w:hAnsi="Arial" w:cs="Arial"/>
+          <w:color w:val="000000"/>
+          <w:sz w:val="18"/>
+          <w:highlight w:val="lightGray"/>
+        </w:rPr>
+        <w:t xml:space="preserve">5 Mini)] </w:t>
+      </w:r>
+      <w:r>
+        <w:rPr>
+          <w:rFonts w:ascii="Arial" w:eastAsia="Arial" w:hAnsi="Arial" w:cs="Arial"/>
+          <w:b/>
+          <w:color w:val="000000"/>
+          <w:sz w:val="18"/>
+          <w:highlight w:val="lightGray"/>
+        </w:rPr>
+        <w:t>on</w:t>
+      </w:r>
+      <w:r>
+        <w:rPr>
+          <w:rFonts w:ascii="Arial" w:eastAsia="Arial" w:hAnsi="Arial"/>
+          <w:sz w:val="18"/>
+          <w:highlight w:val="lightGray"/>
+        </w:rPr>
+        <w:t xml:space="preserve"> [9/3/2025]</w:t>
       </w:r>
     </w:p>
     <w:p>
@@ -1688,7 +1867,7 @@
     </w:p>
     <w:p>
       <w:r>
-        <w:pict w14:anchorId="32A90FA4">
+        <w:pict w14:anchorId="1F54E238">
           <v:rect id="_x0000_i1030" style="width:0;height:1.5pt" o:hralign="center" o:hrstd="t" o:hr="t" fillcolor="#a0a0a0" stroked="f"/>
         </w:pict>
       </w:r>
@@ -1713,51 +1892,77 @@
       </w:pPr>
       <w:r>
         <w:rPr>
-          <w:b/>
-          <w:shd w:val="clear" w:color="auto" w:fill="B7B7B7"/>
-        </w:rPr>
-        <w:t># Source</w:t>
-      </w:r>
-      <w:r>
-        <w:rPr>
-          <w:shd w:val="clear" w:color="auto" w:fill="B7B7B7"/>
-        </w:rPr>
-        <w:t xml:space="preserve">: </w:t>
-      </w:r>
-      <w:r>
-        <w:rPr>
-          <w:b/>
-          <w:shd w:val="clear" w:color="auto" w:fill="B7B7B7"/>
-        </w:rPr>
-        <w:t xml:space="preserve">Chatgpt </w:t>
-      </w:r>
-      <w:r>
-        <w:rPr>
-          <w:b/>
-          <w:sz w:val="14"/>
-          <w:szCs w:val="14"/>
-          <w:shd w:val="clear" w:color="auto" w:fill="B7B7B7"/>
-        </w:rPr>
-        <w:t>(GPT</w:t>
-      </w:r>
-      <w:r>
-        <w:rPr>
-          <w:rFonts w:ascii="Cambria Math" w:hAnsi="Cambria Math" w:cs="Cambria Math"/>
-          <w:b/>
-          <w:sz w:val="14"/>
-          <w:szCs w:val="14"/>
-          <w:shd w:val="clear" w:color="auto" w:fill="B7B7B7"/>
+          <w:rFonts w:ascii="Arial" w:eastAsia="Arial" w:hAnsi="Arial" w:cs="Arial"/>
+          <w:b/>
+          <w:color w:val="000000"/>
+          <w:sz w:val="18"/>
+          <w:highlight w:val="lightGray"/>
+        </w:rPr>
+        <w:t># Source: AI Source: Provided by: [Data Path</w:t>
+      </w:r>
+      <w:r>
+        <w:rPr>
+          <w:rFonts w:ascii="Arial" w:eastAsia="Arial" w:hAnsi="Arial" w:cs="Arial"/>
+          <w:color w:val="000000"/>
+          <w:sz w:val="18"/>
+          <w:highlight w:val="lightGray"/>
+        </w:rPr>
+        <w:t xml:space="preserve">: Persons Table -&gt; ID Column: 1, Name_En Column: Motasem Essam] -&gt; </w:t>
+      </w:r>
+      <w:r>
+        <w:rPr>
+          <w:rFonts w:ascii="Arial" w:eastAsia="Arial" w:hAnsi="Arial" w:cs="Arial"/>
+          <w:b/>
+          <w:color w:val="000000"/>
+          <w:sz w:val="18"/>
+          <w:highlight w:val="lightGray"/>
+        </w:rPr>
+        <w:t>From:</w:t>
+      </w:r>
+      <w:r>
+        <w:rPr>
+          <w:rFonts w:ascii="Arial" w:eastAsia="Arial" w:hAnsi="Arial" w:cs="Arial"/>
+          <w:color w:val="000000"/>
+          <w:sz w:val="18"/>
+          <w:highlight w:val="lightGray"/>
+        </w:rPr>
+        <w:t xml:space="preserve"> [Chatgpt (GPT</w:t>
+      </w:r>
+      <w:r>
+        <w:rPr>
+          <w:rFonts w:ascii="Arial" w:eastAsia="Arial" w:hAnsi="Arial" w:cs="Cambria Math"/>
+          <w:color w:val="000000"/>
+          <w:sz w:val="18"/>
+          <w:highlight w:val="lightGray"/>
         </w:rPr>
         <w:t>‑</w:t>
       </w:r>
       <w:r>
         <w:rPr>
-          <w:b/>
-          <w:sz w:val="14"/>
-          <w:szCs w:val="14"/>
-          <w:shd w:val="clear" w:color="auto" w:fill="B7B7B7"/>
-        </w:rPr>
-        <w:t>5 Mini) at [9/3/2025]</w:t>
+          <w:rFonts w:ascii="Arial" w:eastAsia="Arial" w:hAnsi="Arial" w:cs="Arial"/>
+          <w:color w:val="000000"/>
+          <w:sz w:val="18"/>
+          <w:highlight w:val="lightGray"/>
+        </w:rPr>
+        <w:t xml:space="preserve">5 Mini)] </w:t>
+      </w:r>
+      <w:r>
+        <w:rPr>
+          <w:rFonts w:ascii="Arial" w:eastAsia="Arial" w:hAnsi="Arial" w:cs="Arial"/>
+          <w:b/>
+          <w:color w:val="000000"/>
+          <w:sz w:val="18"/>
+          <w:highlight w:val="lightGray"/>
+        </w:rPr>
+        <w:t>on</w:t>
+      </w:r>
+      <w:r>
+        <w:rPr>
+          <w:rFonts w:ascii="Arial" w:eastAsia="Arial" w:hAnsi="Arial"/>
+          <w:sz w:val="18"/>
+          <w:highlight w:val="lightGray"/>
+        </w:rPr>
+        <w:t xml:space="preserve"> [9/3/2025]</w:t>
       </w:r>
     </w:p>
     <w:p>
@@ -1793,7 +1998,6 @@
         <w:rPr>
           <w:rFonts w:ascii="Roboto Mono" w:hAnsi="Roboto Mono"/>
         </w:rPr>
-        <w:lastRenderedPageBreak/>
         <w:t xml:space="preserve">Scans code for </w:t>
       </w:r>
       <w:r>
@@ -1989,7 +2193,7 @@
     </w:p>
     <w:p>
       <w:r>
-        <w:pict w14:anchorId="1AC9E703">
+        <w:pict w14:anchorId="16773BDD">
           <v:rect id="_x0000_i1031" style="width:0;height:1.5pt" o:hralign="center" o:hrstd="t" o:hr="t" fillcolor="#a0a0a0" stroked="f"/>
         </w:pict>
       </w:r>
@@ -2014,51 +2218,77 @@
       </w:pPr>
       <w:r>
         <w:rPr>
-          <w:b/>
-          <w:shd w:val="clear" w:color="auto" w:fill="B7B7B7"/>
-        </w:rPr>
-        <w:t># Source</w:t>
-      </w:r>
-      <w:r>
-        <w:rPr>
-          <w:shd w:val="clear" w:color="auto" w:fill="B7B7B7"/>
-        </w:rPr>
-        <w:t xml:space="preserve">: </w:t>
-      </w:r>
-      <w:r>
-        <w:rPr>
-          <w:b/>
-          <w:shd w:val="clear" w:color="auto" w:fill="B7B7B7"/>
-        </w:rPr>
-        <w:t xml:space="preserve">Chatgpt </w:t>
-      </w:r>
-      <w:r>
-        <w:rPr>
-          <w:b/>
-          <w:sz w:val="14"/>
-          <w:szCs w:val="14"/>
-          <w:shd w:val="clear" w:color="auto" w:fill="B7B7B7"/>
-        </w:rPr>
-        <w:t>(GPT</w:t>
-      </w:r>
-      <w:r>
-        <w:rPr>
-          <w:rFonts w:ascii="Cambria Math" w:hAnsi="Cambria Math" w:cs="Cambria Math"/>
-          <w:b/>
-          <w:sz w:val="14"/>
-          <w:szCs w:val="14"/>
-          <w:shd w:val="clear" w:color="auto" w:fill="B7B7B7"/>
+          <w:rFonts w:ascii="Arial" w:eastAsia="Arial" w:hAnsi="Arial" w:cs="Arial"/>
+          <w:b/>
+          <w:color w:val="000000"/>
+          <w:sz w:val="18"/>
+          <w:highlight w:val="lightGray"/>
+        </w:rPr>
+        <w:t># Source: AI Source: Provided by: [Data Path</w:t>
+      </w:r>
+      <w:r>
+        <w:rPr>
+          <w:rFonts w:ascii="Arial" w:eastAsia="Arial" w:hAnsi="Arial" w:cs="Arial"/>
+          <w:color w:val="000000"/>
+          <w:sz w:val="18"/>
+          <w:highlight w:val="lightGray"/>
+        </w:rPr>
+        <w:t xml:space="preserve">: Persons Table -&gt; ID Column: 1, Name_En Column: Motasem Essam] -&gt; </w:t>
+      </w:r>
+      <w:r>
+        <w:rPr>
+          <w:rFonts w:ascii="Arial" w:eastAsia="Arial" w:hAnsi="Arial" w:cs="Arial"/>
+          <w:b/>
+          <w:color w:val="000000"/>
+          <w:sz w:val="18"/>
+          <w:highlight w:val="lightGray"/>
+        </w:rPr>
+        <w:t>From:</w:t>
+      </w:r>
+      <w:r>
+        <w:rPr>
+          <w:rFonts w:ascii="Arial" w:eastAsia="Arial" w:hAnsi="Arial" w:cs="Arial"/>
+          <w:color w:val="000000"/>
+          <w:sz w:val="18"/>
+          <w:highlight w:val="lightGray"/>
+        </w:rPr>
+        <w:t xml:space="preserve"> [Chatgpt (GPT</w:t>
+      </w:r>
+      <w:r>
+        <w:rPr>
+          <w:rFonts w:ascii="Arial" w:eastAsia="Arial" w:hAnsi="Arial" w:cs="Cambria Math"/>
+          <w:color w:val="000000"/>
+          <w:sz w:val="18"/>
+          <w:highlight w:val="lightGray"/>
         </w:rPr>
         <w:t>‑</w:t>
       </w:r>
       <w:r>
         <w:rPr>
-          <w:b/>
-          <w:sz w:val="14"/>
-          <w:szCs w:val="14"/>
-          <w:shd w:val="clear" w:color="auto" w:fill="B7B7B7"/>
-        </w:rPr>
-        <w:t>5 Mini) at [9/3/2025]</w:t>
+          <w:rFonts w:ascii="Arial" w:eastAsia="Arial" w:hAnsi="Arial" w:cs="Arial"/>
+          <w:color w:val="000000"/>
+          <w:sz w:val="18"/>
+          <w:highlight w:val="lightGray"/>
+        </w:rPr>
+        <w:t xml:space="preserve">5 Mini)] </w:t>
+      </w:r>
+      <w:r>
+        <w:rPr>
+          <w:rFonts w:ascii="Arial" w:eastAsia="Arial" w:hAnsi="Arial" w:cs="Arial"/>
+          <w:b/>
+          <w:color w:val="000000"/>
+          <w:sz w:val="18"/>
+          <w:highlight w:val="lightGray"/>
+        </w:rPr>
+        <w:t>on</w:t>
+      </w:r>
+      <w:r>
+        <w:rPr>
+          <w:rFonts w:ascii="Arial" w:eastAsia="Arial" w:hAnsi="Arial"/>
+          <w:sz w:val="18"/>
+          <w:highlight w:val="lightGray"/>
+        </w:rPr>
+        <w:t xml:space="preserve"> [9/3/2025]</w:t>
       </w:r>
     </w:p>
     <w:p>
@@ -2164,7 +2394,6 @@
         <w:rPr>
           <w:rFonts w:ascii="Roboto Mono" w:hAnsi="Roboto Mono"/>
         </w:rPr>
-        <w:lastRenderedPageBreak/>
         <w:t xml:space="preserve">Example: In an </w:t>
       </w:r>
       <w:r>
@@ -2304,7 +2533,7 @@
     </w:p>
     <w:p>
       <w:r>
-        <w:pict w14:anchorId="4EB02F29">
+        <w:pict w14:anchorId="774045A1">
           <v:rect id="_x0000_i1032" style="width:0;height:1.5pt" o:hralign="center" o:hrstd="t" o:hr="t" fillcolor="#a0a0a0" stroked="f"/>
         </w:pict>
       </w:r>
@@ -2329,51 +2558,77 @@
       </w:pPr>
       <w:r>
         <w:rPr>
-          <w:b/>
-          <w:shd w:val="clear" w:color="auto" w:fill="B7B7B7"/>
-        </w:rPr>
-        <w:t># Source</w:t>
-      </w:r>
-      <w:r>
-        <w:rPr>
-          <w:shd w:val="clear" w:color="auto" w:fill="B7B7B7"/>
-        </w:rPr>
-        <w:t xml:space="preserve">: </w:t>
-      </w:r>
-      <w:r>
-        <w:rPr>
-          <w:b/>
-          <w:shd w:val="clear" w:color="auto" w:fill="B7B7B7"/>
-        </w:rPr>
-        <w:t xml:space="preserve">Chatgpt </w:t>
-      </w:r>
-      <w:r>
-        <w:rPr>
-          <w:b/>
-          <w:sz w:val="14"/>
-          <w:szCs w:val="14"/>
-          <w:shd w:val="clear" w:color="auto" w:fill="B7B7B7"/>
-        </w:rPr>
-        <w:t>(GPT</w:t>
-      </w:r>
-      <w:r>
-        <w:rPr>
-          <w:rFonts w:ascii="Cambria Math" w:hAnsi="Cambria Math" w:cs="Cambria Math"/>
-          <w:b/>
-          <w:sz w:val="14"/>
-          <w:szCs w:val="14"/>
-          <w:shd w:val="clear" w:color="auto" w:fill="B7B7B7"/>
+          <w:rFonts w:ascii="Arial" w:eastAsia="Arial" w:hAnsi="Arial" w:cs="Arial"/>
+          <w:b/>
+          <w:color w:val="000000"/>
+          <w:sz w:val="18"/>
+          <w:highlight w:val="lightGray"/>
+        </w:rPr>
+        <w:t># Source: AI Source: Provided by: [Data Path</w:t>
+      </w:r>
+      <w:r>
+        <w:rPr>
+          <w:rFonts w:ascii="Arial" w:eastAsia="Arial" w:hAnsi="Arial" w:cs="Arial"/>
+          <w:color w:val="000000"/>
+          <w:sz w:val="18"/>
+          <w:highlight w:val="lightGray"/>
+        </w:rPr>
+        <w:t xml:space="preserve">: Persons Table -&gt; ID Column: 1, Name_En Column: Motasem Essam] -&gt; </w:t>
+      </w:r>
+      <w:r>
+        <w:rPr>
+          <w:rFonts w:ascii="Arial" w:eastAsia="Arial" w:hAnsi="Arial" w:cs="Arial"/>
+          <w:b/>
+          <w:color w:val="000000"/>
+          <w:sz w:val="18"/>
+          <w:highlight w:val="lightGray"/>
+        </w:rPr>
+        <w:t>From:</w:t>
+      </w:r>
+      <w:r>
+        <w:rPr>
+          <w:rFonts w:ascii="Arial" w:eastAsia="Arial" w:hAnsi="Arial" w:cs="Arial"/>
+          <w:color w:val="000000"/>
+          <w:sz w:val="18"/>
+          <w:highlight w:val="lightGray"/>
+        </w:rPr>
+        <w:t xml:space="preserve"> [Chatgpt (GPT</w:t>
+      </w:r>
+      <w:r>
+        <w:rPr>
+          <w:rFonts w:ascii="Arial" w:eastAsia="Arial" w:hAnsi="Arial" w:cs="Cambria Math"/>
+          <w:color w:val="000000"/>
+          <w:sz w:val="18"/>
+          <w:highlight w:val="lightGray"/>
         </w:rPr>
         <w:t>‑</w:t>
       </w:r>
       <w:r>
         <w:rPr>
-          <w:b/>
-          <w:sz w:val="14"/>
-          <w:szCs w:val="14"/>
-          <w:shd w:val="clear" w:color="auto" w:fill="B7B7B7"/>
-        </w:rPr>
-        <w:t>5 Mini) at [9/3/2025]</w:t>
+          <w:rFonts w:ascii="Arial" w:eastAsia="Arial" w:hAnsi="Arial" w:cs="Arial"/>
+          <w:color w:val="000000"/>
+          <w:sz w:val="18"/>
+          <w:highlight w:val="lightGray"/>
+        </w:rPr>
+        <w:t xml:space="preserve">5 Mini)] </w:t>
+      </w:r>
+      <w:r>
+        <w:rPr>
+          <w:rFonts w:ascii="Arial" w:eastAsia="Arial" w:hAnsi="Arial" w:cs="Arial"/>
+          <w:b/>
+          <w:color w:val="000000"/>
+          <w:sz w:val="18"/>
+          <w:highlight w:val="lightGray"/>
+        </w:rPr>
+        <w:t>on</w:t>
+      </w:r>
+      <w:r>
+        <w:rPr>
+          <w:rFonts w:ascii="Arial" w:eastAsia="Arial" w:hAnsi="Arial"/>
+          <w:sz w:val="18"/>
+          <w:highlight w:val="lightGray"/>
+        </w:rPr>
+        <w:t xml:space="preserve"> [9/3/2025]</w:t>
       </w:r>
     </w:p>
     <w:p>
@@ -2565,7 +2820,6 @@
         <w:rPr>
           <w:rFonts w:ascii="Roboto Mono" w:hAnsi="Roboto Mono"/>
         </w:rPr>
-        <w:lastRenderedPageBreak/>
         <w:t xml:space="preserve">Example: In an </w:t>
       </w:r>
       <w:r>
@@ -2585,7 +2839,7 @@
     </w:p>
     <w:p>
       <w:r>
-        <w:pict w14:anchorId="580E2643">
+        <w:pict w14:anchorId="77BC221A">
           <v:rect id="_x0000_i1033" style="width:0;height:1.5pt" o:hralign="center" o:hrstd="t" o:hr="t" fillcolor="#a0a0a0" stroked="f"/>
         </w:pict>
       </w:r>
@@ -2610,51 +2864,77 @@
       </w:pPr>
       <w:r>
         <w:rPr>
-          <w:b/>
-          <w:shd w:val="clear" w:color="auto" w:fill="B7B7B7"/>
-        </w:rPr>
-        <w:t># Source</w:t>
-      </w:r>
-      <w:r>
-        <w:rPr>
-          <w:shd w:val="clear" w:color="auto" w:fill="B7B7B7"/>
-        </w:rPr>
-        <w:t xml:space="preserve">: </w:t>
-      </w:r>
-      <w:r>
-        <w:rPr>
-          <w:b/>
-          <w:shd w:val="clear" w:color="auto" w:fill="B7B7B7"/>
-        </w:rPr>
-        <w:t xml:space="preserve">Chatgpt </w:t>
-      </w:r>
-      <w:r>
-        <w:rPr>
-          <w:b/>
-          <w:sz w:val="14"/>
-          <w:szCs w:val="14"/>
-          <w:shd w:val="clear" w:color="auto" w:fill="B7B7B7"/>
-        </w:rPr>
-        <w:t>(GPT</w:t>
-      </w:r>
-      <w:r>
-        <w:rPr>
-          <w:rFonts w:ascii="Cambria Math" w:hAnsi="Cambria Math" w:cs="Cambria Math"/>
-          <w:b/>
-          <w:sz w:val="14"/>
-          <w:szCs w:val="14"/>
-          <w:shd w:val="clear" w:color="auto" w:fill="B7B7B7"/>
+          <w:rFonts w:ascii="Arial" w:eastAsia="Arial" w:hAnsi="Arial" w:cs="Arial"/>
+          <w:b/>
+          <w:color w:val="000000"/>
+          <w:sz w:val="18"/>
+          <w:highlight w:val="lightGray"/>
+        </w:rPr>
+        <w:t># Source: AI Source: Provided by: [Data Path</w:t>
+      </w:r>
+      <w:r>
+        <w:rPr>
+          <w:rFonts w:ascii="Arial" w:eastAsia="Arial" w:hAnsi="Arial" w:cs="Arial"/>
+          <w:color w:val="000000"/>
+          <w:sz w:val="18"/>
+          <w:highlight w:val="lightGray"/>
+        </w:rPr>
+        <w:t xml:space="preserve">: Persons Table -&gt; ID Column: 1, Name_En Column: Motasem Essam] -&gt; </w:t>
+      </w:r>
+      <w:r>
+        <w:rPr>
+          <w:rFonts w:ascii="Arial" w:eastAsia="Arial" w:hAnsi="Arial" w:cs="Arial"/>
+          <w:b/>
+          <w:color w:val="000000"/>
+          <w:sz w:val="18"/>
+          <w:highlight w:val="lightGray"/>
+        </w:rPr>
+        <w:t>From:</w:t>
+      </w:r>
+      <w:r>
+        <w:rPr>
+          <w:rFonts w:ascii="Arial" w:eastAsia="Arial" w:hAnsi="Arial" w:cs="Arial"/>
+          <w:color w:val="000000"/>
+          <w:sz w:val="18"/>
+          <w:highlight w:val="lightGray"/>
+        </w:rPr>
+        <w:t xml:space="preserve"> [Chatgpt (GPT</w:t>
+      </w:r>
+      <w:r>
+        <w:rPr>
+          <w:rFonts w:ascii="Arial" w:eastAsia="Arial" w:hAnsi="Arial" w:cs="Cambria Math"/>
+          <w:color w:val="000000"/>
+          <w:sz w:val="18"/>
+          <w:highlight w:val="lightGray"/>
         </w:rPr>
         <w:t>‑</w:t>
       </w:r>
       <w:r>
         <w:rPr>
-          <w:b/>
-          <w:sz w:val="14"/>
-          <w:szCs w:val="14"/>
-          <w:shd w:val="clear" w:color="auto" w:fill="B7B7B7"/>
-        </w:rPr>
-        <w:t>5 Mini) at [9/3/2025]</w:t>
+          <w:rFonts w:ascii="Arial" w:eastAsia="Arial" w:hAnsi="Arial" w:cs="Arial"/>
+          <w:color w:val="000000"/>
+          <w:sz w:val="18"/>
+          <w:highlight w:val="lightGray"/>
+        </w:rPr>
+        <w:t xml:space="preserve">5 Mini)] </w:t>
+      </w:r>
+      <w:r>
+        <w:rPr>
+          <w:rFonts w:ascii="Arial" w:eastAsia="Arial" w:hAnsi="Arial" w:cs="Arial"/>
+          <w:b/>
+          <w:color w:val="000000"/>
+          <w:sz w:val="18"/>
+          <w:highlight w:val="lightGray"/>
+        </w:rPr>
+        <w:t>on</w:t>
+      </w:r>
+      <w:r>
+        <w:rPr>
+          <w:rFonts w:ascii="Arial" w:eastAsia="Arial" w:hAnsi="Arial"/>
+          <w:sz w:val="18"/>
+          <w:highlight w:val="lightGray"/>
+        </w:rPr>
+        <w:t xml:space="preserve"> [9/3/2025]</w:t>
       </w:r>
     </w:p>
     <w:p>
@@ -2978,7 +3258,7 @@
     </w:p>
     <w:p>
       <w:r>
-        <w:pict w14:anchorId="31DEC789">
+        <w:pict w14:anchorId="07753FF3">
           <v:rect id="_x0000_i1034" style="width:0;height:1.5pt" o:hralign="center" o:hrstd="t" o:hr="t" fillcolor="#a0a0a0" stroked="f"/>
         </w:pict>
       </w:r>
@@ -3003,64 +3283,89 @@
       </w:pPr>
       <w:r>
         <w:rPr>
-          <w:b/>
-          <w:shd w:val="clear" w:color="auto" w:fill="B7B7B7"/>
-        </w:rPr>
-        <w:t># Source</w:t>
-      </w:r>
-      <w:r>
-        <w:rPr>
-          <w:shd w:val="clear" w:color="auto" w:fill="B7B7B7"/>
-        </w:rPr>
-        <w:t xml:space="preserve">: </w:t>
-      </w:r>
-      <w:r>
-        <w:rPr>
-          <w:b/>
-          <w:shd w:val="clear" w:color="auto" w:fill="B7B7B7"/>
-        </w:rPr>
-        <w:t xml:space="preserve">Chatgpt </w:t>
-      </w:r>
-      <w:r>
-        <w:rPr>
-          <w:b/>
-          <w:sz w:val="14"/>
-          <w:szCs w:val="14"/>
-          <w:shd w:val="clear" w:color="auto" w:fill="B7B7B7"/>
-        </w:rPr>
-        <w:t>(GPT</w:t>
-      </w:r>
-      <w:r>
-        <w:rPr>
-          <w:rFonts w:ascii="Cambria Math" w:hAnsi="Cambria Math" w:cs="Cambria Math"/>
-          <w:b/>
-          <w:sz w:val="14"/>
-          <w:szCs w:val="14"/>
-          <w:shd w:val="clear" w:color="auto" w:fill="B7B7B7"/>
+          <w:rFonts w:ascii="Arial" w:eastAsia="Arial" w:hAnsi="Arial" w:cs="Arial"/>
+          <w:b/>
+          <w:color w:val="000000"/>
+          <w:sz w:val="18"/>
+          <w:highlight w:val="lightGray"/>
+        </w:rPr>
+        <w:t># Source: AI Source: Provided by: [Data Path</w:t>
+      </w:r>
+      <w:r>
+        <w:rPr>
+          <w:rFonts w:ascii="Arial" w:eastAsia="Arial" w:hAnsi="Arial" w:cs="Arial"/>
+          <w:color w:val="000000"/>
+          <w:sz w:val="18"/>
+          <w:highlight w:val="lightGray"/>
+        </w:rPr>
+        <w:t xml:space="preserve">: Persons Table -&gt; ID Column: 1, Name_En Column: Motasem Essam] -&gt; </w:t>
+      </w:r>
+      <w:r>
+        <w:rPr>
+          <w:rFonts w:ascii="Arial" w:eastAsia="Arial" w:hAnsi="Arial" w:cs="Arial"/>
+          <w:b/>
+          <w:color w:val="000000"/>
+          <w:sz w:val="18"/>
+          <w:highlight w:val="lightGray"/>
+        </w:rPr>
+        <w:t>From:</w:t>
+      </w:r>
+      <w:r>
+        <w:rPr>
+          <w:rFonts w:ascii="Arial" w:eastAsia="Arial" w:hAnsi="Arial" w:cs="Arial"/>
+          <w:color w:val="000000"/>
+          <w:sz w:val="18"/>
+          <w:highlight w:val="lightGray"/>
+        </w:rPr>
+        <w:t xml:space="preserve"> [Chatgpt (GPT</w:t>
+      </w:r>
+      <w:r>
+        <w:rPr>
+          <w:rFonts w:ascii="Arial" w:eastAsia="Arial" w:hAnsi="Arial" w:cs="Cambria Math"/>
+          <w:color w:val="000000"/>
+          <w:sz w:val="18"/>
+          <w:highlight w:val="lightGray"/>
         </w:rPr>
         <w:t>‑</w:t>
       </w:r>
       <w:r>
         <w:rPr>
-          <w:b/>
-          <w:sz w:val="14"/>
-          <w:szCs w:val="14"/>
-          <w:shd w:val="clear" w:color="auto" w:fill="B7B7B7"/>
-        </w:rPr>
-        <w:t>5 Mini) at [9/3/2025]</w:t>
-      </w:r>
-    </w:p>
-    <w:p>
-      <w:pPr>
-        <w:rPr>
-          <w:rFonts w:ascii="Roboto Mono" w:hAnsi="Roboto Mono"/>
-        </w:rPr>
-      </w:pPr>
-      <w:r>
-        <w:rPr>
-          <w:rFonts w:ascii="Roboto Mono" w:hAnsi="Roboto Mono"/>
-        </w:rPr>
-        <w:lastRenderedPageBreak/>
+          <w:rFonts w:ascii="Arial" w:eastAsia="Arial" w:hAnsi="Arial" w:cs="Arial"/>
+          <w:color w:val="000000"/>
+          <w:sz w:val="18"/>
+          <w:highlight w:val="lightGray"/>
+        </w:rPr>
+        <w:t xml:space="preserve">5 Mini)] </w:t>
+      </w:r>
+      <w:r>
+        <w:rPr>
+          <w:rFonts w:ascii="Arial" w:eastAsia="Arial" w:hAnsi="Arial" w:cs="Arial"/>
+          <w:b/>
+          <w:color w:val="000000"/>
+          <w:sz w:val="18"/>
+          <w:highlight w:val="lightGray"/>
+        </w:rPr>
+        <w:t>on</w:t>
+      </w:r>
+      <w:r>
+        <w:rPr>
+          <w:rFonts w:ascii="Arial" w:eastAsia="Arial" w:hAnsi="Arial"/>
+          <w:sz w:val="18"/>
+          <w:highlight w:val="lightGray"/>
+        </w:rPr>
+        <w:t xml:space="preserve"> [9/3/2025]</w:t>
+      </w:r>
+    </w:p>
+    <w:p>
+      <w:pPr>
+        <w:rPr>
+          <w:rFonts w:ascii="Roboto Mono" w:hAnsi="Roboto Mono"/>
+        </w:rPr>
+      </w:pPr>
+      <w:r>
+        <w:rPr>
+          <w:rFonts w:ascii="Roboto Mono" w:hAnsi="Roboto Mono"/>
+        </w:rPr>
         <w:t>These are designed to plug into CI/CD pipelines for automated static analysis.</w:t>
       </w:r>
     </w:p>
@@ -3240,7 +3545,7 @@
     </w:p>
     <w:p>
       <w:r>
-        <w:pict w14:anchorId="4A999B86">
+        <w:pict w14:anchorId="38231489">
           <v:rect id="_x0000_i1035" style="width:0;height:1.5pt" o:hralign="center" o:hrstd="t" o:hr="t" fillcolor="#a0a0a0" stroked="f"/>
         </w:pict>
       </w:r>
@@ -3265,51 +3570,77 @@
       </w:pPr>
       <w:r>
         <w:rPr>
-          <w:b/>
-          <w:shd w:val="clear" w:color="auto" w:fill="B7B7B7"/>
-        </w:rPr>
-        <w:t># Source</w:t>
-      </w:r>
-      <w:r>
-        <w:rPr>
-          <w:shd w:val="clear" w:color="auto" w:fill="B7B7B7"/>
-        </w:rPr>
-        <w:t xml:space="preserve">: </w:t>
-      </w:r>
-      <w:r>
-        <w:rPr>
-          <w:b/>
-          <w:shd w:val="clear" w:color="auto" w:fill="B7B7B7"/>
-        </w:rPr>
-        <w:t xml:space="preserve">Chatgpt </w:t>
-      </w:r>
-      <w:r>
-        <w:rPr>
-          <w:b/>
-          <w:sz w:val="14"/>
-          <w:szCs w:val="14"/>
-          <w:shd w:val="clear" w:color="auto" w:fill="B7B7B7"/>
-        </w:rPr>
-        <w:t>(GPT</w:t>
-      </w:r>
-      <w:r>
-        <w:rPr>
-          <w:rFonts w:ascii="Cambria Math" w:hAnsi="Cambria Math" w:cs="Cambria Math"/>
-          <w:b/>
-          <w:sz w:val="14"/>
-          <w:szCs w:val="14"/>
-          <w:shd w:val="clear" w:color="auto" w:fill="B7B7B7"/>
+          <w:rFonts w:ascii="Arial" w:eastAsia="Arial" w:hAnsi="Arial" w:cs="Arial"/>
+          <w:b/>
+          <w:color w:val="000000"/>
+          <w:sz w:val="18"/>
+          <w:highlight w:val="lightGray"/>
+        </w:rPr>
+        <w:t># Source: AI Source: Provided by: [Data Path</w:t>
+      </w:r>
+      <w:r>
+        <w:rPr>
+          <w:rFonts w:ascii="Arial" w:eastAsia="Arial" w:hAnsi="Arial" w:cs="Arial"/>
+          <w:color w:val="000000"/>
+          <w:sz w:val="18"/>
+          <w:highlight w:val="lightGray"/>
+        </w:rPr>
+        <w:t xml:space="preserve">: Persons Table -&gt; ID Column: 1, Name_En Column: Motasem Essam] -&gt; </w:t>
+      </w:r>
+      <w:r>
+        <w:rPr>
+          <w:rFonts w:ascii="Arial" w:eastAsia="Arial" w:hAnsi="Arial" w:cs="Arial"/>
+          <w:b/>
+          <w:color w:val="000000"/>
+          <w:sz w:val="18"/>
+          <w:highlight w:val="lightGray"/>
+        </w:rPr>
+        <w:t>From:</w:t>
+      </w:r>
+      <w:r>
+        <w:rPr>
+          <w:rFonts w:ascii="Arial" w:eastAsia="Arial" w:hAnsi="Arial" w:cs="Arial"/>
+          <w:color w:val="000000"/>
+          <w:sz w:val="18"/>
+          <w:highlight w:val="lightGray"/>
+        </w:rPr>
+        <w:t xml:space="preserve"> [Chatgpt (GPT</w:t>
+      </w:r>
+      <w:r>
+        <w:rPr>
+          <w:rFonts w:ascii="Arial" w:eastAsia="Arial" w:hAnsi="Arial" w:cs="Cambria Math"/>
+          <w:color w:val="000000"/>
+          <w:sz w:val="18"/>
+          <w:highlight w:val="lightGray"/>
         </w:rPr>
         <w:t>‑</w:t>
       </w:r>
       <w:r>
         <w:rPr>
-          <w:b/>
-          <w:sz w:val="14"/>
-          <w:szCs w:val="14"/>
-          <w:shd w:val="clear" w:color="auto" w:fill="B7B7B7"/>
-        </w:rPr>
-        <w:t>5 Mini) at [9/3/2025]</w:t>
+          <w:rFonts w:ascii="Arial" w:eastAsia="Arial" w:hAnsi="Arial" w:cs="Arial"/>
+          <w:color w:val="000000"/>
+          <w:sz w:val="18"/>
+          <w:highlight w:val="lightGray"/>
+        </w:rPr>
+        <w:t xml:space="preserve">5 Mini)] </w:t>
+      </w:r>
+      <w:r>
+        <w:rPr>
+          <w:rFonts w:ascii="Arial" w:eastAsia="Arial" w:hAnsi="Arial" w:cs="Arial"/>
+          <w:b/>
+          <w:color w:val="000000"/>
+          <w:sz w:val="18"/>
+          <w:highlight w:val="lightGray"/>
+        </w:rPr>
+        <w:t>on</w:t>
+      </w:r>
+      <w:r>
+        <w:rPr>
+          <w:rFonts w:ascii="Arial" w:eastAsia="Arial" w:hAnsi="Arial"/>
+          <w:sz w:val="18"/>
+          <w:highlight w:val="lightGray"/>
+        </w:rPr>
+        <w:t xml:space="preserve"> [9/3/2025]</w:t>
       </w:r>
     </w:p>
     <w:p>
@@ -3409,7 +3740,6 @@
         <w:rPr>
           <w:rFonts w:ascii="Roboto Mono" w:hAnsi="Roboto Mono"/>
         </w:rPr>
-        <w:lastRenderedPageBreak/>
         <w:t>Example: In an Android app, Lint may flag that a string resource exists in English but not in Arabic, causing missing UI text.</w:t>
       </w:r>
     </w:p>
@@ -3502,7 +3832,7 @@
     </w:p>
     <w:p>
       <w:r>
-        <w:pict w14:anchorId="01F04BD6">
+        <w:pict w14:anchorId="34D79BA5">
           <v:rect id="_x0000_i1036" style="width:0;height:1.5pt" o:hralign="center" o:hrstd="t" o:hr="t" fillcolor="#a0a0a0" stroked="f"/>
         </w:pict>
       </w:r>
@@ -3527,51 +3857,77 @@
       </w:pPr>
       <w:r>
         <w:rPr>
-          <w:b/>
-          <w:shd w:val="clear" w:color="auto" w:fill="B7B7B7"/>
-        </w:rPr>
-        <w:t># Source</w:t>
-      </w:r>
-      <w:r>
-        <w:rPr>
-          <w:shd w:val="clear" w:color="auto" w:fill="B7B7B7"/>
-        </w:rPr>
-        <w:t xml:space="preserve">: </w:t>
-      </w:r>
-      <w:r>
-        <w:rPr>
-          <w:b/>
-          <w:shd w:val="clear" w:color="auto" w:fill="B7B7B7"/>
-        </w:rPr>
-        <w:t xml:space="preserve">Chatgpt </w:t>
-      </w:r>
-      <w:r>
-        <w:rPr>
-          <w:b/>
-          <w:sz w:val="14"/>
-          <w:szCs w:val="14"/>
-          <w:shd w:val="clear" w:color="auto" w:fill="B7B7B7"/>
-        </w:rPr>
-        <w:t>(GPT</w:t>
-      </w:r>
-      <w:r>
-        <w:rPr>
-          <w:rFonts w:ascii="Cambria Math" w:hAnsi="Cambria Math" w:cs="Cambria Math"/>
-          <w:b/>
-          <w:sz w:val="14"/>
-          <w:szCs w:val="14"/>
-          <w:shd w:val="clear" w:color="auto" w:fill="B7B7B7"/>
+          <w:rFonts w:ascii="Arial" w:eastAsia="Arial" w:hAnsi="Arial" w:cs="Arial"/>
+          <w:b/>
+          <w:color w:val="000000"/>
+          <w:sz w:val="18"/>
+          <w:highlight w:val="lightGray"/>
+        </w:rPr>
+        <w:t># Source: AI Source: Provided by: [Data Path</w:t>
+      </w:r>
+      <w:r>
+        <w:rPr>
+          <w:rFonts w:ascii="Arial" w:eastAsia="Arial" w:hAnsi="Arial" w:cs="Arial"/>
+          <w:color w:val="000000"/>
+          <w:sz w:val="18"/>
+          <w:highlight w:val="lightGray"/>
+        </w:rPr>
+        <w:t xml:space="preserve">: Persons Table -&gt; ID Column: 1, Name_En Column: Motasem Essam] -&gt; </w:t>
+      </w:r>
+      <w:r>
+        <w:rPr>
+          <w:rFonts w:ascii="Arial" w:eastAsia="Arial" w:hAnsi="Arial" w:cs="Arial"/>
+          <w:b/>
+          <w:color w:val="000000"/>
+          <w:sz w:val="18"/>
+          <w:highlight w:val="lightGray"/>
+        </w:rPr>
+        <w:t>From:</w:t>
+      </w:r>
+      <w:r>
+        <w:rPr>
+          <w:rFonts w:ascii="Arial" w:eastAsia="Arial" w:hAnsi="Arial" w:cs="Arial"/>
+          <w:color w:val="000000"/>
+          <w:sz w:val="18"/>
+          <w:highlight w:val="lightGray"/>
+        </w:rPr>
+        <w:t xml:space="preserve"> [Chatgpt (GPT</w:t>
+      </w:r>
+      <w:r>
+        <w:rPr>
+          <w:rFonts w:ascii="Arial" w:eastAsia="Arial" w:hAnsi="Arial" w:cs="Cambria Math"/>
+          <w:color w:val="000000"/>
+          <w:sz w:val="18"/>
+          <w:highlight w:val="lightGray"/>
         </w:rPr>
         <w:t>‑</w:t>
       </w:r>
       <w:r>
         <w:rPr>
-          <w:b/>
-          <w:sz w:val="14"/>
-          <w:szCs w:val="14"/>
-          <w:shd w:val="clear" w:color="auto" w:fill="B7B7B7"/>
-        </w:rPr>
-        <w:t>5 Mini) at [9/3/2025]</w:t>
+          <w:rFonts w:ascii="Arial" w:eastAsia="Arial" w:hAnsi="Arial" w:cs="Arial"/>
+          <w:color w:val="000000"/>
+          <w:sz w:val="18"/>
+          <w:highlight w:val="lightGray"/>
+        </w:rPr>
+        <w:t xml:space="preserve">5 Mini)] </w:t>
+      </w:r>
+      <w:r>
+        <w:rPr>
+          <w:rFonts w:ascii="Arial" w:eastAsia="Arial" w:hAnsi="Arial" w:cs="Arial"/>
+          <w:b/>
+          <w:color w:val="000000"/>
+          <w:sz w:val="18"/>
+          <w:highlight w:val="lightGray"/>
+        </w:rPr>
+        <w:t>on</w:t>
+      </w:r>
+      <w:r>
+        <w:rPr>
+          <w:rFonts w:ascii="Arial" w:eastAsia="Arial" w:hAnsi="Arial"/>
+          <w:sz w:val="18"/>
+          <w:highlight w:val="lightGray"/>
+        </w:rPr>
+        <w:t xml:space="preserve"> [9/3/2025]</w:t>
       </w:r>
     </w:p>
     <w:p>
@@ -3741,7 +4097,6 @@
         <w:rPr>
           <w:rFonts w:ascii="Roboto Mono" w:hAnsi="Roboto Mono"/>
         </w:rPr>
-        <w:lastRenderedPageBreak/>
         <w:t>Checks for deadlocks, race conditions in system models.</w:t>
       </w:r>
     </w:p>
@@ -3764,7 +4119,7 @@
     </w:p>
     <w:p>
       <w:r>
-        <w:pict w14:anchorId="7A99F049">
+        <w:pict w14:anchorId="4E7AD48B">
           <v:rect id="_x0000_i1037" style="width:0;height:1.5pt" o:hralign="center" o:hrstd="t" o:hr="t" fillcolor="#a0a0a0" stroked="f"/>
         </w:pict>
       </w:r>
@@ -3798,51 +4153,77 @@
       </w:pPr>
       <w:r>
         <w:rPr>
-          <w:b/>
-          <w:shd w:val="clear" w:color="auto" w:fill="B7B7B7"/>
-        </w:rPr>
-        <w:t># Source</w:t>
-      </w:r>
-      <w:r>
-        <w:rPr>
-          <w:shd w:val="clear" w:color="auto" w:fill="B7B7B7"/>
-        </w:rPr>
-        <w:t xml:space="preserve">: </w:t>
-      </w:r>
-      <w:r>
-        <w:rPr>
-          <w:b/>
-          <w:shd w:val="clear" w:color="auto" w:fill="B7B7B7"/>
-        </w:rPr>
-        <w:t xml:space="preserve">Chatgpt </w:t>
-      </w:r>
-      <w:r>
-        <w:rPr>
-          <w:b/>
-          <w:sz w:val="14"/>
-          <w:szCs w:val="14"/>
-          <w:shd w:val="clear" w:color="auto" w:fill="B7B7B7"/>
-        </w:rPr>
-        <w:t>(GPT</w:t>
-      </w:r>
-      <w:r>
-        <w:rPr>
-          <w:rFonts w:ascii="Cambria Math" w:hAnsi="Cambria Math" w:cs="Cambria Math"/>
-          <w:b/>
-          <w:sz w:val="14"/>
-          <w:szCs w:val="14"/>
-          <w:shd w:val="clear" w:color="auto" w:fill="B7B7B7"/>
+          <w:rFonts w:ascii="Arial" w:eastAsia="Arial" w:hAnsi="Arial" w:cs="Arial"/>
+          <w:b/>
+          <w:color w:val="000000"/>
+          <w:sz w:val="18"/>
+          <w:highlight w:val="lightGray"/>
+        </w:rPr>
+        <w:t># Source: AI Source: Provided by: [Data Path</w:t>
+      </w:r>
+      <w:r>
+        <w:rPr>
+          <w:rFonts w:ascii="Arial" w:eastAsia="Arial" w:hAnsi="Arial" w:cs="Arial"/>
+          <w:color w:val="000000"/>
+          <w:sz w:val="18"/>
+          <w:highlight w:val="lightGray"/>
+        </w:rPr>
+        <w:t xml:space="preserve">: Persons Table -&gt; ID Column: 1, Name_En Column: Motasem Essam] -&gt; </w:t>
+      </w:r>
+      <w:r>
+        <w:rPr>
+          <w:rFonts w:ascii="Arial" w:eastAsia="Arial" w:hAnsi="Arial" w:cs="Arial"/>
+          <w:b/>
+          <w:color w:val="000000"/>
+          <w:sz w:val="18"/>
+          <w:highlight w:val="lightGray"/>
+        </w:rPr>
+        <w:t>From:</w:t>
+      </w:r>
+      <w:r>
+        <w:rPr>
+          <w:rFonts w:ascii="Arial" w:eastAsia="Arial" w:hAnsi="Arial" w:cs="Arial"/>
+          <w:color w:val="000000"/>
+          <w:sz w:val="18"/>
+          <w:highlight w:val="lightGray"/>
+        </w:rPr>
+        <w:t xml:space="preserve"> [Chatgpt (GPT</w:t>
+      </w:r>
+      <w:r>
+        <w:rPr>
+          <w:rFonts w:ascii="Arial" w:eastAsia="Arial" w:hAnsi="Arial" w:cs="Cambria Math"/>
+          <w:color w:val="000000"/>
+          <w:sz w:val="18"/>
+          <w:highlight w:val="lightGray"/>
         </w:rPr>
         <w:t>‑</w:t>
       </w:r>
       <w:r>
         <w:rPr>
-          <w:b/>
-          <w:sz w:val="14"/>
-          <w:szCs w:val="14"/>
-          <w:shd w:val="clear" w:color="auto" w:fill="B7B7B7"/>
-        </w:rPr>
-        <w:t>5 Mini) at [9/3/2025]</w:t>
+          <w:rFonts w:ascii="Arial" w:eastAsia="Arial" w:hAnsi="Arial" w:cs="Arial"/>
+          <w:color w:val="000000"/>
+          <w:sz w:val="18"/>
+          <w:highlight w:val="lightGray"/>
+        </w:rPr>
+        <w:t xml:space="preserve">5 Mini)] </w:t>
+      </w:r>
+      <w:r>
+        <w:rPr>
+          <w:rFonts w:ascii="Arial" w:eastAsia="Arial" w:hAnsi="Arial" w:cs="Arial"/>
+          <w:b/>
+          <w:color w:val="000000"/>
+          <w:sz w:val="18"/>
+          <w:highlight w:val="lightGray"/>
+        </w:rPr>
+        <w:t>on</w:t>
+      </w:r>
+      <w:r>
+        <w:rPr>
+          <w:rFonts w:ascii="Arial" w:eastAsia="Arial" w:hAnsi="Arial"/>
+          <w:sz w:val="18"/>
+          <w:highlight w:val="lightGray"/>
+        </w:rPr>
+        <w:t xml:space="preserve"> [9/3/2025]</w:t>
       </w:r>
     </w:p>
     <w:p>
@@ -3857,7 +4238,7 @@
           <w:noProof/>
         </w:rPr>
         <w:drawing>
-          <wp:inline distT="0" distB="0" distL="0" distR="0" wp14:anchorId="68959B2E" wp14:editId="4E6F265A">
+          <wp:inline distT="0" distB="0" distL="0" distR="0" wp14:anchorId="7E924053" wp14:editId="4BBAA6C3">
             <wp:extent cx="5943600" cy="5735955"/>
             <wp:effectExtent l="0" t="0" r="0" b="0"/>
             <wp:docPr id="675106661" name="Picture 1"/>
@@ -3935,7 +4316,6 @@
                 <w:b/>
                 <w:bCs/>
               </w:rPr>
-              <w:lastRenderedPageBreak/>
               <w:t>Tool</w:t>
             </w:r>
           </w:p>
@@ -5048,7 +5428,7 @@
     </w:tbl>
     <w:p>
       <w:r>
-        <w:pict w14:anchorId="7EA40C6A">
+        <w:pict w14:anchorId="5938BCE6">
           <v:rect id="_x0000_i1038" style="width:0;height:1.5pt" o:hralign="center" o:hrstd="t" o:hr="t" fillcolor="#a0a0a0" stroked="f"/>
         </w:pict>
       </w:r>
@@ -5062,7 +5442,6 @@
         <w:rPr>
           <w:rFonts w:ascii="Segoe UI Emoji" w:hAnsi="Segoe UI Emoji" w:cs="Segoe UI Emoji"/>
         </w:rPr>
-        <w:lastRenderedPageBreak/>
         <w:t>✅</w:t>
       </w:r>
       <w:r>
@@ -5078,93 +5457,91 @@
       </w:pPr>
       <w:r>
         <w:rPr>
-          <w:b/>
-          <w:shd w:val="clear" w:color="auto" w:fill="B7B7B7"/>
-        </w:rPr>
-        <w:t># Source</w:t>
-      </w:r>
-      <w:r>
-        <w:rPr>
-          <w:shd w:val="clear" w:color="auto" w:fill="B7B7B7"/>
-        </w:rPr>
-        <w:t xml:space="preserve">: </w:t>
-      </w:r>
-      <w:r>
-        <w:rPr>
-          <w:b/>
-          <w:shd w:val="clear" w:color="auto" w:fill="B7B7B7"/>
-        </w:rPr>
-        <w:t xml:space="preserve">Chatgpt </w:t>
-      </w:r>
-      <w:r>
-        <w:rPr>
-          <w:b/>
-          <w:sz w:val="14"/>
-          <w:szCs w:val="14"/>
-          <w:shd w:val="clear" w:color="auto" w:fill="B7B7B7"/>
-        </w:rPr>
-        <w:t>(GPT</w:t>
-      </w:r>
-      <w:r>
-        <w:rPr>
-          <w:rFonts w:ascii="Cambria Math" w:hAnsi="Cambria Math" w:cs="Cambria Math"/>
-          <w:b/>
-          <w:sz w:val="14"/>
-          <w:szCs w:val="14"/>
-          <w:shd w:val="clear" w:color="auto" w:fill="B7B7B7"/>
+          <w:rFonts w:ascii="Arial" w:eastAsia="Arial" w:hAnsi="Arial" w:cs="Arial"/>
+          <w:b/>
+          <w:color w:val="000000"/>
+          <w:sz w:val="18"/>
+          <w:highlight w:val="lightGray"/>
+        </w:rPr>
+        <w:t># Source: AI Source: Provided by: [Data Path</w:t>
+      </w:r>
+      <w:r>
+        <w:rPr>
+          <w:rFonts w:ascii="Arial" w:eastAsia="Arial" w:hAnsi="Arial" w:cs="Arial"/>
+          <w:color w:val="000000"/>
+          <w:sz w:val="18"/>
+          <w:highlight w:val="lightGray"/>
+        </w:rPr>
+        <w:t xml:space="preserve">: Persons Table -&gt; ID Column: 1, Name_En Column: Motasem Essam] -&gt; </w:t>
+      </w:r>
+      <w:r>
+        <w:rPr>
+          <w:rFonts w:ascii="Arial" w:eastAsia="Arial" w:hAnsi="Arial" w:cs="Arial"/>
+          <w:b/>
+          <w:color w:val="000000"/>
+          <w:sz w:val="18"/>
+          <w:highlight w:val="lightGray"/>
+        </w:rPr>
+        <w:t>From:</w:t>
+      </w:r>
+      <w:r>
+        <w:rPr>
+          <w:rFonts w:ascii="Arial" w:eastAsia="Arial" w:hAnsi="Arial" w:cs="Arial"/>
+          <w:color w:val="000000"/>
+          <w:sz w:val="18"/>
+          <w:highlight w:val="lightGray"/>
+        </w:rPr>
+        <w:t xml:space="preserve"> [Chatgpt (GPT</w:t>
+      </w:r>
+      <w:r>
+        <w:rPr>
+          <w:rFonts w:ascii="Arial" w:eastAsia="Arial" w:hAnsi="Arial" w:cs="Cambria Math"/>
+          <w:color w:val="000000"/>
+          <w:sz w:val="18"/>
+          <w:highlight w:val="lightGray"/>
         </w:rPr>
         <w:t>‑</w:t>
       </w:r>
       <w:r>
         <w:rPr>
-          <w:b/>
-          <w:sz w:val="14"/>
-          <w:szCs w:val="14"/>
-          <w:shd w:val="clear" w:color="auto" w:fill="B7B7B7"/>
-        </w:rPr>
-        <w:t>5 Mini) at [9/3/2025]</w:t>
-      </w:r>
-      <w:r>
+          <w:rFonts w:ascii="Arial" w:eastAsia="Arial" w:hAnsi="Arial" w:cs="Arial"/>
+          <w:color w:val="000000"/>
+          <w:sz w:val="18"/>
+          <w:highlight w:val="lightGray"/>
+        </w:rPr>
+        <w:t xml:space="preserve">5 Mini)] </w:t>
+      </w:r>
+      <w:r>
+        <w:rPr>
+          <w:rFonts w:ascii="Arial" w:eastAsia="Arial" w:hAnsi="Arial" w:cs="Arial"/>
+          <w:b/>
+          <w:color w:val="000000"/>
+          <w:sz w:val="18"/>
+          <w:highlight w:val="lightGray"/>
+        </w:rPr>
+        <w:t>on</w:t>
+      </w:r>
+      <w:r>
+        <w:rPr>
+          <w:rFonts w:ascii="Arial" w:eastAsia="Arial" w:hAnsi="Arial"/>
+          <w:sz w:val="18"/>
+          <w:highlight w:val="lightGray"/>
+        </w:rPr>
+        <w:t xml:space="preserve"> [9/3/2025]</w:t>
+      </w:r>
+      <w:r>
+        <w:rPr>
+          <w:rFonts w:ascii="Arial" w:eastAsia="Arial" w:hAnsi="Arial"/>
+          <w:sz w:val="18"/>
+          <w:highlight w:val="lightGray"/>
+        </w:rPr>
         <w:br/>
-      </w:r>
-      <w:r>
-        <w:rPr>
-          <w:rFonts w:ascii="Roboto Mono" w:hAnsi="Roboto Mono"/>
-        </w:rPr>
-        <w:t xml:space="preserve">Static Analysis Tools = automated checkers that analyze </w:t>
-      </w:r>
-      <w:r>
-        <w:rPr>
-          <w:rFonts w:ascii="Roboto Mono" w:hAnsi="Roboto Mono"/>
-          <w:b/>
-          <w:bCs/>
-        </w:rPr>
-        <w:t>without execution</w:t>
-      </w:r>
-      <w:r>
-        <w:rPr>
-          <w:rFonts w:ascii="Roboto Mono" w:hAnsi="Roboto Mono"/>
-        </w:rPr>
-        <w:t xml:space="preserve">, applying </w:t>
-      </w:r>
-      <w:r>
-        <w:rPr>
-          <w:rFonts w:ascii="Roboto Mono" w:hAnsi="Roboto Mono"/>
-          <w:b/>
-          <w:bCs/>
-        </w:rPr>
-        <w:t>rules, standards, and best practices</w:t>
-      </w:r>
-      <w:r>
-        <w:rPr>
-          <w:rFonts w:ascii="Roboto Mono" w:hAnsi="Roboto Mono"/>
-        </w:rPr>
-        <w:t xml:space="preserve"> to ensure quality, security, and clarity.</w:t>
-      </w:r>
-    </w:p>
-    <w:p>
-      <w:r>
-        <w:pict w14:anchorId="767D4500">
+        <w:t>Static Analysis Tools = automated checkers that analyze without execution, applying rules, standards, and best practices to ensure quality, security, and clarity.</w:t>
+      </w:r>
+    </w:p>
+    <w:p>
+      <w:r>
+        <w:pict w14:anchorId="70B3ACAD">
           <v:rect id="_x0000_i1039" style="width:0;height:1.5pt" o:hralign="center" o:hrstd="t" o:hr="t" fillcolor="#a0a0a0" stroked="f"/>
         </w:pict>
       </w:r>
@@ -5203,51 +5580,77 @@
       </w:pPr>
       <w:r>
         <w:rPr>
-          <w:b/>
-          <w:shd w:val="clear" w:color="auto" w:fill="B7B7B7"/>
-        </w:rPr>
-        <w:t># Source</w:t>
-      </w:r>
-      <w:r>
-        <w:rPr>
-          <w:shd w:val="clear" w:color="auto" w:fill="B7B7B7"/>
-        </w:rPr>
-        <w:t xml:space="preserve">: </w:t>
-      </w:r>
-      <w:r>
-        <w:rPr>
-          <w:b/>
-          <w:shd w:val="clear" w:color="auto" w:fill="B7B7B7"/>
-        </w:rPr>
-        <w:t xml:space="preserve">Chatgpt </w:t>
-      </w:r>
-      <w:r>
-        <w:rPr>
-          <w:b/>
-          <w:sz w:val="14"/>
-          <w:szCs w:val="14"/>
-          <w:shd w:val="clear" w:color="auto" w:fill="B7B7B7"/>
-        </w:rPr>
-        <w:t>(GPT</w:t>
-      </w:r>
-      <w:r>
-        <w:rPr>
-          <w:rFonts w:ascii="Cambria Math" w:hAnsi="Cambria Math" w:cs="Cambria Math"/>
-          <w:b/>
-          <w:sz w:val="14"/>
-          <w:szCs w:val="14"/>
-          <w:shd w:val="clear" w:color="auto" w:fill="B7B7B7"/>
+          <w:rFonts w:ascii="Arial" w:eastAsia="Arial" w:hAnsi="Arial" w:cs="Arial"/>
+          <w:b/>
+          <w:color w:val="000000"/>
+          <w:sz w:val="18"/>
+          <w:highlight w:val="lightGray"/>
+        </w:rPr>
+        <w:t># Source: AI Source: Provided by: [Data Path</w:t>
+      </w:r>
+      <w:r>
+        <w:rPr>
+          <w:rFonts w:ascii="Arial" w:eastAsia="Arial" w:hAnsi="Arial" w:cs="Arial"/>
+          <w:color w:val="000000"/>
+          <w:sz w:val="18"/>
+          <w:highlight w:val="lightGray"/>
+        </w:rPr>
+        <w:t xml:space="preserve">: Persons Table -&gt; ID Column: 1, Name_En Column: Motasem Essam] -&gt; </w:t>
+      </w:r>
+      <w:r>
+        <w:rPr>
+          <w:rFonts w:ascii="Arial" w:eastAsia="Arial" w:hAnsi="Arial" w:cs="Arial"/>
+          <w:b/>
+          <w:color w:val="000000"/>
+          <w:sz w:val="18"/>
+          <w:highlight w:val="lightGray"/>
+        </w:rPr>
+        <w:t>From:</w:t>
+      </w:r>
+      <w:r>
+        <w:rPr>
+          <w:rFonts w:ascii="Arial" w:eastAsia="Arial" w:hAnsi="Arial" w:cs="Arial"/>
+          <w:color w:val="000000"/>
+          <w:sz w:val="18"/>
+          <w:highlight w:val="lightGray"/>
+        </w:rPr>
+        <w:t xml:space="preserve"> [Chatgpt (GPT</w:t>
+      </w:r>
+      <w:r>
+        <w:rPr>
+          <w:rFonts w:ascii="Arial" w:eastAsia="Arial" w:hAnsi="Arial" w:cs="Cambria Math"/>
+          <w:color w:val="000000"/>
+          <w:sz w:val="18"/>
+          <w:highlight w:val="lightGray"/>
         </w:rPr>
         <w:t>‑</w:t>
       </w:r>
       <w:r>
         <w:rPr>
-          <w:b/>
-          <w:sz w:val="14"/>
-          <w:szCs w:val="14"/>
-          <w:shd w:val="clear" w:color="auto" w:fill="B7B7B7"/>
-        </w:rPr>
-        <w:t>5 Mini) at [9/3/2025]</w:t>
+          <w:rFonts w:ascii="Arial" w:eastAsia="Arial" w:hAnsi="Arial" w:cs="Arial"/>
+          <w:color w:val="000000"/>
+          <w:sz w:val="18"/>
+          <w:highlight w:val="lightGray"/>
+        </w:rPr>
+        <w:t xml:space="preserve">5 Mini)] </w:t>
+      </w:r>
+      <w:r>
+        <w:rPr>
+          <w:rFonts w:ascii="Arial" w:eastAsia="Arial" w:hAnsi="Arial" w:cs="Arial"/>
+          <w:b/>
+          <w:color w:val="000000"/>
+          <w:sz w:val="18"/>
+          <w:highlight w:val="lightGray"/>
+        </w:rPr>
+        <w:t>on</w:t>
+      </w:r>
+      <w:r>
+        <w:rPr>
+          <w:rFonts w:ascii="Arial" w:eastAsia="Arial" w:hAnsi="Arial"/>
+          <w:sz w:val="18"/>
+          <w:highlight w:val="lightGray"/>
+        </w:rPr>
+        <w:t xml:space="preserve"> [9/3/2025]</w:t>
       </w:r>
     </w:p>
     <w:p>
@@ -5374,7 +5777,7 @@
     </w:p>
     <w:p>
       <w:r>
-        <w:pict w14:anchorId="3ECD1300">
+        <w:pict w14:anchorId="37F462FB">
           <v:rect id="_x0000_i1040" style="width:0;height:1.5pt" o:hralign="center" o:hrstd="t" o:hr="t" fillcolor="#a0a0a0" stroked="f"/>
         </w:pict>
       </w:r>
@@ -5384,7 +5787,6 @@
         <w:pStyle w:val="Heading4"/>
       </w:pPr>
       <w:r>
-        <w:lastRenderedPageBreak/>
         <w:t>1. Detecting Unused Variables</w:t>
       </w:r>
     </w:p>
@@ -5394,51 +5796,77 @@
       </w:pPr>
       <w:r>
         <w:rPr>
-          <w:b/>
-          <w:shd w:val="clear" w:color="auto" w:fill="B7B7B7"/>
-        </w:rPr>
-        <w:t># Source</w:t>
-      </w:r>
-      <w:r>
-        <w:rPr>
-          <w:shd w:val="clear" w:color="auto" w:fill="B7B7B7"/>
-        </w:rPr>
-        <w:t xml:space="preserve">: </w:t>
-      </w:r>
-      <w:r>
-        <w:rPr>
-          <w:b/>
-          <w:shd w:val="clear" w:color="auto" w:fill="B7B7B7"/>
-        </w:rPr>
-        <w:t xml:space="preserve">Chatgpt </w:t>
-      </w:r>
-      <w:r>
-        <w:rPr>
-          <w:b/>
-          <w:sz w:val="14"/>
-          <w:szCs w:val="14"/>
-          <w:shd w:val="clear" w:color="auto" w:fill="B7B7B7"/>
-        </w:rPr>
-        <w:t>(GPT</w:t>
-      </w:r>
-      <w:r>
-        <w:rPr>
-          <w:rFonts w:ascii="Cambria Math" w:hAnsi="Cambria Math" w:cs="Cambria Math"/>
-          <w:b/>
-          <w:sz w:val="14"/>
-          <w:szCs w:val="14"/>
-          <w:shd w:val="clear" w:color="auto" w:fill="B7B7B7"/>
+          <w:rFonts w:ascii="Arial" w:eastAsia="Arial" w:hAnsi="Arial" w:cs="Arial"/>
+          <w:b/>
+          <w:color w:val="000000"/>
+          <w:sz w:val="18"/>
+          <w:highlight w:val="lightGray"/>
+        </w:rPr>
+        <w:t># Source: AI Source: Provided by: [Data Path</w:t>
+      </w:r>
+      <w:r>
+        <w:rPr>
+          <w:rFonts w:ascii="Arial" w:eastAsia="Arial" w:hAnsi="Arial" w:cs="Arial"/>
+          <w:color w:val="000000"/>
+          <w:sz w:val="18"/>
+          <w:highlight w:val="lightGray"/>
+        </w:rPr>
+        <w:t xml:space="preserve">: Persons Table -&gt; ID Column: 1, Name_En Column: Motasem Essam] -&gt; </w:t>
+      </w:r>
+      <w:r>
+        <w:rPr>
+          <w:rFonts w:ascii="Arial" w:eastAsia="Arial" w:hAnsi="Arial" w:cs="Arial"/>
+          <w:b/>
+          <w:color w:val="000000"/>
+          <w:sz w:val="18"/>
+          <w:highlight w:val="lightGray"/>
+        </w:rPr>
+        <w:t>From:</w:t>
+      </w:r>
+      <w:r>
+        <w:rPr>
+          <w:rFonts w:ascii="Arial" w:eastAsia="Arial" w:hAnsi="Arial" w:cs="Arial"/>
+          <w:color w:val="000000"/>
+          <w:sz w:val="18"/>
+          <w:highlight w:val="lightGray"/>
+        </w:rPr>
+        <w:t xml:space="preserve"> [Chatgpt (GPT</w:t>
+      </w:r>
+      <w:r>
+        <w:rPr>
+          <w:rFonts w:ascii="Arial" w:eastAsia="Arial" w:hAnsi="Arial" w:cs="Cambria Math"/>
+          <w:color w:val="000000"/>
+          <w:sz w:val="18"/>
+          <w:highlight w:val="lightGray"/>
         </w:rPr>
         <w:t>‑</w:t>
       </w:r>
       <w:r>
         <w:rPr>
-          <w:b/>
-          <w:sz w:val="14"/>
-          <w:szCs w:val="14"/>
-          <w:shd w:val="clear" w:color="auto" w:fill="B7B7B7"/>
-        </w:rPr>
-        <w:t>5 Mini) at [9/3/2025]</w:t>
+          <w:rFonts w:ascii="Arial" w:eastAsia="Arial" w:hAnsi="Arial" w:cs="Arial"/>
+          <w:color w:val="000000"/>
+          <w:sz w:val="18"/>
+          <w:highlight w:val="lightGray"/>
+        </w:rPr>
+        <w:t xml:space="preserve">5 Mini)] </w:t>
+      </w:r>
+      <w:r>
+        <w:rPr>
+          <w:rFonts w:ascii="Arial" w:eastAsia="Arial" w:hAnsi="Arial" w:cs="Arial"/>
+          <w:b/>
+          <w:color w:val="000000"/>
+          <w:sz w:val="18"/>
+          <w:highlight w:val="lightGray"/>
+        </w:rPr>
+        <w:t>on</w:t>
+      </w:r>
+      <w:r>
+        <w:rPr>
+          <w:rFonts w:ascii="Arial" w:eastAsia="Arial" w:hAnsi="Arial"/>
+          <w:sz w:val="18"/>
+          <w:highlight w:val="lightGray"/>
+        </w:rPr>
+        <w:t xml:space="preserve"> [9/3/2025]</w:t>
       </w:r>
     </w:p>
     <w:p>
@@ -5465,7 +5893,7 @@
           <w:noProof/>
         </w:rPr>
         <w:drawing>
-          <wp:inline distT="0" distB="0" distL="0" distR="0" wp14:anchorId="191F2117" wp14:editId="5A453364">
+          <wp:inline distT="0" distB="0" distL="0" distR="0" wp14:anchorId="529C755C" wp14:editId="574F2130">
             <wp:extent cx="5943600" cy="1430020"/>
             <wp:effectExtent l="0" t="0" r="0" b="0"/>
             <wp:docPr id="1749124775" name="Picture 1"/>
@@ -5661,7 +6089,7 @@
     </w:p>
     <w:p>
       <w:r>
-        <w:pict w14:anchorId="5C5EC688">
+        <w:pict w14:anchorId="35861405">
           <v:rect id="_x0000_i1041" style="width:0;height:1.5pt" o:hralign="center" o:hrstd="t" o:hr="t" fillcolor="#a0a0a0" stroked="f"/>
         </w:pict>
       </w:r>
@@ -5680,51 +6108,77 @@
       </w:pPr>
       <w:r>
         <w:rPr>
-          <w:b/>
-          <w:shd w:val="clear" w:color="auto" w:fill="B7B7B7"/>
-        </w:rPr>
-        <w:t># Source</w:t>
-      </w:r>
-      <w:r>
-        <w:rPr>
-          <w:shd w:val="clear" w:color="auto" w:fill="B7B7B7"/>
-        </w:rPr>
-        <w:t xml:space="preserve">: </w:t>
-      </w:r>
-      <w:r>
-        <w:rPr>
-          <w:b/>
-          <w:shd w:val="clear" w:color="auto" w:fill="B7B7B7"/>
-        </w:rPr>
-        <w:t xml:space="preserve">Chatgpt </w:t>
-      </w:r>
-      <w:r>
-        <w:rPr>
-          <w:b/>
-          <w:sz w:val="14"/>
-          <w:szCs w:val="14"/>
-          <w:shd w:val="clear" w:color="auto" w:fill="B7B7B7"/>
-        </w:rPr>
-        <w:t>(GPT</w:t>
-      </w:r>
-      <w:r>
-        <w:rPr>
-          <w:rFonts w:ascii="Cambria Math" w:hAnsi="Cambria Math" w:cs="Cambria Math"/>
-          <w:b/>
-          <w:sz w:val="14"/>
-          <w:szCs w:val="14"/>
-          <w:shd w:val="clear" w:color="auto" w:fill="B7B7B7"/>
+          <w:rFonts w:ascii="Arial" w:eastAsia="Arial" w:hAnsi="Arial" w:cs="Arial"/>
+          <w:b/>
+          <w:color w:val="000000"/>
+          <w:sz w:val="18"/>
+          <w:highlight w:val="lightGray"/>
+        </w:rPr>
+        <w:t># Source: AI Source: Provided by: [Data Path</w:t>
+      </w:r>
+      <w:r>
+        <w:rPr>
+          <w:rFonts w:ascii="Arial" w:eastAsia="Arial" w:hAnsi="Arial" w:cs="Arial"/>
+          <w:color w:val="000000"/>
+          <w:sz w:val="18"/>
+          <w:highlight w:val="lightGray"/>
+        </w:rPr>
+        <w:t xml:space="preserve">: Persons Table -&gt; ID Column: 1, Name_En Column: Motasem Essam] -&gt; </w:t>
+      </w:r>
+      <w:r>
+        <w:rPr>
+          <w:rFonts w:ascii="Arial" w:eastAsia="Arial" w:hAnsi="Arial" w:cs="Arial"/>
+          <w:b/>
+          <w:color w:val="000000"/>
+          <w:sz w:val="18"/>
+          <w:highlight w:val="lightGray"/>
+        </w:rPr>
+        <w:t>From:</w:t>
+      </w:r>
+      <w:r>
+        <w:rPr>
+          <w:rFonts w:ascii="Arial" w:eastAsia="Arial" w:hAnsi="Arial" w:cs="Arial"/>
+          <w:color w:val="000000"/>
+          <w:sz w:val="18"/>
+          <w:highlight w:val="lightGray"/>
+        </w:rPr>
+        <w:t xml:space="preserve"> [Chatgpt (GPT</w:t>
+      </w:r>
+      <w:r>
+        <w:rPr>
+          <w:rFonts w:ascii="Arial" w:eastAsia="Arial" w:hAnsi="Arial" w:cs="Cambria Math"/>
+          <w:color w:val="000000"/>
+          <w:sz w:val="18"/>
+          <w:highlight w:val="lightGray"/>
         </w:rPr>
         <w:t>‑</w:t>
       </w:r>
       <w:r>
         <w:rPr>
-          <w:b/>
-          <w:sz w:val="14"/>
-          <w:szCs w:val="14"/>
-          <w:shd w:val="clear" w:color="auto" w:fill="B7B7B7"/>
-        </w:rPr>
-        <w:t>5 Mini) at [9/3/2025]</w:t>
+          <w:rFonts w:ascii="Arial" w:eastAsia="Arial" w:hAnsi="Arial" w:cs="Arial"/>
+          <w:color w:val="000000"/>
+          <w:sz w:val="18"/>
+          <w:highlight w:val="lightGray"/>
+        </w:rPr>
+        <w:t xml:space="preserve">5 Mini)] </w:t>
+      </w:r>
+      <w:r>
+        <w:rPr>
+          <w:rFonts w:ascii="Arial" w:eastAsia="Arial" w:hAnsi="Arial" w:cs="Arial"/>
+          <w:b/>
+          <w:color w:val="000000"/>
+          <w:sz w:val="18"/>
+          <w:highlight w:val="lightGray"/>
+        </w:rPr>
+        <w:t>on</w:t>
+      </w:r>
+      <w:r>
+        <w:rPr>
+          <w:rFonts w:ascii="Arial" w:eastAsia="Arial" w:hAnsi="Arial"/>
+          <w:sz w:val="18"/>
+          <w:highlight w:val="lightGray"/>
+        </w:rPr>
+        <w:t xml:space="preserve"> [9/3/2025]</w:t>
       </w:r>
     </w:p>
     <w:p>
@@ -5751,7 +6205,7 @@
           <w:noProof/>
         </w:rPr>
         <w:drawing>
-          <wp:inline distT="0" distB="0" distL="0" distR="0" wp14:anchorId="2BD15A79" wp14:editId="198890F4">
+          <wp:inline distT="0" distB="0" distL="0" distR="0" wp14:anchorId="11B91551" wp14:editId="047386F7">
             <wp:extent cx="5943600" cy="1133475"/>
             <wp:effectExtent l="0" t="0" r="0" b="9525"/>
             <wp:docPr id="798920508" name="Picture 1"/>
@@ -5797,7 +6251,6 @@
         <w:rPr>
           <w:rFonts w:ascii="Roboto Mono" w:hAnsi="Roboto Mono"/>
         </w:rPr>
-        <w:lastRenderedPageBreak/>
         <w:t>def get_user(id):</w:t>
       </w:r>
     </w:p>
@@ -5894,7 +6347,7 @@
     </w:p>
     <w:p>
       <w:r>
-        <w:pict w14:anchorId="3AF33FF3">
+        <w:pict w14:anchorId="73BADFAD">
           <v:rect id="_x0000_i1042" style="width:0;height:1.5pt" o:hralign="center" o:hrstd="t" o:hr="t" fillcolor="#a0a0a0" stroked="f"/>
         </w:pict>
       </w:r>
@@ -5913,51 +6366,77 @@
       </w:pPr>
       <w:r>
         <w:rPr>
-          <w:b/>
-          <w:shd w:val="clear" w:color="auto" w:fill="B7B7B7"/>
-        </w:rPr>
-        <w:t># Source</w:t>
-      </w:r>
-      <w:r>
-        <w:rPr>
-          <w:shd w:val="clear" w:color="auto" w:fill="B7B7B7"/>
-        </w:rPr>
-        <w:t xml:space="preserve">: </w:t>
-      </w:r>
-      <w:r>
-        <w:rPr>
-          <w:b/>
-          <w:shd w:val="clear" w:color="auto" w:fill="B7B7B7"/>
-        </w:rPr>
-        <w:t xml:space="preserve">Chatgpt </w:t>
-      </w:r>
-      <w:r>
-        <w:rPr>
-          <w:b/>
-          <w:sz w:val="14"/>
-          <w:szCs w:val="14"/>
-          <w:shd w:val="clear" w:color="auto" w:fill="B7B7B7"/>
-        </w:rPr>
-        <w:t>(GPT</w:t>
-      </w:r>
-      <w:r>
-        <w:rPr>
-          <w:rFonts w:ascii="Cambria Math" w:hAnsi="Cambria Math" w:cs="Cambria Math"/>
-          <w:b/>
-          <w:sz w:val="14"/>
-          <w:szCs w:val="14"/>
-          <w:shd w:val="clear" w:color="auto" w:fill="B7B7B7"/>
+          <w:rFonts w:ascii="Arial" w:eastAsia="Arial" w:hAnsi="Arial" w:cs="Arial"/>
+          <w:b/>
+          <w:color w:val="000000"/>
+          <w:sz w:val="18"/>
+          <w:highlight w:val="lightGray"/>
+        </w:rPr>
+        <w:t># Source: AI Source: Provided by: [Data Path</w:t>
+      </w:r>
+      <w:r>
+        <w:rPr>
+          <w:rFonts w:ascii="Arial" w:eastAsia="Arial" w:hAnsi="Arial" w:cs="Arial"/>
+          <w:color w:val="000000"/>
+          <w:sz w:val="18"/>
+          <w:highlight w:val="lightGray"/>
+        </w:rPr>
+        <w:t xml:space="preserve">: Persons Table -&gt; ID Column: 1, Name_En Column: Motasem Essam] -&gt; </w:t>
+      </w:r>
+      <w:r>
+        <w:rPr>
+          <w:rFonts w:ascii="Arial" w:eastAsia="Arial" w:hAnsi="Arial" w:cs="Arial"/>
+          <w:b/>
+          <w:color w:val="000000"/>
+          <w:sz w:val="18"/>
+          <w:highlight w:val="lightGray"/>
+        </w:rPr>
+        <w:t>From:</w:t>
+      </w:r>
+      <w:r>
+        <w:rPr>
+          <w:rFonts w:ascii="Arial" w:eastAsia="Arial" w:hAnsi="Arial" w:cs="Arial"/>
+          <w:color w:val="000000"/>
+          <w:sz w:val="18"/>
+          <w:highlight w:val="lightGray"/>
+        </w:rPr>
+        <w:t xml:space="preserve"> [Chatgpt (GPT</w:t>
+      </w:r>
+      <w:r>
+        <w:rPr>
+          <w:rFonts w:ascii="Arial" w:eastAsia="Arial" w:hAnsi="Arial" w:cs="Cambria Math"/>
+          <w:color w:val="000000"/>
+          <w:sz w:val="18"/>
+          <w:highlight w:val="lightGray"/>
         </w:rPr>
         <w:t>‑</w:t>
       </w:r>
       <w:r>
         <w:rPr>
-          <w:b/>
-          <w:sz w:val="14"/>
-          <w:szCs w:val="14"/>
-          <w:shd w:val="clear" w:color="auto" w:fill="B7B7B7"/>
-        </w:rPr>
-        <w:t>5 Mini) at [9/3/2025]</w:t>
+          <w:rFonts w:ascii="Arial" w:eastAsia="Arial" w:hAnsi="Arial" w:cs="Arial"/>
+          <w:color w:val="000000"/>
+          <w:sz w:val="18"/>
+          <w:highlight w:val="lightGray"/>
+        </w:rPr>
+        <w:t xml:space="preserve">5 Mini)] </w:t>
+      </w:r>
+      <w:r>
+        <w:rPr>
+          <w:rFonts w:ascii="Arial" w:eastAsia="Arial" w:hAnsi="Arial" w:cs="Arial"/>
+          <w:b/>
+          <w:color w:val="000000"/>
+          <w:sz w:val="18"/>
+          <w:highlight w:val="lightGray"/>
+        </w:rPr>
+        <w:t>on</w:t>
+      </w:r>
+      <w:r>
+        <w:rPr>
+          <w:rFonts w:ascii="Arial" w:eastAsia="Arial" w:hAnsi="Arial"/>
+          <w:sz w:val="18"/>
+          <w:highlight w:val="lightGray"/>
+        </w:rPr>
+        <w:t xml:space="preserve"> [9/3/2025]</w:t>
       </w:r>
     </w:p>
     <w:p>
@@ -5984,7 +6463,7 @@
           <w:noProof/>
         </w:rPr>
         <w:drawing>
-          <wp:inline distT="0" distB="0" distL="0" distR="0" wp14:anchorId="272D8E93" wp14:editId="19C35E25">
+          <wp:inline distT="0" distB="0" distL="0" distR="0" wp14:anchorId="5F0D7098" wp14:editId="21A56045">
             <wp:extent cx="5943600" cy="880110"/>
             <wp:effectExtent l="0" t="0" r="0" b="0"/>
             <wp:docPr id="738138626" name="Picture 1"/>
@@ -6127,7 +6606,7 @@
     </w:p>
     <w:p>
       <w:r>
-        <w:pict w14:anchorId="20E92060">
+        <w:pict w14:anchorId="6323E436">
           <v:rect id="_x0000_i1043" style="width:0;height:1.5pt" o:hralign="center" o:hrstd="t" o:hr="t" fillcolor="#a0a0a0" stroked="f"/>
         </w:pict>
       </w:r>
@@ -6146,64 +6625,89 @@
       </w:pPr>
       <w:r>
         <w:rPr>
-          <w:b/>
-          <w:shd w:val="clear" w:color="auto" w:fill="B7B7B7"/>
-        </w:rPr>
-        <w:t># Source</w:t>
-      </w:r>
-      <w:r>
-        <w:rPr>
-          <w:shd w:val="clear" w:color="auto" w:fill="B7B7B7"/>
-        </w:rPr>
-        <w:t xml:space="preserve">: </w:t>
-      </w:r>
-      <w:r>
-        <w:rPr>
-          <w:b/>
-          <w:shd w:val="clear" w:color="auto" w:fill="B7B7B7"/>
-        </w:rPr>
-        <w:t xml:space="preserve">Chatgpt </w:t>
-      </w:r>
-      <w:r>
-        <w:rPr>
-          <w:b/>
-          <w:sz w:val="14"/>
-          <w:szCs w:val="14"/>
-          <w:shd w:val="clear" w:color="auto" w:fill="B7B7B7"/>
-        </w:rPr>
-        <w:t>(GPT</w:t>
-      </w:r>
-      <w:r>
-        <w:rPr>
-          <w:rFonts w:ascii="Cambria Math" w:hAnsi="Cambria Math" w:cs="Cambria Math"/>
-          <w:b/>
-          <w:sz w:val="14"/>
-          <w:szCs w:val="14"/>
-          <w:shd w:val="clear" w:color="auto" w:fill="B7B7B7"/>
+          <w:rFonts w:ascii="Arial" w:eastAsia="Arial" w:hAnsi="Arial" w:cs="Arial"/>
+          <w:b/>
+          <w:color w:val="000000"/>
+          <w:sz w:val="18"/>
+          <w:highlight w:val="lightGray"/>
+        </w:rPr>
+        <w:t># Source: AI Source: Provided by: [Data Path</w:t>
+      </w:r>
+      <w:r>
+        <w:rPr>
+          <w:rFonts w:ascii="Arial" w:eastAsia="Arial" w:hAnsi="Arial" w:cs="Arial"/>
+          <w:color w:val="000000"/>
+          <w:sz w:val="18"/>
+          <w:highlight w:val="lightGray"/>
+        </w:rPr>
+        <w:t xml:space="preserve">: Persons Table -&gt; ID Column: 1, Name_En Column: Motasem Essam] -&gt; </w:t>
+      </w:r>
+      <w:r>
+        <w:rPr>
+          <w:rFonts w:ascii="Arial" w:eastAsia="Arial" w:hAnsi="Arial" w:cs="Arial"/>
+          <w:b/>
+          <w:color w:val="000000"/>
+          <w:sz w:val="18"/>
+          <w:highlight w:val="lightGray"/>
+        </w:rPr>
+        <w:t>From:</w:t>
+      </w:r>
+      <w:r>
+        <w:rPr>
+          <w:rFonts w:ascii="Arial" w:eastAsia="Arial" w:hAnsi="Arial" w:cs="Arial"/>
+          <w:color w:val="000000"/>
+          <w:sz w:val="18"/>
+          <w:highlight w:val="lightGray"/>
+        </w:rPr>
+        <w:t xml:space="preserve"> [Chatgpt (GPT</w:t>
+      </w:r>
+      <w:r>
+        <w:rPr>
+          <w:rFonts w:ascii="Arial" w:eastAsia="Arial" w:hAnsi="Arial" w:cs="Cambria Math"/>
+          <w:color w:val="000000"/>
+          <w:sz w:val="18"/>
+          <w:highlight w:val="lightGray"/>
         </w:rPr>
         <w:t>‑</w:t>
       </w:r>
       <w:r>
         <w:rPr>
-          <w:b/>
-          <w:sz w:val="14"/>
-          <w:szCs w:val="14"/>
-          <w:shd w:val="clear" w:color="auto" w:fill="B7B7B7"/>
-        </w:rPr>
-        <w:t>5 Mini) at [9/3/2025]</w:t>
-      </w:r>
-    </w:p>
-    <w:p>
-      <w:pPr>
-        <w:rPr>
-          <w:rFonts w:ascii="Roboto Mono" w:hAnsi="Roboto Mono"/>
-        </w:rPr>
-      </w:pPr>
-      <w:r>
-        <w:rPr>
-          <w:rFonts w:ascii="Roboto Mono" w:hAnsi="Roboto Mono"/>
-        </w:rPr>
-        <w:lastRenderedPageBreak/>
+          <w:rFonts w:ascii="Arial" w:eastAsia="Arial" w:hAnsi="Arial" w:cs="Arial"/>
+          <w:color w:val="000000"/>
+          <w:sz w:val="18"/>
+          <w:highlight w:val="lightGray"/>
+        </w:rPr>
+        <w:t xml:space="preserve">5 Mini)] </w:t>
+      </w:r>
+      <w:r>
+        <w:rPr>
+          <w:rFonts w:ascii="Arial" w:eastAsia="Arial" w:hAnsi="Arial" w:cs="Arial"/>
+          <w:b/>
+          <w:color w:val="000000"/>
+          <w:sz w:val="18"/>
+          <w:highlight w:val="lightGray"/>
+        </w:rPr>
+        <w:t>on</w:t>
+      </w:r>
+      <w:r>
+        <w:rPr>
+          <w:rFonts w:ascii="Arial" w:eastAsia="Arial" w:hAnsi="Arial"/>
+          <w:sz w:val="18"/>
+          <w:highlight w:val="lightGray"/>
+        </w:rPr>
+        <w:t xml:space="preserve"> [9/3/2025]</w:t>
+      </w:r>
+    </w:p>
+    <w:p>
+      <w:pPr>
+        <w:rPr>
+          <w:rFonts w:ascii="Roboto Mono" w:hAnsi="Roboto Mono"/>
+        </w:rPr>
+      </w:pPr>
+      <w:r>
+        <w:rPr>
+          <w:rFonts w:ascii="Roboto Mono" w:hAnsi="Roboto Mono"/>
+        </w:rPr>
         <w:t>Java code:</w:t>
       </w:r>
     </w:p>
@@ -6218,7 +6722,7 @@
           <w:noProof/>
         </w:rPr>
         <w:drawing>
-          <wp:inline distT="0" distB="0" distL="0" distR="0" wp14:anchorId="76FF6284" wp14:editId="3E73612F">
+          <wp:inline distT="0" distB="0" distL="0" distR="0" wp14:anchorId="606B03DE" wp14:editId="04803C76">
             <wp:extent cx="5943600" cy="1456055"/>
             <wp:effectExtent l="0" t="0" r="0" b="0"/>
             <wp:docPr id="1925687982" name="Picture 1"/>
@@ -6383,7 +6887,7 @@
     </w:p>
     <w:p>
       <w:r>
-        <w:pict w14:anchorId="2A8BC736">
+        <w:pict w14:anchorId="72F6C8E6">
           <v:rect id="_x0000_i1044" style="width:0;height:1.5pt" o:hralign="center" o:hrstd="t" o:hr="t" fillcolor="#a0a0a0" stroked="f"/>
         </w:pict>
       </w:r>
@@ -6402,51 +6906,77 @@
       </w:pPr>
       <w:r>
         <w:rPr>
-          <w:b/>
-          <w:shd w:val="clear" w:color="auto" w:fill="B7B7B7"/>
-        </w:rPr>
-        <w:t># Source</w:t>
-      </w:r>
-      <w:r>
-        <w:rPr>
-          <w:shd w:val="clear" w:color="auto" w:fill="B7B7B7"/>
-        </w:rPr>
-        <w:t xml:space="preserve">: </w:t>
-      </w:r>
-      <w:r>
-        <w:rPr>
-          <w:b/>
-          <w:shd w:val="clear" w:color="auto" w:fill="B7B7B7"/>
-        </w:rPr>
-        <w:t xml:space="preserve">Chatgpt </w:t>
-      </w:r>
-      <w:r>
-        <w:rPr>
-          <w:b/>
-          <w:sz w:val="14"/>
-          <w:szCs w:val="14"/>
-          <w:shd w:val="clear" w:color="auto" w:fill="B7B7B7"/>
-        </w:rPr>
-        <w:t>(GPT</w:t>
-      </w:r>
-      <w:r>
-        <w:rPr>
-          <w:rFonts w:ascii="Cambria Math" w:hAnsi="Cambria Math" w:cs="Cambria Math"/>
-          <w:b/>
-          <w:sz w:val="14"/>
-          <w:szCs w:val="14"/>
-          <w:shd w:val="clear" w:color="auto" w:fill="B7B7B7"/>
+          <w:rFonts w:ascii="Arial" w:eastAsia="Arial" w:hAnsi="Arial" w:cs="Arial"/>
+          <w:b/>
+          <w:color w:val="000000"/>
+          <w:sz w:val="18"/>
+          <w:highlight w:val="lightGray"/>
+        </w:rPr>
+        <w:t># Source: AI Source: Provided by: [Data Path</w:t>
+      </w:r>
+      <w:r>
+        <w:rPr>
+          <w:rFonts w:ascii="Arial" w:eastAsia="Arial" w:hAnsi="Arial" w:cs="Arial"/>
+          <w:color w:val="000000"/>
+          <w:sz w:val="18"/>
+          <w:highlight w:val="lightGray"/>
+        </w:rPr>
+        <w:t xml:space="preserve">: Persons Table -&gt; ID Column: 1, Name_En Column: Motasem Essam] -&gt; </w:t>
+      </w:r>
+      <w:r>
+        <w:rPr>
+          <w:rFonts w:ascii="Arial" w:eastAsia="Arial" w:hAnsi="Arial" w:cs="Arial"/>
+          <w:b/>
+          <w:color w:val="000000"/>
+          <w:sz w:val="18"/>
+          <w:highlight w:val="lightGray"/>
+        </w:rPr>
+        <w:t>From:</w:t>
+      </w:r>
+      <w:r>
+        <w:rPr>
+          <w:rFonts w:ascii="Arial" w:eastAsia="Arial" w:hAnsi="Arial" w:cs="Arial"/>
+          <w:color w:val="000000"/>
+          <w:sz w:val="18"/>
+          <w:highlight w:val="lightGray"/>
+        </w:rPr>
+        <w:t xml:space="preserve"> [Chatgpt (GPT</w:t>
+      </w:r>
+      <w:r>
+        <w:rPr>
+          <w:rFonts w:ascii="Arial" w:eastAsia="Arial" w:hAnsi="Arial" w:cs="Cambria Math"/>
+          <w:color w:val="000000"/>
+          <w:sz w:val="18"/>
+          <w:highlight w:val="lightGray"/>
         </w:rPr>
         <w:t>‑</w:t>
       </w:r>
       <w:r>
         <w:rPr>
-          <w:b/>
-          <w:sz w:val="14"/>
-          <w:szCs w:val="14"/>
-          <w:shd w:val="clear" w:color="auto" w:fill="B7B7B7"/>
-        </w:rPr>
-        <w:t>5 Mini) at [9/3/2025]</w:t>
+          <w:rFonts w:ascii="Arial" w:eastAsia="Arial" w:hAnsi="Arial" w:cs="Arial"/>
+          <w:color w:val="000000"/>
+          <w:sz w:val="18"/>
+          <w:highlight w:val="lightGray"/>
+        </w:rPr>
+        <w:t xml:space="preserve">5 Mini)] </w:t>
+      </w:r>
+      <w:r>
+        <w:rPr>
+          <w:rFonts w:ascii="Arial" w:eastAsia="Arial" w:hAnsi="Arial" w:cs="Arial"/>
+          <w:b/>
+          <w:color w:val="000000"/>
+          <w:sz w:val="18"/>
+          <w:highlight w:val="lightGray"/>
+        </w:rPr>
+        <w:t>on</w:t>
+      </w:r>
+      <w:r>
+        <w:rPr>
+          <w:rFonts w:ascii="Arial" w:eastAsia="Arial" w:hAnsi="Arial"/>
+          <w:sz w:val="18"/>
+          <w:highlight w:val="lightGray"/>
+        </w:rPr>
+        <w:t xml:space="preserve"> [9/3/2025]</w:t>
       </w:r>
     </w:p>
     <w:p>
@@ -6480,7 +7010,7 @@
           <w:noProof/>
         </w:rPr>
         <w:drawing>
-          <wp:inline distT="0" distB="0" distL="0" distR="0" wp14:anchorId="6B640C08" wp14:editId="782E8571">
+          <wp:inline distT="0" distB="0" distL="0" distR="0" wp14:anchorId="469C220E" wp14:editId="6ED34CD9">
             <wp:extent cx="5943600" cy="1454785"/>
             <wp:effectExtent l="0" t="0" r="0" b="0"/>
             <wp:docPr id="2103399757" name="Picture 1"/>
@@ -6539,7 +7069,6 @@
         <w:rPr>
           <w:rFonts w:ascii="Roboto Mono" w:hAnsi="Roboto Mono"/>
         </w:rPr>
-        <w:lastRenderedPageBreak/>
         <w:t>for (i = 0; i &lt; 10; i++); // &lt;- accidental semicolon!</w:t>
       </w:r>
     </w:p>
@@ -6649,7 +7178,7 @@
     </w:p>
     <w:p>
       <w:r>
-        <w:pict w14:anchorId="4F662F45">
+        <w:pict w14:anchorId="0086253B">
           <v:rect id="_x0000_i1045" style="width:0;height:1.5pt" o:hralign="center" o:hrstd="t" o:hr="t" fillcolor="#a0a0a0" stroked="f"/>
         </w:pict>
       </w:r>
@@ -6681,51 +7210,77 @@
       </w:pPr>
       <w:r>
         <w:rPr>
-          <w:b/>
-          <w:shd w:val="clear" w:color="auto" w:fill="B7B7B7"/>
-        </w:rPr>
-        <w:t># Source</w:t>
-      </w:r>
-      <w:r>
-        <w:rPr>
-          <w:shd w:val="clear" w:color="auto" w:fill="B7B7B7"/>
-        </w:rPr>
-        <w:t xml:space="preserve">: </w:t>
-      </w:r>
-      <w:r>
-        <w:rPr>
-          <w:b/>
-          <w:shd w:val="clear" w:color="auto" w:fill="B7B7B7"/>
-        </w:rPr>
-        <w:t xml:space="preserve">Chatgpt </w:t>
-      </w:r>
-      <w:r>
-        <w:rPr>
-          <w:b/>
-          <w:sz w:val="14"/>
-          <w:szCs w:val="14"/>
-          <w:shd w:val="clear" w:color="auto" w:fill="B7B7B7"/>
-        </w:rPr>
-        <w:t>(GPT</w:t>
-      </w:r>
-      <w:r>
-        <w:rPr>
-          <w:rFonts w:ascii="Cambria Math" w:hAnsi="Cambria Math" w:cs="Cambria Math"/>
-          <w:b/>
-          <w:sz w:val="14"/>
-          <w:szCs w:val="14"/>
-          <w:shd w:val="clear" w:color="auto" w:fill="B7B7B7"/>
+          <w:rFonts w:ascii="Arial" w:eastAsia="Arial" w:hAnsi="Arial" w:cs="Arial"/>
+          <w:b/>
+          <w:color w:val="000000"/>
+          <w:sz w:val="18"/>
+          <w:highlight w:val="lightGray"/>
+        </w:rPr>
+        <w:t># Source: AI Source: Provided by: [Data Path</w:t>
+      </w:r>
+      <w:r>
+        <w:rPr>
+          <w:rFonts w:ascii="Arial" w:eastAsia="Arial" w:hAnsi="Arial" w:cs="Arial"/>
+          <w:color w:val="000000"/>
+          <w:sz w:val="18"/>
+          <w:highlight w:val="lightGray"/>
+        </w:rPr>
+        <w:t xml:space="preserve">: Persons Table -&gt; ID Column: 1, Name_En Column: Motasem Essam] -&gt; </w:t>
+      </w:r>
+      <w:r>
+        <w:rPr>
+          <w:rFonts w:ascii="Arial" w:eastAsia="Arial" w:hAnsi="Arial" w:cs="Arial"/>
+          <w:b/>
+          <w:color w:val="000000"/>
+          <w:sz w:val="18"/>
+          <w:highlight w:val="lightGray"/>
+        </w:rPr>
+        <w:t>From:</w:t>
+      </w:r>
+      <w:r>
+        <w:rPr>
+          <w:rFonts w:ascii="Arial" w:eastAsia="Arial" w:hAnsi="Arial" w:cs="Arial"/>
+          <w:color w:val="000000"/>
+          <w:sz w:val="18"/>
+          <w:highlight w:val="lightGray"/>
+        </w:rPr>
+        <w:t xml:space="preserve"> [Chatgpt (GPT</w:t>
+      </w:r>
+      <w:r>
+        <w:rPr>
+          <w:rFonts w:ascii="Arial" w:eastAsia="Arial" w:hAnsi="Arial" w:cs="Cambria Math"/>
+          <w:color w:val="000000"/>
+          <w:sz w:val="18"/>
+          <w:highlight w:val="lightGray"/>
         </w:rPr>
         <w:t>‑</w:t>
       </w:r>
       <w:r>
         <w:rPr>
-          <w:b/>
-          <w:sz w:val="14"/>
-          <w:szCs w:val="14"/>
-          <w:shd w:val="clear" w:color="auto" w:fill="B7B7B7"/>
-        </w:rPr>
-        <w:t>5 Mini) at [9/3/2025]</w:t>
+          <w:rFonts w:ascii="Arial" w:eastAsia="Arial" w:hAnsi="Arial" w:cs="Arial"/>
+          <w:color w:val="000000"/>
+          <w:sz w:val="18"/>
+          <w:highlight w:val="lightGray"/>
+        </w:rPr>
+        <w:t xml:space="preserve">5 Mini)] </w:t>
+      </w:r>
+      <w:r>
+        <w:rPr>
+          <w:rFonts w:ascii="Arial" w:eastAsia="Arial" w:hAnsi="Arial" w:cs="Arial"/>
+          <w:b/>
+          <w:color w:val="000000"/>
+          <w:sz w:val="18"/>
+          <w:highlight w:val="lightGray"/>
+        </w:rPr>
+        <w:t>on</w:t>
+      </w:r>
+      <w:r>
+        <w:rPr>
+          <w:rFonts w:ascii="Arial" w:eastAsia="Arial" w:hAnsi="Arial"/>
+          <w:sz w:val="18"/>
+          <w:highlight w:val="lightGray"/>
+        </w:rPr>
+        <w:t xml:space="preserve"> [9/3/2025]</w:t>
       </w:r>
     </w:p>
     <w:p>
@@ -6810,51 +7365,77 @@
       </w:pPr>
       <w:r>
         <w:rPr>
-          <w:b/>
-          <w:shd w:val="clear" w:color="auto" w:fill="B7B7B7"/>
-        </w:rPr>
-        <w:t># Source</w:t>
-      </w:r>
-      <w:r>
-        <w:rPr>
-          <w:shd w:val="clear" w:color="auto" w:fill="B7B7B7"/>
-        </w:rPr>
-        <w:t xml:space="preserve">: </w:t>
-      </w:r>
-      <w:r>
-        <w:rPr>
-          <w:b/>
-          <w:shd w:val="clear" w:color="auto" w:fill="B7B7B7"/>
-        </w:rPr>
-        <w:t xml:space="preserve">Chatgpt </w:t>
-      </w:r>
-      <w:r>
-        <w:rPr>
-          <w:b/>
-          <w:sz w:val="14"/>
-          <w:szCs w:val="14"/>
-          <w:shd w:val="clear" w:color="auto" w:fill="B7B7B7"/>
-        </w:rPr>
-        <w:t>(GPT</w:t>
-      </w:r>
-      <w:r>
-        <w:rPr>
-          <w:rFonts w:ascii="Cambria Math" w:hAnsi="Cambria Math" w:cs="Cambria Math"/>
-          <w:b/>
-          <w:sz w:val="14"/>
-          <w:szCs w:val="14"/>
-          <w:shd w:val="clear" w:color="auto" w:fill="B7B7B7"/>
+          <w:rFonts w:ascii="Arial" w:eastAsia="Arial" w:hAnsi="Arial" w:cs="Arial"/>
+          <w:b/>
+          <w:color w:val="000000"/>
+          <w:sz w:val="18"/>
+          <w:highlight w:val="lightGray"/>
+        </w:rPr>
+        <w:t># Source: AI Source: Provided by: [Data Path</w:t>
+      </w:r>
+      <w:r>
+        <w:rPr>
+          <w:rFonts w:ascii="Arial" w:eastAsia="Arial" w:hAnsi="Arial" w:cs="Arial"/>
+          <w:color w:val="000000"/>
+          <w:sz w:val="18"/>
+          <w:highlight w:val="lightGray"/>
+        </w:rPr>
+        <w:t xml:space="preserve">: Persons Table -&gt; ID Column: 1, Name_En Column: Motasem Essam] -&gt; </w:t>
+      </w:r>
+      <w:r>
+        <w:rPr>
+          <w:rFonts w:ascii="Arial" w:eastAsia="Arial" w:hAnsi="Arial" w:cs="Arial"/>
+          <w:b/>
+          <w:color w:val="000000"/>
+          <w:sz w:val="18"/>
+          <w:highlight w:val="lightGray"/>
+        </w:rPr>
+        <w:t>From:</w:t>
+      </w:r>
+      <w:r>
+        <w:rPr>
+          <w:rFonts w:ascii="Arial" w:eastAsia="Arial" w:hAnsi="Arial" w:cs="Arial"/>
+          <w:color w:val="000000"/>
+          <w:sz w:val="18"/>
+          <w:highlight w:val="lightGray"/>
+        </w:rPr>
+        <w:t xml:space="preserve"> [Chatgpt (GPT</w:t>
+      </w:r>
+      <w:r>
+        <w:rPr>
+          <w:rFonts w:ascii="Arial" w:eastAsia="Arial" w:hAnsi="Arial" w:cs="Cambria Math"/>
+          <w:color w:val="000000"/>
+          <w:sz w:val="18"/>
+          <w:highlight w:val="lightGray"/>
         </w:rPr>
         <w:t>‑</w:t>
       </w:r>
       <w:r>
         <w:rPr>
-          <w:b/>
-          <w:sz w:val="14"/>
-          <w:szCs w:val="14"/>
-          <w:shd w:val="clear" w:color="auto" w:fill="B7B7B7"/>
-        </w:rPr>
-        <w:t>5 Mini) at [9/3/2025]</w:t>
+          <w:rFonts w:ascii="Arial" w:eastAsia="Arial" w:hAnsi="Arial" w:cs="Arial"/>
+          <w:color w:val="000000"/>
+          <w:sz w:val="18"/>
+          <w:highlight w:val="lightGray"/>
+        </w:rPr>
+        <w:t xml:space="preserve">5 Mini)] </w:t>
+      </w:r>
+      <w:r>
+        <w:rPr>
+          <w:rFonts w:ascii="Arial" w:eastAsia="Arial" w:hAnsi="Arial" w:cs="Arial"/>
+          <w:b/>
+          <w:color w:val="000000"/>
+          <w:sz w:val="18"/>
+          <w:highlight w:val="lightGray"/>
+        </w:rPr>
+        <w:t>on</w:t>
+      </w:r>
+      <w:r>
+        <w:rPr>
+          <w:rFonts w:ascii="Arial" w:eastAsia="Arial" w:hAnsi="Arial"/>
+          <w:sz w:val="18"/>
+          <w:highlight w:val="lightGray"/>
+        </w:rPr>
+        <w:t xml:space="preserve"> [9/3/2025]</w:t>
       </w:r>
     </w:p>
     <w:p>
@@ -6900,7 +7481,7 @@
     </w:p>
     <w:p>
       <w:r>
-        <w:pict w14:anchorId="1E303CF1">
+        <w:pict w14:anchorId="354EFDB5">
           <v:rect id="_x0000_i1046" style="width:0;height:1.5pt" o:hralign="center" o:hrstd="t" o:hr="t" fillcolor="#a0a0a0" stroked="f"/>
         </w:pict>
       </w:r>
@@ -6925,51 +7506,77 @@
       </w:pPr>
       <w:r>
         <w:rPr>
-          <w:b/>
-          <w:shd w:val="clear" w:color="auto" w:fill="B7B7B7"/>
-        </w:rPr>
-        <w:t># Source</w:t>
-      </w:r>
-      <w:r>
-        <w:rPr>
-          <w:shd w:val="clear" w:color="auto" w:fill="B7B7B7"/>
-        </w:rPr>
-        <w:t xml:space="preserve">: </w:t>
-      </w:r>
-      <w:r>
-        <w:rPr>
-          <w:b/>
-          <w:shd w:val="clear" w:color="auto" w:fill="B7B7B7"/>
-        </w:rPr>
-        <w:t xml:space="preserve">Chatgpt </w:t>
-      </w:r>
-      <w:r>
-        <w:rPr>
-          <w:b/>
-          <w:sz w:val="14"/>
-          <w:szCs w:val="14"/>
-          <w:shd w:val="clear" w:color="auto" w:fill="B7B7B7"/>
-        </w:rPr>
-        <w:t>(GPT</w:t>
-      </w:r>
-      <w:r>
-        <w:rPr>
-          <w:rFonts w:ascii="Cambria Math" w:hAnsi="Cambria Math" w:cs="Cambria Math"/>
-          <w:b/>
-          <w:sz w:val="14"/>
-          <w:szCs w:val="14"/>
-          <w:shd w:val="clear" w:color="auto" w:fill="B7B7B7"/>
+          <w:rFonts w:ascii="Arial" w:eastAsia="Arial" w:hAnsi="Arial" w:cs="Arial"/>
+          <w:b/>
+          <w:color w:val="000000"/>
+          <w:sz w:val="18"/>
+          <w:highlight w:val="lightGray"/>
+        </w:rPr>
+        <w:t># Source: AI Source: Provided by: [Data Path</w:t>
+      </w:r>
+      <w:r>
+        <w:rPr>
+          <w:rFonts w:ascii="Arial" w:eastAsia="Arial" w:hAnsi="Arial" w:cs="Arial"/>
+          <w:color w:val="000000"/>
+          <w:sz w:val="18"/>
+          <w:highlight w:val="lightGray"/>
+        </w:rPr>
+        <w:t xml:space="preserve">: Persons Table -&gt; ID Column: 1, Name_En Column: Motasem Essam] -&gt; </w:t>
+      </w:r>
+      <w:r>
+        <w:rPr>
+          <w:rFonts w:ascii="Arial" w:eastAsia="Arial" w:hAnsi="Arial" w:cs="Arial"/>
+          <w:b/>
+          <w:color w:val="000000"/>
+          <w:sz w:val="18"/>
+          <w:highlight w:val="lightGray"/>
+        </w:rPr>
+        <w:t>From:</w:t>
+      </w:r>
+      <w:r>
+        <w:rPr>
+          <w:rFonts w:ascii="Arial" w:eastAsia="Arial" w:hAnsi="Arial" w:cs="Arial"/>
+          <w:color w:val="000000"/>
+          <w:sz w:val="18"/>
+          <w:highlight w:val="lightGray"/>
+        </w:rPr>
+        <w:t xml:space="preserve"> [Chatgpt (GPT</w:t>
+      </w:r>
+      <w:r>
+        <w:rPr>
+          <w:rFonts w:ascii="Arial" w:eastAsia="Arial" w:hAnsi="Arial" w:cs="Cambria Math"/>
+          <w:color w:val="000000"/>
+          <w:sz w:val="18"/>
+          <w:highlight w:val="lightGray"/>
         </w:rPr>
         <w:t>‑</w:t>
       </w:r>
       <w:r>
         <w:rPr>
-          <w:b/>
-          <w:sz w:val="14"/>
-          <w:szCs w:val="14"/>
-          <w:shd w:val="clear" w:color="auto" w:fill="B7B7B7"/>
-        </w:rPr>
-        <w:t>5 Mini) at [9/3/2025]</w:t>
+          <w:rFonts w:ascii="Arial" w:eastAsia="Arial" w:hAnsi="Arial" w:cs="Arial"/>
+          <w:color w:val="000000"/>
+          <w:sz w:val="18"/>
+          <w:highlight w:val="lightGray"/>
+        </w:rPr>
+        <w:t xml:space="preserve">5 Mini)] </w:t>
+      </w:r>
+      <w:r>
+        <w:rPr>
+          <w:rFonts w:ascii="Arial" w:eastAsia="Arial" w:hAnsi="Arial" w:cs="Arial"/>
+          <w:b/>
+          <w:color w:val="000000"/>
+          <w:sz w:val="18"/>
+          <w:highlight w:val="lightGray"/>
+        </w:rPr>
+        <w:t>on</w:t>
+      </w:r>
+      <w:r>
+        <w:rPr>
+          <w:rFonts w:ascii="Arial" w:eastAsia="Arial" w:hAnsi="Arial"/>
+          <w:sz w:val="18"/>
+          <w:highlight w:val="lightGray"/>
+        </w:rPr>
+        <w:t xml:space="preserve"> [9/3/2025]</w:t>
       </w:r>
     </w:p>
     <w:p>
@@ -7010,7 +7617,6 @@
           <w:b/>
           <w:bCs/>
         </w:rPr>
-        <w:lastRenderedPageBreak/>
         <w:t>Problem:</w:t>
       </w:r>
     </w:p>
@@ -7131,7 +7737,7 @@
     </w:p>
     <w:p>
       <w:r>
-        <w:pict w14:anchorId="3B9E98FB">
+        <w:pict w14:anchorId="3267E837">
           <v:rect id="_x0000_i1047" style="width:0;height:1.5pt" o:hralign="center" o:hrstd="t" o:hr="t" fillcolor="#a0a0a0" stroked="f"/>
         </w:pict>
       </w:r>
@@ -7156,51 +7762,77 @@
       </w:pPr>
       <w:r>
         <w:rPr>
-          <w:b/>
-          <w:shd w:val="clear" w:color="auto" w:fill="B7B7B7"/>
-        </w:rPr>
-        <w:t># Source</w:t>
-      </w:r>
-      <w:r>
-        <w:rPr>
-          <w:shd w:val="clear" w:color="auto" w:fill="B7B7B7"/>
-        </w:rPr>
-        <w:t xml:space="preserve">: </w:t>
-      </w:r>
-      <w:r>
-        <w:rPr>
-          <w:b/>
-          <w:shd w:val="clear" w:color="auto" w:fill="B7B7B7"/>
-        </w:rPr>
-        <w:t xml:space="preserve">Chatgpt </w:t>
-      </w:r>
-      <w:r>
-        <w:rPr>
-          <w:b/>
-          <w:sz w:val="14"/>
-          <w:szCs w:val="14"/>
-          <w:shd w:val="clear" w:color="auto" w:fill="B7B7B7"/>
-        </w:rPr>
-        <w:t>(GPT</w:t>
-      </w:r>
-      <w:r>
-        <w:rPr>
-          <w:rFonts w:ascii="Cambria Math" w:hAnsi="Cambria Math" w:cs="Cambria Math"/>
-          <w:b/>
-          <w:sz w:val="14"/>
-          <w:szCs w:val="14"/>
-          <w:shd w:val="clear" w:color="auto" w:fill="B7B7B7"/>
+          <w:rFonts w:ascii="Arial" w:eastAsia="Arial" w:hAnsi="Arial" w:cs="Arial"/>
+          <w:b/>
+          <w:color w:val="000000"/>
+          <w:sz w:val="18"/>
+          <w:highlight w:val="lightGray"/>
+        </w:rPr>
+        <w:t># Source: AI Source: Provided by: [Data Path</w:t>
+      </w:r>
+      <w:r>
+        <w:rPr>
+          <w:rFonts w:ascii="Arial" w:eastAsia="Arial" w:hAnsi="Arial" w:cs="Arial"/>
+          <w:color w:val="000000"/>
+          <w:sz w:val="18"/>
+          <w:highlight w:val="lightGray"/>
+        </w:rPr>
+        <w:t xml:space="preserve">: Persons Table -&gt; ID Column: 1, Name_En Column: Motasem Essam] -&gt; </w:t>
+      </w:r>
+      <w:r>
+        <w:rPr>
+          <w:rFonts w:ascii="Arial" w:eastAsia="Arial" w:hAnsi="Arial" w:cs="Arial"/>
+          <w:b/>
+          <w:color w:val="000000"/>
+          <w:sz w:val="18"/>
+          <w:highlight w:val="lightGray"/>
+        </w:rPr>
+        <w:t>From:</w:t>
+      </w:r>
+      <w:r>
+        <w:rPr>
+          <w:rFonts w:ascii="Arial" w:eastAsia="Arial" w:hAnsi="Arial" w:cs="Arial"/>
+          <w:color w:val="000000"/>
+          <w:sz w:val="18"/>
+          <w:highlight w:val="lightGray"/>
+        </w:rPr>
+        <w:t xml:space="preserve"> [Chatgpt (GPT</w:t>
+      </w:r>
+      <w:r>
+        <w:rPr>
+          <w:rFonts w:ascii="Arial" w:eastAsia="Arial" w:hAnsi="Arial" w:cs="Cambria Math"/>
+          <w:color w:val="000000"/>
+          <w:sz w:val="18"/>
+          <w:highlight w:val="lightGray"/>
         </w:rPr>
         <w:t>‑</w:t>
       </w:r>
       <w:r>
         <w:rPr>
-          <w:b/>
-          <w:sz w:val="14"/>
-          <w:szCs w:val="14"/>
-          <w:shd w:val="clear" w:color="auto" w:fill="B7B7B7"/>
-        </w:rPr>
-        <w:t>5 Mini) at [9/3/2025]</w:t>
+          <w:rFonts w:ascii="Arial" w:eastAsia="Arial" w:hAnsi="Arial" w:cs="Arial"/>
+          <w:color w:val="000000"/>
+          <w:sz w:val="18"/>
+          <w:highlight w:val="lightGray"/>
+        </w:rPr>
+        <w:t xml:space="preserve">5 Mini)] </w:t>
+      </w:r>
+      <w:r>
+        <w:rPr>
+          <w:rFonts w:ascii="Arial" w:eastAsia="Arial" w:hAnsi="Arial" w:cs="Arial"/>
+          <w:b/>
+          <w:color w:val="000000"/>
+          <w:sz w:val="18"/>
+          <w:highlight w:val="lightGray"/>
+        </w:rPr>
+        <w:t>on</w:t>
+      </w:r>
+      <w:r>
+        <w:rPr>
+          <w:rFonts w:ascii="Arial" w:eastAsia="Arial" w:hAnsi="Arial"/>
+          <w:sz w:val="18"/>
+          <w:highlight w:val="lightGray"/>
+        </w:rPr>
+        <w:t xml:space="preserve"> [9/3/2025]</w:t>
       </w:r>
     </w:p>
     <w:p>
@@ -7323,7 +7955,7 @@
     </w:p>
     <w:p>
       <w:r>
-        <w:pict w14:anchorId="4E5FAE33">
+        <w:pict w14:anchorId="574454B1">
           <v:rect id="_x0000_i1048" style="width:0;height:1.5pt" o:hralign="center" o:hrstd="t" o:hr="t" fillcolor="#a0a0a0" stroked="f"/>
         </w:pict>
       </w:r>
@@ -7354,51 +7986,77 @@
       </w:pPr>
       <w:r>
         <w:rPr>
-          <w:b/>
-          <w:shd w:val="clear" w:color="auto" w:fill="B7B7B7"/>
-        </w:rPr>
-        <w:t># Source</w:t>
-      </w:r>
-      <w:r>
-        <w:rPr>
-          <w:shd w:val="clear" w:color="auto" w:fill="B7B7B7"/>
-        </w:rPr>
-        <w:t xml:space="preserve">: </w:t>
-      </w:r>
-      <w:r>
-        <w:rPr>
-          <w:b/>
-          <w:shd w:val="clear" w:color="auto" w:fill="B7B7B7"/>
-        </w:rPr>
-        <w:t xml:space="preserve">Chatgpt </w:t>
-      </w:r>
-      <w:r>
-        <w:rPr>
-          <w:b/>
-          <w:sz w:val="14"/>
-          <w:szCs w:val="14"/>
-          <w:shd w:val="clear" w:color="auto" w:fill="B7B7B7"/>
-        </w:rPr>
-        <w:t>(GPT</w:t>
-      </w:r>
-      <w:r>
-        <w:rPr>
-          <w:rFonts w:ascii="Cambria Math" w:hAnsi="Cambria Math" w:cs="Cambria Math"/>
-          <w:b/>
-          <w:sz w:val="14"/>
-          <w:szCs w:val="14"/>
-          <w:shd w:val="clear" w:color="auto" w:fill="B7B7B7"/>
+          <w:rFonts w:ascii="Arial" w:eastAsia="Arial" w:hAnsi="Arial" w:cs="Arial"/>
+          <w:b/>
+          <w:color w:val="000000"/>
+          <w:sz w:val="18"/>
+          <w:highlight w:val="lightGray"/>
+        </w:rPr>
+        <w:t># Source: AI Source: Provided by: [Data Path</w:t>
+      </w:r>
+      <w:r>
+        <w:rPr>
+          <w:rFonts w:ascii="Arial" w:eastAsia="Arial" w:hAnsi="Arial" w:cs="Arial"/>
+          <w:color w:val="000000"/>
+          <w:sz w:val="18"/>
+          <w:highlight w:val="lightGray"/>
+        </w:rPr>
+        <w:t xml:space="preserve">: Persons Table -&gt; ID Column: 1, Name_En Column: Motasem Essam] -&gt; </w:t>
+      </w:r>
+      <w:r>
+        <w:rPr>
+          <w:rFonts w:ascii="Arial" w:eastAsia="Arial" w:hAnsi="Arial" w:cs="Arial"/>
+          <w:b/>
+          <w:color w:val="000000"/>
+          <w:sz w:val="18"/>
+          <w:highlight w:val="lightGray"/>
+        </w:rPr>
+        <w:t>From:</w:t>
+      </w:r>
+      <w:r>
+        <w:rPr>
+          <w:rFonts w:ascii="Arial" w:eastAsia="Arial" w:hAnsi="Arial" w:cs="Arial"/>
+          <w:color w:val="000000"/>
+          <w:sz w:val="18"/>
+          <w:highlight w:val="lightGray"/>
+        </w:rPr>
+        <w:t xml:space="preserve"> [Chatgpt (GPT</w:t>
+      </w:r>
+      <w:r>
+        <w:rPr>
+          <w:rFonts w:ascii="Arial" w:eastAsia="Arial" w:hAnsi="Arial" w:cs="Cambria Math"/>
+          <w:color w:val="000000"/>
+          <w:sz w:val="18"/>
+          <w:highlight w:val="lightGray"/>
         </w:rPr>
         <w:t>‑</w:t>
       </w:r>
       <w:r>
         <w:rPr>
-          <w:b/>
-          <w:sz w:val="14"/>
-          <w:szCs w:val="14"/>
-          <w:shd w:val="clear" w:color="auto" w:fill="B7B7B7"/>
-        </w:rPr>
-        <w:t>5 Mini) at [9/3/2025]</w:t>
+          <w:rFonts w:ascii="Arial" w:eastAsia="Arial" w:hAnsi="Arial" w:cs="Arial"/>
+          <w:color w:val="000000"/>
+          <w:sz w:val="18"/>
+          <w:highlight w:val="lightGray"/>
+        </w:rPr>
+        <w:t xml:space="preserve">5 Mini)] </w:t>
+      </w:r>
+      <w:r>
+        <w:rPr>
+          <w:rFonts w:ascii="Arial" w:eastAsia="Arial" w:hAnsi="Arial" w:cs="Arial"/>
+          <w:b/>
+          <w:color w:val="000000"/>
+          <w:sz w:val="18"/>
+          <w:highlight w:val="lightGray"/>
+        </w:rPr>
+        <w:t>on</w:t>
+      </w:r>
+      <w:r>
+        <w:rPr>
+          <w:rFonts w:ascii="Arial" w:eastAsia="Arial" w:hAnsi="Arial"/>
+          <w:sz w:val="18"/>
+          <w:highlight w:val="lightGray"/>
+        </w:rPr>
+        <w:t xml:space="preserve"> [9/3/2025]</w:t>
       </w:r>
     </w:p>
     <w:p>
@@ -7450,7 +8108,6 @@
         <w:rPr>
           <w:rFonts w:ascii="Roboto Mono" w:hAnsi="Roboto Mono"/>
         </w:rPr>
-        <w:lastRenderedPageBreak/>
         <w:t>“Password shall be at least 10 characters long.”</w:t>
       </w:r>
     </w:p>
@@ -7537,7 +8194,7 @@
     </w:p>
     <w:p>
       <w:r>
-        <w:pict w14:anchorId="47AAAC46">
+        <w:pict w14:anchorId="7371F02A">
           <v:rect id="_x0000_i1049" style="width:0;height:1.5pt" o:hralign="center" o:hrstd="t" o:hr="t" fillcolor="#a0a0a0" stroked="f"/>
         </w:pict>
       </w:r>
@@ -7562,51 +8219,77 @@
       </w:pPr>
       <w:r>
         <w:rPr>
-          <w:b/>
-          <w:shd w:val="clear" w:color="auto" w:fill="B7B7B7"/>
-        </w:rPr>
-        <w:t># Source</w:t>
-      </w:r>
-      <w:r>
-        <w:rPr>
-          <w:shd w:val="clear" w:color="auto" w:fill="B7B7B7"/>
-        </w:rPr>
-        <w:t xml:space="preserve">: </w:t>
-      </w:r>
-      <w:r>
-        <w:rPr>
-          <w:b/>
-          <w:shd w:val="clear" w:color="auto" w:fill="B7B7B7"/>
-        </w:rPr>
-        <w:t xml:space="preserve">Chatgpt </w:t>
-      </w:r>
-      <w:r>
-        <w:rPr>
-          <w:b/>
-          <w:sz w:val="14"/>
-          <w:szCs w:val="14"/>
-          <w:shd w:val="clear" w:color="auto" w:fill="B7B7B7"/>
-        </w:rPr>
-        <w:t>(GPT</w:t>
-      </w:r>
-      <w:r>
-        <w:rPr>
-          <w:rFonts w:ascii="Cambria Math" w:hAnsi="Cambria Math" w:cs="Cambria Math"/>
-          <w:b/>
-          <w:sz w:val="14"/>
-          <w:szCs w:val="14"/>
-          <w:shd w:val="clear" w:color="auto" w:fill="B7B7B7"/>
+          <w:rFonts w:ascii="Arial" w:eastAsia="Arial" w:hAnsi="Arial" w:cs="Arial"/>
+          <w:b/>
+          <w:color w:val="000000"/>
+          <w:sz w:val="18"/>
+          <w:highlight w:val="lightGray"/>
+        </w:rPr>
+        <w:t># Source: AI Source: Provided by: [Data Path</w:t>
+      </w:r>
+      <w:r>
+        <w:rPr>
+          <w:rFonts w:ascii="Arial" w:eastAsia="Arial" w:hAnsi="Arial" w:cs="Arial"/>
+          <w:color w:val="000000"/>
+          <w:sz w:val="18"/>
+          <w:highlight w:val="lightGray"/>
+        </w:rPr>
+        <w:t xml:space="preserve">: Persons Table -&gt; ID Column: 1, Name_En Column: Motasem Essam] -&gt; </w:t>
+      </w:r>
+      <w:r>
+        <w:rPr>
+          <w:rFonts w:ascii="Arial" w:eastAsia="Arial" w:hAnsi="Arial" w:cs="Arial"/>
+          <w:b/>
+          <w:color w:val="000000"/>
+          <w:sz w:val="18"/>
+          <w:highlight w:val="lightGray"/>
+        </w:rPr>
+        <w:t>From:</w:t>
+      </w:r>
+      <w:r>
+        <w:rPr>
+          <w:rFonts w:ascii="Arial" w:eastAsia="Arial" w:hAnsi="Arial" w:cs="Arial"/>
+          <w:color w:val="000000"/>
+          <w:sz w:val="18"/>
+          <w:highlight w:val="lightGray"/>
+        </w:rPr>
+        <w:t xml:space="preserve"> [Chatgpt (GPT</w:t>
+      </w:r>
+      <w:r>
+        <w:rPr>
+          <w:rFonts w:ascii="Arial" w:eastAsia="Arial" w:hAnsi="Arial" w:cs="Cambria Math"/>
+          <w:color w:val="000000"/>
+          <w:sz w:val="18"/>
+          <w:highlight w:val="lightGray"/>
         </w:rPr>
         <w:t>‑</w:t>
       </w:r>
       <w:r>
         <w:rPr>
-          <w:b/>
-          <w:sz w:val="14"/>
-          <w:szCs w:val="14"/>
-          <w:shd w:val="clear" w:color="auto" w:fill="B7B7B7"/>
-        </w:rPr>
-        <w:t>5 Mini) at [9/3/2025]</w:t>
+          <w:rFonts w:ascii="Arial" w:eastAsia="Arial" w:hAnsi="Arial" w:cs="Arial"/>
+          <w:color w:val="000000"/>
+          <w:sz w:val="18"/>
+          <w:highlight w:val="lightGray"/>
+        </w:rPr>
+        <w:t xml:space="preserve">5 Mini)] </w:t>
+      </w:r>
+      <w:r>
+        <w:rPr>
+          <w:rFonts w:ascii="Arial" w:eastAsia="Arial" w:hAnsi="Arial" w:cs="Arial"/>
+          <w:b/>
+          <w:color w:val="000000"/>
+          <w:sz w:val="18"/>
+          <w:highlight w:val="lightGray"/>
+        </w:rPr>
+        <w:t>on</w:t>
+      </w:r>
+      <w:r>
+        <w:rPr>
+          <w:rFonts w:ascii="Arial" w:eastAsia="Arial" w:hAnsi="Arial"/>
+          <w:sz w:val="18"/>
+          <w:highlight w:val="lightGray"/>
+        </w:rPr>
+        <w:t xml:space="preserve"> [9/3/2025]</w:t>
       </w:r>
     </w:p>
     <w:p>
@@ -7731,7 +8414,7 @@
     </w:p>
     <w:p>
       <w:r>
-        <w:pict w14:anchorId="799FD9C9">
+        <w:pict w14:anchorId="751765F4">
           <v:rect id="_x0000_i1050" style="width:0;height:1.5pt" o:hralign="center" o:hrstd="t" o:hr="t" fillcolor="#a0a0a0" stroked="f"/>
         </w:pict>
       </w:r>
@@ -7756,51 +8439,77 @@
       </w:pPr>
       <w:r>
         <w:rPr>
-          <w:b/>
-          <w:shd w:val="clear" w:color="auto" w:fill="B7B7B7"/>
-        </w:rPr>
-        <w:t># Source</w:t>
-      </w:r>
-      <w:r>
-        <w:rPr>
-          <w:shd w:val="clear" w:color="auto" w:fill="B7B7B7"/>
-        </w:rPr>
-        <w:t xml:space="preserve">: </w:t>
-      </w:r>
-      <w:r>
-        <w:rPr>
-          <w:b/>
-          <w:shd w:val="clear" w:color="auto" w:fill="B7B7B7"/>
-        </w:rPr>
-        <w:t xml:space="preserve">Chatgpt </w:t>
-      </w:r>
-      <w:r>
-        <w:rPr>
-          <w:b/>
-          <w:sz w:val="14"/>
-          <w:szCs w:val="14"/>
-          <w:shd w:val="clear" w:color="auto" w:fill="B7B7B7"/>
-        </w:rPr>
-        <w:t>(GPT</w:t>
-      </w:r>
-      <w:r>
-        <w:rPr>
-          <w:rFonts w:ascii="Cambria Math" w:hAnsi="Cambria Math" w:cs="Cambria Math"/>
-          <w:b/>
-          <w:sz w:val="14"/>
-          <w:szCs w:val="14"/>
-          <w:shd w:val="clear" w:color="auto" w:fill="B7B7B7"/>
+          <w:rFonts w:ascii="Arial" w:eastAsia="Arial" w:hAnsi="Arial" w:cs="Arial"/>
+          <w:b/>
+          <w:color w:val="000000"/>
+          <w:sz w:val="18"/>
+          <w:highlight w:val="lightGray"/>
+        </w:rPr>
+        <w:t># Source: AI Source: Provided by: [Data Path</w:t>
+      </w:r>
+      <w:r>
+        <w:rPr>
+          <w:rFonts w:ascii="Arial" w:eastAsia="Arial" w:hAnsi="Arial" w:cs="Arial"/>
+          <w:color w:val="000000"/>
+          <w:sz w:val="18"/>
+          <w:highlight w:val="lightGray"/>
+        </w:rPr>
+        <w:t xml:space="preserve">: Persons Table -&gt; ID Column: 1, Name_En Column: Motasem Essam] -&gt; </w:t>
+      </w:r>
+      <w:r>
+        <w:rPr>
+          <w:rFonts w:ascii="Arial" w:eastAsia="Arial" w:hAnsi="Arial" w:cs="Arial"/>
+          <w:b/>
+          <w:color w:val="000000"/>
+          <w:sz w:val="18"/>
+          <w:highlight w:val="lightGray"/>
+        </w:rPr>
+        <w:t>From:</w:t>
+      </w:r>
+      <w:r>
+        <w:rPr>
+          <w:rFonts w:ascii="Arial" w:eastAsia="Arial" w:hAnsi="Arial" w:cs="Arial"/>
+          <w:color w:val="000000"/>
+          <w:sz w:val="18"/>
+          <w:highlight w:val="lightGray"/>
+        </w:rPr>
+        <w:t xml:space="preserve"> [Chatgpt (GPT</w:t>
+      </w:r>
+      <w:r>
+        <w:rPr>
+          <w:rFonts w:ascii="Arial" w:eastAsia="Arial" w:hAnsi="Arial" w:cs="Cambria Math"/>
+          <w:color w:val="000000"/>
+          <w:sz w:val="18"/>
+          <w:highlight w:val="lightGray"/>
         </w:rPr>
         <w:t>‑</w:t>
       </w:r>
       <w:r>
         <w:rPr>
-          <w:b/>
-          <w:sz w:val="14"/>
-          <w:szCs w:val="14"/>
-          <w:shd w:val="clear" w:color="auto" w:fill="B7B7B7"/>
-        </w:rPr>
-        <w:t>5 Mini) at [9/3/2025]</w:t>
+          <w:rFonts w:ascii="Arial" w:eastAsia="Arial" w:hAnsi="Arial" w:cs="Arial"/>
+          <w:color w:val="000000"/>
+          <w:sz w:val="18"/>
+          <w:highlight w:val="lightGray"/>
+        </w:rPr>
+        <w:t xml:space="preserve">5 Mini)] </w:t>
+      </w:r>
+      <w:r>
+        <w:rPr>
+          <w:rFonts w:ascii="Arial" w:eastAsia="Arial" w:hAnsi="Arial" w:cs="Arial"/>
+          <w:b/>
+          <w:color w:val="000000"/>
+          <w:sz w:val="18"/>
+          <w:highlight w:val="lightGray"/>
+        </w:rPr>
+        <w:t>on</w:t>
+      </w:r>
+      <w:r>
+        <w:rPr>
+          <w:rFonts w:ascii="Arial" w:eastAsia="Arial" w:hAnsi="Arial"/>
+          <w:sz w:val="18"/>
+          <w:highlight w:val="lightGray"/>
+        </w:rPr>
+        <w:t xml:space="preserve"> [9/3/2025]</w:t>
       </w:r>
     </w:p>
     <w:p>
@@ -7860,7 +8569,6 @@
           <w:i/>
           <w:iCs/>
         </w:rPr>
-        <w:lastRenderedPageBreak/>
         <w:t>User-friendly</w:t>
       </w:r>
       <w:r>
@@ -7934,7 +8642,7 @@
     </w:p>
     <w:p>
       <w:r>
-        <w:pict w14:anchorId="0472E47E">
+        <w:pict w14:anchorId="1DAF34A8">
           <v:rect id="_x0000_i1051" style="width:0;height:1.5pt" o:hralign="center" o:hrstd="t" o:hr="t" fillcolor="#a0a0a0" stroked="f"/>
         </w:pict>
       </w:r>
@@ -7959,51 +8667,77 @@
       </w:pPr>
       <w:r>
         <w:rPr>
-          <w:b/>
-          <w:shd w:val="clear" w:color="auto" w:fill="B7B7B7"/>
-        </w:rPr>
-        <w:t># Source</w:t>
-      </w:r>
-      <w:r>
-        <w:rPr>
-          <w:shd w:val="clear" w:color="auto" w:fill="B7B7B7"/>
-        </w:rPr>
-        <w:t xml:space="preserve">: </w:t>
-      </w:r>
-      <w:r>
-        <w:rPr>
-          <w:b/>
-          <w:shd w:val="clear" w:color="auto" w:fill="B7B7B7"/>
-        </w:rPr>
-        <w:t xml:space="preserve">Chatgpt </w:t>
-      </w:r>
-      <w:r>
-        <w:rPr>
-          <w:b/>
-          <w:sz w:val="14"/>
-          <w:szCs w:val="14"/>
-          <w:shd w:val="clear" w:color="auto" w:fill="B7B7B7"/>
-        </w:rPr>
-        <w:t>(GPT</w:t>
-      </w:r>
-      <w:r>
-        <w:rPr>
-          <w:rFonts w:ascii="Cambria Math" w:hAnsi="Cambria Math" w:cs="Cambria Math"/>
-          <w:b/>
-          <w:sz w:val="14"/>
-          <w:szCs w:val="14"/>
-          <w:shd w:val="clear" w:color="auto" w:fill="B7B7B7"/>
+          <w:rFonts w:ascii="Arial" w:eastAsia="Arial" w:hAnsi="Arial" w:cs="Arial"/>
+          <w:b/>
+          <w:color w:val="000000"/>
+          <w:sz w:val="18"/>
+          <w:highlight w:val="lightGray"/>
+        </w:rPr>
+        <w:t># Source: AI Source: Provided by: [Data Path</w:t>
+      </w:r>
+      <w:r>
+        <w:rPr>
+          <w:rFonts w:ascii="Arial" w:eastAsia="Arial" w:hAnsi="Arial" w:cs="Arial"/>
+          <w:color w:val="000000"/>
+          <w:sz w:val="18"/>
+          <w:highlight w:val="lightGray"/>
+        </w:rPr>
+        <w:t xml:space="preserve">: Persons Table -&gt; ID Column: 1, Name_En Column: Motasem Essam] -&gt; </w:t>
+      </w:r>
+      <w:r>
+        <w:rPr>
+          <w:rFonts w:ascii="Arial" w:eastAsia="Arial" w:hAnsi="Arial" w:cs="Arial"/>
+          <w:b/>
+          <w:color w:val="000000"/>
+          <w:sz w:val="18"/>
+          <w:highlight w:val="lightGray"/>
+        </w:rPr>
+        <w:t>From:</w:t>
+      </w:r>
+      <w:r>
+        <w:rPr>
+          <w:rFonts w:ascii="Arial" w:eastAsia="Arial" w:hAnsi="Arial" w:cs="Arial"/>
+          <w:color w:val="000000"/>
+          <w:sz w:val="18"/>
+          <w:highlight w:val="lightGray"/>
+        </w:rPr>
+        <w:t xml:space="preserve"> [Chatgpt (GPT</w:t>
+      </w:r>
+      <w:r>
+        <w:rPr>
+          <w:rFonts w:ascii="Arial" w:eastAsia="Arial" w:hAnsi="Arial" w:cs="Cambria Math"/>
+          <w:color w:val="000000"/>
+          <w:sz w:val="18"/>
+          <w:highlight w:val="lightGray"/>
         </w:rPr>
         <w:t>‑</w:t>
       </w:r>
       <w:r>
         <w:rPr>
-          <w:b/>
-          <w:sz w:val="14"/>
-          <w:szCs w:val="14"/>
-          <w:shd w:val="clear" w:color="auto" w:fill="B7B7B7"/>
-        </w:rPr>
-        <w:t>5 Mini) at [9/3/2025]</w:t>
+          <w:rFonts w:ascii="Arial" w:eastAsia="Arial" w:hAnsi="Arial" w:cs="Arial"/>
+          <w:color w:val="000000"/>
+          <w:sz w:val="18"/>
+          <w:highlight w:val="lightGray"/>
+        </w:rPr>
+        <w:t xml:space="preserve">5 Mini)] </w:t>
+      </w:r>
+      <w:r>
+        <w:rPr>
+          <w:rFonts w:ascii="Arial" w:eastAsia="Arial" w:hAnsi="Arial" w:cs="Arial"/>
+          <w:b/>
+          <w:color w:val="000000"/>
+          <w:sz w:val="18"/>
+          <w:highlight w:val="lightGray"/>
+        </w:rPr>
+        <w:t>on</w:t>
+      </w:r>
+      <w:r>
+        <w:rPr>
+          <w:rFonts w:ascii="Arial" w:eastAsia="Arial" w:hAnsi="Arial"/>
+          <w:sz w:val="18"/>
+          <w:highlight w:val="lightGray"/>
+        </w:rPr>
+        <w:t xml:space="preserve"> [9/3/2025]</w:t>
       </w:r>
     </w:p>
     <w:p>
@@ -8106,7 +8840,7 @@
     </w:p>
     <w:p>
       <w:r>
-        <w:pict w14:anchorId="46B45B9D">
+        <w:pict w14:anchorId="6583E3FA">
           <v:rect id="_x0000_i1052" style="width:0;height:1.5pt" o:hralign="center" o:hrstd="t" o:hr="t" fillcolor="#a0a0a0" stroked="f"/>
         </w:pict>
       </w:r>
@@ -8127,51 +8861,77 @@
       </w:pPr>
       <w:r>
         <w:rPr>
-          <w:b/>
-          <w:shd w:val="clear" w:color="auto" w:fill="B7B7B7"/>
-        </w:rPr>
-        <w:t># Source</w:t>
-      </w:r>
-      <w:r>
-        <w:rPr>
-          <w:shd w:val="clear" w:color="auto" w:fill="B7B7B7"/>
-        </w:rPr>
-        <w:t xml:space="preserve">: </w:t>
-      </w:r>
-      <w:r>
-        <w:rPr>
-          <w:b/>
-          <w:shd w:val="clear" w:color="auto" w:fill="B7B7B7"/>
-        </w:rPr>
-        <w:t xml:space="preserve">Chatgpt </w:t>
-      </w:r>
-      <w:r>
-        <w:rPr>
-          <w:b/>
-          <w:sz w:val="14"/>
-          <w:szCs w:val="14"/>
-          <w:shd w:val="clear" w:color="auto" w:fill="B7B7B7"/>
-        </w:rPr>
-        <w:t>(GPT</w:t>
-      </w:r>
-      <w:r>
-        <w:rPr>
-          <w:rFonts w:ascii="Cambria Math" w:hAnsi="Cambria Math" w:cs="Cambria Math"/>
-          <w:b/>
-          <w:sz w:val="14"/>
-          <w:szCs w:val="14"/>
-          <w:shd w:val="clear" w:color="auto" w:fill="B7B7B7"/>
+          <w:rFonts w:ascii="Arial" w:eastAsia="Arial" w:hAnsi="Arial" w:cs="Arial"/>
+          <w:b/>
+          <w:color w:val="000000"/>
+          <w:sz w:val="18"/>
+          <w:highlight w:val="lightGray"/>
+        </w:rPr>
+        <w:t># Source: AI Source: Provided by: [Data Path</w:t>
+      </w:r>
+      <w:r>
+        <w:rPr>
+          <w:rFonts w:ascii="Arial" w:eastAsia="Arial" w:hAnsi="Arial" w:cs="Arial"/>
+          <w:color w:val="000000"/>
+          <w:sz w:val="18"/>
+          <w:highlight w:val="lightGray"/>
+        </w:rPr>
+        <w:t xml:space="preserve">: Persons Table -&gt; ID Column: 1, Name_En Column: Motasem Essam] -&gt; </w:t>
+      </w:r>
+      <w:r>
+        <w:rPr>
+          <w:rFonts w:ascii="Arial" w:eastAsia="Arial" w:hAnsi="Arial" w:cs="Arial"/>
+          <w:b/>
+          <w:color w:val="000000"/>
+          <w:sz w:val="18"/>
+          <w:highlight w:val="lightGray"/>
+        </w:rPr>
+        <w:t>From:</w:t>
+      </w:r>
+      <w:r>
+        <w:rPr>
+          <w:rFonts w:ascii="Arial" w:eastAsia="Arial" w:hAnsi="Arial" w:cs="Arial"/>
+          <w:color w:val="000000"/>
+          <w:sz w:val="18"/>
+          <w:highlight w:val="lightGray"/>
+        </w:rPr>
+        <w:t xml:space="preserve"> [Chatgpt (GPT</w:t>
+      </w:r>
+      <w:r>
+        <w:rPr>
+          <w:rFonts w:ascii="Arial" w:eastAsia="Arial" w:hAnsi="Arial" w:cs="Cambria Math"/>
+          <w:color w:val="000000"/>
+          <w:sz w:val="18"/>
+          <w:highlight w:val="lightGray"/>
         </w:rPr>
         <w:t>‑</w:t>
       </w:r>
       <w:r>
         <w:rPr>
-          <w:b/>
-          <w:sz w:val="14"/>
-          <w:szCs w:val="14"/>
-          <w:shd w:val="clear" w:color="auto" w:fill="B7B7B7"/>
-        </w:rPr>
-        <w:t>5 Mini) at [9/3/2025]</w:t>
+          <w:rFonts w:ascii="Arial" w:eastAsia="Arial" w:hAnsi="Arial" w:cs="Arial"/>
+          <w:color w:val="000000"/>
+          <w:sz w:val="18"/>
+          <w:highlight w:val="lightGray"/>
+        </w:rPr>
+        <w:t xml:space="preserve">5 Mini)] </w:t>
+      </w:r>
+      <w:r>
+        <w:rPr>
+          <w:rFonts w:ascii="Arial" w:eastAsia="Arial" w:hAnsi="Arial" w:cs="Arial"/>
+          <w:b/>
+          <w:color w:val="000000"/>
+          <w:sz w:val="18"/>
+          <w:highlight w:val="lightGray"/>
+        </w:rPr>
+        <w:t>on</w:t>
+      </w:r>
+      <w:r>
+        <w:rPr>
+          <w:rFonts w:ascii="Arial" w:eastAsia="Arial" w:hAnsi="Arial"/>
+          <w:sz w:val="18"/>
+          <w:highlight w:val="lightGray"/>
+        </w:rPr>
+        <w:t xml:space="preserve"> [9/3/2025]</w:t>
       </w:r>
     </w:p>
     <w:p>
@@ -8256,8 +9016,7 @@
     </w:p>
     <w:p>
       <w:r>
-        <w:lastRenderedPageBreak/>
-        <w:pict w14:anchorId="102B6576">
+        <w:pict w14:anchorId="0FCDCA96">
           <v:rect id="_x0000_i1053" style="width:0;height:1.5pt" o:hralign="center" o:hrstd="t" o:hr="t" fillcolor="#a0a0a0" stroked="f"/>
         </w:pict>
       </w:r>
@@ -8282,51 +9041,77 @@
       </w:pPr>
       <w:r>
         <w:rPr>
-          <w:b/>
-          <w:shd w:val="clear" w:color="auto" w:fill="B7B7B7"/>
-        </w:rPr>
-        <w:t># Source</w:t>
-      </w:r>
-      <w:r>
-        <w:rPr>
-          <w:shd w:val="clear" w:color="auto" w:fill="B7B7B7"/>
-        </w:rPr>
-        <w:t xml:space="preserve">: </w:t>
-      </w:r>
-      <w:r>
-        <w:rPr>
-          <w:b/>
-          <w:shd w:val="clear" w:color="auto" w:fill="B7B7B7"/>
-        </w:rPr>
-        <w:t xml:space="preserve">Chatgpt </w:t>
-      </w:r>
-      <w:r>
-        <w:rPr>
-          <w:b/>
-          <w:sz w:val="14"/>
-          <w:szCs w:val="14"/>
-          <w:shd w:val="clear" w:color="auto" w:fill="B7B7B7"/>
-        </w:rPr>
-        <w:t>(GPT</w:t>
-      </w:r>
-      <w:r>
-        <w:rPr>
-          <w:rFonts w:ascii="Cambria Math" w:hAnsi="Cambria Math" w:cs="Cambria Math"/>
-          <w:b/>
-          <w:sz w:val="14"/>
-          <w:szCs w:val="14"/>
-          <w:shd w:val="clear" w:color="auto" w:fill="B7B7B7"/>
+          <w:rFonts w:ascii="Arial" w:eastAsia="Arial" w:hAnsi="Arial" w:cs="Arial"/>
+          <w:b/>
+          <w:color w:val="000000"/>
+          <w:sz w:val="18"/>
+          <w:highlight w:val="lightGray"/>
+        </w:rPr>
+        <w:t># Source: AI Source: Provided by: [Data Path</w:t>
+      </w:r>
+      <w:r>
+        <w:rPr>
+          <w:rFonts w:ascii="Arial" w:eastAsia="Arial" w:hAnsi="Arial" w:cs="Arial"/>
+          <w:color w:val="000000"/>
+          <w:sz w:val="18"/>
+          <w:highlight w:val="lightGray"/>
+        </w:rPr>
+        <w:t xml:space="preserve">: Persons Table -&gt; ID Column: 1, Name_En Column: Motasem Essam] -&gt; </w:t>
+      </w:r>
+      <w:r>
+        <w:rPr>
+          <w:rFonts w:ascii="Arial" w:eastAsia="Arial" w:hAnsi="Arial" w:cs="Arial"/>
+          <w:b/>
+          <w:color w:val="000000"/>
+          <w:sz w:val="18"/>
+          <w:highlight w:val="lightGray"/>
+        </w:rPr>
+        <w:t>From:</w:t>
+      </w:r>
+      <w:r>
+        <w:rPr>
+          <w:rFonts w:ascii="Arial" w:eastAsia="Arial" w:hAnsi="Arial" w:cs="Arial"/>
+          <w:color w:val="000000"/>
+          <w:sz w:val="18"/>
+          <w:highlight w:val="lightGray"/>
+        </w:rPr>
+        <w:t xml:space="preserve"> [Chatgpt (GPT</w:t>
+      </w:r>
+      <w:r>
+        <w:rPr>
+          <w:rFonts w:ascii="Arial" w:eastAsia="Arial" w:hAnsi="Arial" w:cs="Cambria Math"/>
+          <w:color w:val="000000"/>
+          <w:sz w:val="18"/>
+          <w:highlight w:val="lightGray"/>
         </w:rPr>
         <w:t>‑</w:t>
       </w:r>
       <w:r>
         <w:rPr>
-          <w:b/>
-          <w:sz w:val="14"/>
-          <w:szCs w:val="14"/>
-          <w:shd w:val="clear" w:color="auto" w:fill="B7B7B7"/>
-        </w:rPr>
-        <w:t>5 Mini) at [9/3/2025]</w:t>
+          <w:rFonts w:ascii="Arial" w:eastAsia="Arial" w:hAnsi="Arial" w:cs="Arial"/>
+          <w:color w:val="000000"/>
+          <w:sz w:val="18"/>
+          <w:highlight w:val="lightGray"/>
+        </w:rPr>
+        <w:t xml:space="preserve">5 Mini)] </w:t>
+      </w:r>
+      <w:r>
+        <w:rPr>
+          <w:rFonts w:ascii="Arial" w:eastAsia="Arial" w:hAnsi="Arial" w:cs="Arial"/>
+          <w:b/>
+          <w:color w:val="000000"/>
+          <w:sz w:val="18"/>
+          <w:highlight w:val="lightGray"/>
+        </w:rPr>
+        <w:t>on</w:t>
+      </w:r>
+      <w:r>
+        <w:rPr>
+          <w:rFonts w:ascii="Arial" w:eastAsia="Arial" w:hAnsi="Arial"/>
+          <w:sz w:val="18"/>
+          <w:highlight w:val="lightGray"/>
+        </w:rPr>
+        <w:t xml:space="preserve"> [9/3/2025]</w:t>
       </w:r>
     </w:p>
     <w:p>
@@ -8353,7 +9138,7 @@
           <w:noProof/>
         </w:rPr>
         <w:drawing>
-          <wp:inline distT="0" distB="0" distL="0" distR="0" wp14:anchorId="2BC227AE" wp14:editId="5278F9C7">
+          <wp:inline distT="0" distB="0" distL="0" distR="0" wp14:anchorId="3B3811E6" wp14:editId="71138223">
             <wp:extent cx="5943600" cy="1244600"/>
             <wp:effectExtent l="0" t="0" r="0" b="0"/>
             <wp:docPr id="1641014274" name="Picture 1"/>
@@ -8565,7 +9350,7 @@
     </w:p>
     <w:p>
       <w:r>
-        <w:pict w14:anchorId="6BE02805">
+        <w:pict w14:anchorId="64E18B05">
           <v:rect id="_x0000_i1054" style="width:0;height:1.5pt" o:hralign="center" o:hrstd="t" o:hr="t" fillcolor="#a0a0a0" stroked="f"/>
         </w:pict>
       </w:r>
@@ -8590,51 +9375,77 @@
       </w:pPr>
       <w:r>
         <w:rPr>
-          <w:b/>
-          <w:shd w:val="clear" w:color="auto" w:fill="B7B7B7"/>
-        </w:rPr>
-        <w:t># Source</w:t>
-      </w:r>
-      <w:r>
-        <w:rPr>
-          <w:shd w:val="clear" w:color="auto" w:fill="B7B7B7"/>
-        </w:rPr>
-        <w:t xml:space="preserve">: </w:t>
-      </w:r>
-      <w:r>
-        <w:rPr>
-          <w:b/>
-          <w:shd w:val="clear" w:color="auto" w:fill="B7B7B7"/>
-        </w:rPr>
-        <w:t xml:space="preserve">Chatgpt </w:t>
-      </w:r>
-      <w:r>
-        <w:rPr>
-          <w:b/>
-          <w:sz w:val="14"/>
-          <w:szCs w:val="14"/>
-          <w:shd w:val="clear" w:color="auto" w:fill="B7B7B7"/>
-        </w:rPr>
-        <w:t>(GPT</w:t>
-      </w:r>
-      <w:r>
-        <w:rPr>
-          <w:rFonts w:ascii="Cambria Math" w:hAnsi="Cambria Math" w:cs="Cambria Math"/>
-          <w:b/>
-          <w:sz w:val="14"/>
-          <w:szCs w:val="14"/>
-          <w:shd w:val="clear" w:color="auto" w:fill="B7B7B7"/>
+          <w:rFonts w:ascii="Arial" w:eastAsia="Arial" w:hAnsi="Arial" w:cs="Arial"/>
+          <w:b/>
+          <w:color w:val="000000"/>
+          <w:sz w:val="18"/>
+          <w:highlight w:val="lightGray"/>
+        </w:rPr>
+        <w:t># Source: AI Source: Provided by: [Data Path</w:t>
+      </w:r>
+      <w:r>
+        <w:rPr>
+          <w:rFonts w:ascii="Arial" w:eastAsia="Arial" w:hAnsi="Arial" w:cs="Arial"/>
+          <w:color w:val="000000"/>
+          <w:sz w:val="18"/>
+          <w:highlight w:val="lightGray"/>
+        </w:rPr>
+        <w:t xml:space="preserve">: Persons Table -&gt; ID Column: 1, Name_En Column: Motasem Essam] -&gt; </w:t>
+      </w:r>
+      <w:r>
+        <w:rPr>
+          <w:rFonts w:ascii="Arial" w:eastAsia="Arial" w:hAnsi="Arial" w:cs="Arial"/>
+          <w:b/>
+          <w:color w:val="000000"/>
+          <w:sz w:val="18"/>
+          <w:highlight w:val="lightGray"/>
+        </w:rPr>
+        <w:t>From:</w:t>
+      </w:r>
+      <w:r>
+        <w:rPr>
+          <w:rFonts w:ascii="Arial" w:eastAsia="Arial" w:hAnsi="Arial" w:cs="Arial"/>
+          <w:color w:val="000000"/>
+          <w:sz w:val="18"/>
+          <w:highlight w:val="lightGray"/>
+        </w:rPr>
+        <w:t xml:space="preserve"> [Chatgpt (GPT</w:t>
+      </w:r>
+      <w:r>
+        <w:rPr>
+          <w:rFonts w:ascii="Arial" w:eastAsia="Arial" w:hAnsi="Arial" w:cs="Cambria Math"/>
+          <w:color w:val="000000"/>
+          <w:sz w:val="18"/>
+          <w:highlight w:val="lightGray"/>
         </w:rPr>
         <w:t>‑</w:t>
       </w:r>
       <w:r>
         <w:rPr>
-          <w:b/>
-          <w:sz w:val="14"/>
-          <w:szCs w:val="14"/>
-          <w:shd w:val="clear" w:color="auto" w:fill="B7B7B7"/>
-        </w:rPr>
-        <w:t>5 Mini) at [9/3/2025]</w:t>
+          <w:rFonts w:ascii="Arial" w:eastAsia="Arial" w:hAnsi="Arial" w:cs="Arial"/>
+          <w:color w:val="000000"/>
+          <w:sz w:val="18"/>
+          <w:highlight w:val="lightGray"/>
+        </w:rPr>
+        <w:t xml:space="preserve">5 Mini)] </w:t>
+      </w:r>
+      <w:r>
+        <w:rPr>
+          <w:rFonts w:ascii="Arial" w:eastAsia="Arial" w:hAnsi="Arial" w:cs="Arial"/>
+          <w:b/>
+          <w:color w:val="000000"/>
+          <w:sz w:val="18"/>
+          <w:highlight w:val="lightGray"/>
+        </w:rPr>
+        <w:t>on</w:t>
+      </w:r>
+      <w:r>
+        <w:rPr>
+          <w:rFonts w:ascii="Arial" w:eastAsia="Arial" w:hAnsi="Arial"/>
+          <w:sz w:val="18"/>
+          <w:highlight w:val="lightGray"/>
+        </w:rPr>
+        <w:t xml:space="preserve"> [9/3/2025]</w:t>
       </w:r>
     </w:p>
     <w:p>
@@ -8647,9 +9458,8 @@
         <w:rPr>
           <w:noProof/>
         </w:rPr>
-        <w:lastRenderedPageBreak/>
         <w:drawing>
-          <wp:inline distT="0" distB="0" distL="0" distR="0" wp14:anchorId="061330A5" wp14:editId="293DEC41">
+          <wp:inline distT="0" distB="0" distL="0" distR="0" wp14:anchorId="147473E6" wp14:editId="528F09B5">
             <wp:extent cx="5943600" cy="1054735"/>
             <wp:effectExtent l="0" t="0" r="0" b="0"/>
             <wp:docPr id="1798548499" name="Picture 1"/>
@@ -8886,7 +9696,7 @@
           <w:noProof/>
         </w:rPr>
         <w:drawing>
-          <wp:inline distT="0" distB="0" distL="0" distR="0" wp14:anchorId="479D49F0" wp14:editId="782A4B3C">
+          <wp:inline distT="0" distB="0" distL="0" distR="0" wp14:anchorId="547445B6" wp14:editId="0BA3329C">
             <wp:extent cx="5943600" cy="1166495"/>
             <wp:effectExtent l="0" t="0" r="0" b="0"/>
             <wp:docPr id="31417417" name="Picture 1"/>
@@ -8963,7 +9773,7 @@
     </w:p>
     <w:p>
       <w:r>
-        <w:pict w14:anchorId="116C44F3">
+        <w:pict w14:anchorId="3B9F374D">
           <v:rect id="_x0000_i1055" style="width:0;height:1.5pt" o:hralign="center" o:hrstd="t" o:hr="t" fillcolor="#a0a0a0" stroked="f"/>
         </w:pict>
       </w:r>
@@ -8976,7 +9786,6 @@
         <w:rPr>
           <w:rFonts w:ascii="Segoe UI Emoji" w:hAnsi="Segoe UI Emoji" w:cs="Segoe UI Emoji"/>
         </w:rPr>
-        <w:lastRenderedPageBreak/>
         <w:t>🔹</w:t>
       </w:r>
       <w:r>
@@ -8989,51 +9798,77 @@
       </w:pPr>
       <w:r>
         <w:rPr>
-          <w:b/>
-          <w:shd w:val="clear" w:color="auto" w:fill="B7B7B7"/>
-        </w:rPr>
-        <w:t># Source</w:t>
-      </w:r>
-      <w:r>
-        <w:rPr>
-          <w:shd w:val="clear" w:color="auto" w:fill="B7B7B7"/>
-        </w:rPr>
-        <w:t xml:space="preserve">: </w:t>
-      </w:r>
-      <w:r>
-        <w:rPr>
-          <w:b/>
-          <w:shd w:val="clear" w:color="auto" w:fill="B7B7B7"/>
-        </w:rPr>
-        <w:t xml:space="preserve">Chatgpt </w:t>
-      </w:r>
-      <w:r>
-        <w:rPr>
-          <w:b/>
-          <w:sz w:val="14"/>
-          <w:szCs w:val="14"/>
-          <w:shd w:val="clear" w:color="auto" w:fill="B7B7B7"/>
-        </w:rPr>
-        <w:t>(GPT</w:t>
-      </w:r>
-      <w:r>
-        <w:rPr>
-          <w:rFonts w:ascii="Cambria Math" w:hAnsi="Cambria Math" w:cs="Cambria Math"/>
-          <w:b/>
-          <w:sz w:val="14"/>
-          <w:szCs w:val="14"/>
-          <w:shd w:val="clear" w:color="auto" w:fill="B7B7B7"/>
+          <w:rFonts w:ascii="Arial" w:eastAsia="Arial" w:hAnsi="Arial" w:cs="Arial"/>
+          <w:b/>
+          <w:color w:val="000000"/>
+          <w:sz w:val="18"/>
+          <w:highlight w:val="lightGray"/>
+        </w:rPr>
+        <w:t># Source: AI Source: Provided by: [Data Path</w:t>
+      </w:r>
+      <w:r>
+        <w:rPr>
+          <w:rFonts w:ascii="Arial" w:eastAsia="Arial" w:hAnsi="Arial" w:cs="Arial"/>
+          <w:color w:val="000000"/>
+          <w:sz w:val="18"/>
+          <w:highlight w:val="lightGray"/>
+        </w:rPr>
+        <w:t xml:space="preserve">: Persons Table -&gt; ID Column: 1, Name_En Column: Motasem Essam] -&gt; </w:t>
+      </w:r>
+      <w:r>
+        <w:rPr>
+          <w:rFonts w:ascii="Arial" w:eastAsia="Arial" w:hAnsi="Arial" w:cs="Arial"/>
+          <w:b/>
+          <w:color w:val="000000"/>
+          <w:sz w:val="18"/>
+          <w:highlight w:val="lightGray"/>
+        </w:rPr>
+        <w:t>From:</w:t>
+      </w:r>
+      <w:r>
+        <w:rPr>
+          <w:rFonts w:ascii="Arial" w:eastAsia="Arial" w:hAnsi="Arial" w:cs="Arial"/>
+          <w:color w:val="000000"/>
+          <w:sz w:val="18"/>
+          <w:highlight w:val="lightGray"/>
+        </w:rPr>
+        <w:t xml:space="preserve"> [Chatgpt (GPT</w:t>
+      </w:r>
+      <w:r>
+        <w:rPr>
+          <w:rFonts w:ascii="Arial" w:eastAsia="Arial" w:hAnsi="Arial" w:cs="Cambria Math"/>
+          <w:color w:val="000000"/>
+          <w:sz w:val="18"/>
+          <w:highlight w:val="lightGray"/>
         </w:rPr>
         <w:t>‑</w:t>
       </w:r>
       <w:r>
         <w:rPr>
-          <w:b/>
-          <w:sz w:val="14"/>
-          <w:szCs w:val="14"/>
-          <w:shd w:val="clear" w:color="auto" w:fill="B7B7B7"/>
-        </w:rPr>
-        <w:t>5 Mini) at [9/3/2025]</w:t>
+          <w:rFonts w:ascii="Arial" w:eastAsia="Arial" w:hAnsi="Arial" w:cs="Arial"/>
+          <w:color w:val="000000"/>
+          <w:sz w:val="18"/>
+          <w:highlight w:val="lightGray"/>
+        </w:rPr>
+        <w:t xml:space="preserve">5 Mini)] </w:t>
+      </w:r>
+      <w:r>
+        <w:rPr>
+          <w:rFonts w:ascii="Arial" w:eastAsia="Arial" w:hAnsi="Arial" w:cs="Arial"/>
+          <w:b/>
+          <w:color w:val="000000"/>
+          <w:sz w:val="18"/>
+          <w:highlight w:val="lightGray"/>
+        </w:rPr>
+        <w:t>on</w:t>
+      </w:r>
+      <w:r>
+        <w:rPr>
+          <w:rFonts w:ascii="Arial" w:eastAsia="Arial" w:hAnsi="Arial"/>
+          <w:sz w:val="18"/>
+          <w:highlight w:val="lightGray"/>
+        </w:rPr>
+        <w:t xml:space="preserve"> [9/3/2025]</w:t>
       </w:r>
     </w:p>
     <w:p>
@@ -9060,7 +9895,7 @@
           <w:noProof/>
         </w:rPr>
         <w:drawing>
-          <wp:inline distT="0" distB="0" distL="0" distR="0" wp14:anchorId="09952ED7" wp14:editId="3B32B344">
+          <wp:inline distT="0" distB="0" distL="0" distR="0" wp14:anchorId="0ED935D5" wp14:editId="3DF2F7D5">
             <wp:extent cx="5943600" cy="1137285"/>
             <wp:effectExtent l="0" t="0" r="0" b="5715"/>
             <wp:docPr id="1310854658" name="Picture 1"/>
@@ -9223,7 +10058,7 @@
           <w:noProof/>
         </w:rPr>
         <w:drawing>
-          <wp:inline distT="0" distB="0" distL="0" distR="0" wp14:anchorId="23140448" wp14:editId="51F50A0F">
+          <wp:inline distT="0" distB="0" distL="0" distR="0" wp14:anchorId="2D1A7CD9" wp14:editId="6C345BD5">
             <wp:extent cx="5943600" cy="787400"/>
             <wp:effectExtent l="0" t="0" r="0" b="0"/>
             <wp:docPr id="1174102717" name="Picture 1"/>
@@ -9275,7 +10110,7 @@
     </w:p>
     <w:p>
       <w:r>
-        <w:pict w14:anchorId="019DDEF2">
+        <w:pict w14:anchorId="661961CF">
           <v:rect id="_x0000_i1056" style="width:0;height:1.5pt" o:hralign="center" o:hrstd="t" o:hr="t" fillcolor="#a0a0a0" stroked="f"/>
         </w:pict>
       </w:r>
@@ -9300,51 +10135,77 @@
       </w:pPr>
       <w:r>
         <w:rPr>
-          <w:b/>
-          <w:shd w:val="clear" w:color="auto" w:fill="B7B7B7"/>
-        </w:rPr>
-        <w:t># Source</w:t>
-      </w:r>
-      <w:r>
-        <w:rPr>
-          <w:shd w:val="clear" w:color="auto" w:fill="B7B7B7"/>
-        </w:rPr>
-        <w:t xml:space="preserve">: </w:t>
-      </w:r>
-      <w:r>
-        <w:rPr>
-          <w:b/>
-          <w:shd w:val="clear" w:color="auto" w:fill="B7B7B7"/>
-        </w:rPr>
-        <w:t xml:space="preserve">Chatgpt </w:t>
-      </w:r>
-      <w:r>
-        <w:rPr>
-          <w:b/>
-          <w:sz w:val="14"/>
-          <w:szCs w:val="14"/>
-          <w:shd w:val="clear" w:color="auto" w:fill="B7B7B7"/>
-        </w:rPr>
-        <w:t>(GPT</w:t>
-      </w:r>
-      <w:r>
-        <w:rPr>
-          <w:rFonts w:ascii="Cambria Math" w:hAnsi="Cambria Math" w:cs="Cambria Math"/>
-          <w:b/>
-          <w:sz w:val="14"/>
-          <w:szCs w:val="14"/>
-          <w:shd w:val="clear" w:color="auto" w:fill="B7B7B7"/>
+          <w:rFonts w:ascii="Arial" w:eastAsia="Arial" w:hAnsi="Arial" w:cs="Arial"/>
+          <w:b/>
+          <w:color w:val="000000"/>
+          <w:sz w:val="18"/>
+          <w:highlight w:val="lightGray"/>
+        </w:rPr>
+        <w:t># Source: AI Source: Provided by: [Data Path</w:t>
+      </w:r>
+      <w:r>
+        <w:rPr>
+          <w:rFonts w:ascii="Arial" w:eastAsia="Arial" w:hAnsi="Arial" w:cs="Arial"/>
+          <w:color w:val="000000"/>
+          <w:sz w:val="18"/>
+          <w:highlight w:val="lightGray"/>
+        </w:rPr>
+        <w:t xml:space="preserve">: Persons Table -&gt; ID Column: 1, Name_En Column: Motasem Essam] -&gt; </w:t>
+      </w:r>
+      <w:r>
+        <w:rPr>
+          <w:rFonts w:ascii="Arial" w:eastAsia="Arial" w:hAnsi="Arial" w:cs="Arial"/>
+          <w:b/>
+          <w:color w:val="000000"/>
+          <w:sz w:val="18"/>
+          <w:highlight w:val="lightGray"/>
+        </w:rPr>
+        <w:t>From:</w:t>
+      </w:r>
+      <w:r>
+        <w:rPr>
+          <w:rFonts w:ascii="Arial" w:eastAsia="Arial" w:hAnsi="Arial" w:cs="Arial"/>
+          <w:color w:val="000000"/>
+          <w:sz w:val="18"/>
+          <w:highlight w:val="lightGray"/>
+        </w:rPr>
+        <w:t xml:space="preserve"> [Chatgpt (GPT</w:t>
+      </w:r>
+      <w:r>
+        <w:rPr>
+          <w:rFonts w:ascii="Arial" w:eastAsia="Arial" w:hAnsi="Arial" w:cs="Cambria Math"/>
+          <w:color w:val="000000"/>
+          <w:sz w:val="18"/>
+          <w:highlight w:val="lightGray"/>
         </w:rPr>
         <w:t>‑</w:t>
       </w:r>
       <w:r>
         <w:rPr>
-          <w:b/>
-          <w:sz w:val="14"/>
-          <w:szCs w:val="14"/>
-          <w:shd w:val="clear" w:color="auto" w:fill="B7B7B7"/>
-        </w:rPr>
-        <w:t>5 Mini) at [9/3/2025]</w:t>
+          <w:rFonts w:ascii="Arial" w:eastAsia="Arial" w:hAnsi="Arial" w:cs="Arial"/>
+          <w:color w:val="000000"/>
+          <w:sz w:val="18"/>
+          <w:highlight w:val="lightGray"/>
+        </w:rPr>
+        <w:t xml:space="preserve">5 Mini)] </w:t>
+      </w:r>
+      <w:r>
+        <w:rPr>
+          <w:rFonts w:ascii="Arial" w:eastAsia="Arial" w:hAnsi="Arial" w:cs="Arial"/>
+          <w:b/>
+          <w:color w:val="000000"/>
+          <w:sz w:val="18"/>
+          <w:highlight w:val="lightGray"/>
+        </w:rPr>
+        <w:t>on</w:t>
+      </w:r>
+      <w:r>
+        <w:rPr>
+          <w:rFonts w:ascii="Arial" w:eastAsia="Arial" w:hAnsi="Arial"/>
+          <w:sz w:val="18"/>
+          <w:highlight w:val="lightGray"/>
+        </w:rPr>
+        <w:t xml:space="preserve"> [9/3/2025]</w:t>
       </w:r>
     </w:p>
     <w:p>
@@ -9370,9 +10231,8 @@
         <w:rPr>
           <w:noProof/>
         </w:rPr>
-        <w:lastRenderedPageBreak/>
         <w:drawing>
-          <wp:inline distT="0" distB="0" distL="0" distR="0" wp14:anchorId="408FBB5D" wp14:editId="6513B76C">
+          <wp:inline distT="0" distB="0" distL="0" distR="0" wp14:anchorId="2FB3F3C4" wp14:editId="259B6392">
             <wp:extent cx="5943600" cy="696595"/>
             <wp:effectExtent l="0" t="0" r="0" b="8255"/>
             <wp:docPr id="260980385" name="Picture 1"/>
@@ -9445,7 +10305,7 @@
           <w:noProof/>
         </w:rPr>
         <w:drawing>
-          <wp:inline distT="0" distB="0" distL="0" distR="0" wp14:anchorId="4070A5DE" wp14:editId="3C980440">
+          <wp:inline distT="0" distB="0" distL="0" distR="0" wp14:anchorId="5547A8D0" wp14:editId="3924060F">
             <wp:extent cx="5943600" cy="746125"/>
             <wp:effectExtent l="0" t="0" r="0" b="0"/>
             <wp:docPr id="584509043" name="Picture 1"/>
@@ -9589,7 +10449,7 @@
     </w:p>
     <w:p>
       <w:r>
-        <w:pict w14:anchorId="207E9407">
+        <w:pict w14:anchorId="76CA1E0F">
           <v:rect id="_x0000_i1057" style="width:0;height:1.5pt" o:hralign="center" o:hrstd="t" o:hr="t" fillcolor="#a0a0a0" stroked="f"/>
         </w:pict>
       </w:r>
@@ -9614,51 +10474,77 @@
       </w:pPr>
       <w:r>
         <w:rPr>
-          <w:b/>
-          <w:shd w:val="clear" w:color="auto" w:fill="B7B7B7"/>
-        </w:rPr>
-        <w:t># Source</w:t>
-      </w:r>
-      <w:r>
-        <w:rPr>
-          <w:shd w:val="clear" w:color="auto" w:fill="B7B7B7"/>
-        </w:rPr>
-        <w:t xml:space="preserve">: </w:t>
-      </w:r>
-      <w:r>
-        <w:rPr>
-          <w:b/>
-          <w:shd w:val="clear" w:color="auto" w:fill="B7B7B7"/>
-        </w:rPr>
-        <w:t xml:space="preserve">Chatgpt </w:t>
-      </w:r>
-      <w:r>
-        <w:rPr>
-          <w:b/>
-          <w:sz w:val="14"/>
-          <w:szCs w:val="14"/>
-          <w:shd w:val="clear" w:color="auto" w:fill="B7B7B7"/>
-        </w:rPr>
-        <w:t>(GPT</w:t>
-      </w:r>
-      <w:r>
-        <w:rPr>
-          <w:rFonts w:ascii="Cambria Math" w:hAnsi="Cambria Math" w:cs="Cambria Math"/>
-          <w:b/>
-          <w:sz w:val="14"/>
-          <w:szCs w:val="14"/>
-          <w:shd w:val="clear" w:color="auto" w:fill="B7B7B7"/>
+          <w:rFonts w:ascii="Arial" w:eastAsia="Arial" w:hAnsi="Arial" w:cs="Arial"/>
+          <w:b/>
+          <w:color w:val="000000"/>
+          <w:sz w:val="18"/>
+          <w:highlight w:val="lightGray"/>
+        </w:rPr>
+        <w:t># Source: AI Source: Provided by: [Data Path</w:t>
+      </w:r>
+      <w:r>
+        <w:rPr>
+          <w:rFonts w:ascii="Arial" w:eastAsia="Arial" w:hAnsi="Arial" w:cs="Arial"/>
+          <w:color w:val="000000"/>
+          <w:sz w:val="18"/>
+          <w:highlight w:val="lightGray"/>
+        </w:rPr>
+        <w:t xml:space="preserve">: Persons Table -&gt; ID Column: 1, Name_En Column: Motasem Essam] -&gt; </w:t>
+      </w:r>
+      <w:r>
+        <w:rPr>
+          <w:rFonts w:ascii="Arial" w:eastAsia="Arial" w:hAnsi="Arial" w:cs="Arial"/>
+          <w:b/>
+          <w:color w:val="000000"/>
+          <w:sz w:val="18"/>
+          <w:highlight w:val="lightGray"/>
+        </w:rPr>
+        <w:t>From:</w:t>
+      </w:r>
+      <w:r>
+        <w:rPr>
+          <w:rFonts w:ascii="Arial" w:eastAsia="Arial" w:hAnsi="Arial" w:cs="Arial"/>
+          <w:color w:val="000000"/>
+          <w:sz w:val="18"/>
+          <w:highlight w:val="lightGray"/>
+        </w:rPr>
+        <w:t xml:space="preserve"> [Chatgpt (GPT</w:t>
+      </w:r>
+      <w:r>
+        <w:rPr>
+          <w:rFonts w:ascii="Arial" w:eastAsia="Arial" w:hAnsi="Arial" w:cs="Cambria Math"/>
+          <w:color w:val="000000"/>
+          <w:sz w:val="18"/>
+          <w:highlight w:val="lightGray"/>
         </w:rPr>
         <w:t>‑</w:t>
       </w:r>
       <w:r>
         <w:rPr>
-          <w:b/>
-          <w:sz w:val="14"/>
-          <w:szCs w:val="14"/>
-          <w:shd w:val="clear" w:color="auto" w:fill="B7B7B7"/>
-        </w:rPr>
-        <w:t>5 Mini) at [9/3/2025]</w:t>
+          <w:rFonts w:ascii="Arial" w:eastAsia="Arial" w:hAnsi="Arial" w:cs="Arial"/>
+          <w:color w:val="000000"/>
+          <w:sz w:val="18"/>
+          <w:highlight w:val="lightGray"/>
+        </w:rPr>
+        <w:t xml:space="preserve">5 Mini)] </w:t>
+      </w:r>
+      <w:r>
+        <w:rPr>
+          <w:rFonts w:ascii="Arial" w:eastAsia="Arial" w:hAnsi="Arial" w:cs="Arial"/>
+          <w:b/>
+          <w:color w:val="000000"/>
+          <w:sz w:val="18"/>
+          <w:highlight w:val="lightGray"/>
+        </w:rPr>
+        <w:t>on</w:t>
+      </w:r>
+      <w:r>
+        <w:rPr>
+          <w:rFonts w:ascii="Arial" w:eastAsia="Arial" w:hAnsi="Arial"/>
+          <w:sz w:val="18"/>
+          <w:highlight w:val="lightGray"/>
+        </w:rPr>
+        <w:t xml:space="preserve"> [9/3/2025]</w:t>
       </w:r>
     </w:p>
     <w:p>
@@ -9680,7 +10566,7 @@
           <w:noProof/>
         </w:rPr>
         <w:drawing>
-          <wp:inline distT="0" distB="0" distL="0" distR="0" wp14:anchorId="2EE7D37B" wp14:editId="0EA8F36C">
+          <wp:inline distT="0" distB="0" distL="0" distR="0" wp14:anchorId="360946C4" wp14:editId="1CEC9476">
             <wp:extent cx="5943600" cy="908685"/>
             <wp:effectExtent l="0" t="0" r="0" b="5715"/>
             <wp:docPr id="2019542490" name="Picture 1"/>
@@ -9773,7 +10659,6 @@
           <w:i/>
           <w:iCs/>
         </w:rPr>
-        <w:lastRenderedPageBreak/>
         <w:t>Works correctly</w:t>
       </w:r>
       <w:r>
@@ -9841,7 +10726,7 @@
           <w:noProof/>
         </w:rPr>
         <w:drawing>
-          <wp:inline distT="0" distB="0" distL="0" distR="0" wp14:anchorId="028F32A1" wp14:editId="4A960D66">
+          <wp:inline distT="0" distB="0" distL="0" distR="0" wp14:anchorId="3B0842BE" wp14:editId="46F53EA0">
             <wp:extent cx="5943600" cy="708025"/>
             <wp:effectExtent l="0" t="0" r="0" b="0"/>
             <wp:docPr id="911857167" name="Picture 1"/>
@@ -9890,7 +10775,7 @@
     </w:p>
     <w:p>
       <w:r>
-        <w:pict w14:anchorId="3301872B">
+        <w:pict w14:anchorId="42F019D0">
           <v:rect id="_x0000_i1058" style="width:0;height:1.5pt" o:hralign="center" o:hrstd="t" o:hr="t" fillcolor="#a0a0a0" stroked="f"/>
         </w:pict>
       </w:r>
@@ -9918,74 +10803,86 @@
       </w:pPr>
       <w:r>
         <w:rPr>
-          <w:b/>
-          <w:shd w:val="clear" w:color="auto" w:fill="B7B7B7"/>
-        </w:rPr>
-        <w:t># Source</w:t>
-      </w:r>
-      <w:r>
-        <w:rPr>
-          <w:shd w:val="clear" w:color="auto" w:fill="B7B7B7"/>
-        </w:rPr>
-        <w:t xml:space="preserve">: </w:t>
-      </w:r>
-      <w:r>
-        <w:rPr>
-          <w:b/>
-          <w:shd w:val="clear" w:color="auto" w:fill="B7B7B7"/>
-        </w:rPr>
-        <w:t xml:space="preserve">Chatgpt </w:t>
-      </w:r>
-      <w:r>
-        <w:rPr>
-          <w:b/>
-          <w:sz w:val="14"/>
-          <w:szCs w:val="14"/>
-          <w:shd w:val="clear" w:color="auto" w:fill="B7B7B7"/>
-        </w:rPr>
-        <w:t>(GPT</w:t>
-      </w:r>
-      <w:r>
-        <w:rPr>
-          <w:rFonts w:ascii="Cambria Math" w:hAnsi="Cambria Math" w:cs="Cambria Math"/>
-          <w:b/>
-          <w:sz w:val="14"/>
-          <w:szCs w:val="14"/>
-          <w:shd w:val="clear" w:color="auto" w:fill="B7B7B7"/>
+          <w:rFonts w:ascii="Arial" w:eastAsia="Arial" w:hAnsi="Arial" w:cs="Arial"/>
+          <w:b/>
+          <w:color w:val="000000"/>
+          <w:sz w:val="18"/>
+          <w:highlight w:val="lightGray"/>
+        </w:rPr>
+        <w:t># Source: AI Source: Provided by: [Data Path</w:t>
+      </w:r>
+      <w:r>
+        <w:rPr>
+          <w:rFonts w:ascii="Arial" w:eastAsia="Arial" w:hAnsi="Arial" w:cs="Arial"/>
+          <w:color w:val="000000"/>
+          <w:sz w:val="18"/>
+          <w:highlight w:val="lightGray"/>
+        </w:rPr>
+        <w:t xml:space="preserve">: Persons Table -&gt; ID Column: 1, Name_En Column: Motasem Essam] -&gt; </w:t>
+      </w:r>
+      <w:r>
+        <w:rPr>
+          <w:rFonts w:ascii="Arial" w:eastAsia="Arial" w:hAnsi="Arial" w:cs="Arial"/>
+          <w:b/>
+          <w:color w:val="000000"/>
+          <w:sz w:val="18"/>
+          <w:highlight w:val="lightGray"/>
+        </w:rPr>
+        <w:t>From:</w:t>
+      </w:r>
+      <w:r>
+        <w:rPr>
+          <w:rFonts w:ascii="Arial" w:eastAsia="Arial" w:hAnsi="Arial" w:cs="Arial"/>
+          <w:color w:val="000000"/>
+          <w:sz w:val="18"/>
+          <w:highlight w:val="lightGray"/>
+        </w:rPr>
+        <w:t xml:space="preserve"> [Chatgpt (GPT</w:t>
+      </w:r>
+      <w:r>
+        <w:rPr>
+          <w:rFonts w:ascii="Arial" w:eastAsia="Arial" w:hAnsi="Arial" w:cs="Cambria Math"/>
+          <w:color w:val="000000"/>
+          <w:sz w:val="18"/>
+          <w:highlight w:val="lightGray"/>
         </w:rPr>
         <w:t>‑</w:t>
       </w:r>
       <w:r>
         <w:rPr>
-          <w:b/>
-          <w:sz w:val="14"/>
-          <w:szCs w:val="14"/>
-          <w:shd w:val="clear" w:color="auto" w:fill="B7B7B7"/>
-        </w:rPr>
-        <w:t>5 Mini) at [9/3/2025]</w:t>
-      </w:r>
-      <w:r>
+          <w:rFonts w:ascii="Arial" w:eastAsia="Arial" w:hAnsi="Arial" w:cs="Arial"/>
+          <w:color w:val="000000"/>
+          <w:sz w:val="18"/>
+          <w:highlight w:val="lightGray"/>
+        </w:rPr>
+        <w:t xml:space="preserve">5 Mini)] </w:t>
+      </w:r>
+      <w:r>
+        <w:rPr>
+          <w:rFonts w:ascii="Arial" w:eastAsia="Arial" w:hAnsi="Arial" w:cs="Arial"/>
+          <w:b/>
+          <w:color w:val="000000"/>
+          <w:sz w:val="18"/>
+          <w:highlight w:val="lightGray"/>
+        </w:rPr>
+        <w:t>on</w:t>
+      </w:r>
+      <w:r>
+        <w:rPr>
+          <w:rFonts w:ascii="Arial" w:eastAsia="Arial" w:hAnsi="Arial"/>
+          <w:sz w:val="18"/>
+          <w:highlight w:val="lightGray"/>
+        </w:rPr>
+        <w:t xml:space="preserve"> [9/3/2025]</w:t>
+      </w:r>
+      <w:r>
+        <w:rPr>
+          <w:rFonts w:ascii="Arial" w:eastAsia="Arial" w:hAnsi="Arial"/>
+          <w:sz w:val="18"/>
+          <w:highlight w:val="lightGray"/>
+        </w:rPr>
         <w:br/>
-      </w:r>
-      <w:r>
-        <w:rPr>
-          <w:rFonts w:ascii="Roboto Mono" w:hAnsi="Roboto Mono"/>
-        </w:rPr>
-        <w:t xml:space="preserve">Static analysis of </w:t>
-      </w:r>
-      <w:r>
-        <w:rPr>
-          <w:rFonts w:ascii="Roboto Mono" w:hAnsi="Roboto Mono"/>
-          <w:b/>
-          <w:bCs/>
-        </w:rPr>
-        <w:t>test scripts</w:t>
-      </w:r>
-      <w:r>
-        <w:rPr>
-          <w:rFonts w:ascii="Roboto Mono" w:hAnsi="Roboto Mono"/>
-        </w:rPr>
-        <w:t xml:space="preserve"> catches:</w:t>
+        <w:t>Static analysis of test scripts catches:</w:t>
       </w:r>
     </w:p>
     <w:p>
@@ -10075,7 +10972,7 @@
     </w:p>
     <w:p>
       <w:r>
-        <w:pict w14:anchorId="5CAB4B8E">
+        <w:pict w14:anchorId="101B1DDA">
           <v:rect id="_x0000_i1059" style="width:0;height:1.5pt" o:hralign="center" o:hrstd="t" o:hr="t" fillcolor="#a0a0a0" stroked="f"/>
         </w:pict>
       </w:r>
@@ -10095,51 +10992,77 @@
       </w:pPr>
       <w:r>
         <w:rPr>
-          <w:b/>
-          <w:shd w:val="clear" w:color="auto" w:fill="B7B7B7"/>
-        </w:rPr>
-        <w:t># Source</w:t>
-      </w:r>
-      <w:r>
-        <w:rPr>
-          <w:shd w:val="clear" w:color="auto" w:fill="B7B7B7"/>
-        </w:rPr>
-        <w:t xml:space="preserve">: </w:t>
-      </w:r>
-      <w:r>
-        <w:rPr>
-          <w:b/>
-          <w:shd w:val="clear" w:color="auto" w:fill="B7B7B7"/>
-        </w:rPr>
-        <w:t xml:space="preserve">Chatgpt </w:t>
-      </w:r>
-      <w:r>
-        <w:rPr>
-          <w:b/>
-          <w:sz w:val="14"/>
-          <w:szCs w:val="14"/>
-          <w:shd w:val="clear" w:color="auto" w:fill="B7B7B7"/>
-        </w:rPr>
-        <w:t>(GPT</w:t>
-      </w:r>
-      <w:r>
-        <w:rPr>
-          <w:rFonts w:ascii="Cambria Math" w:hAnsi="Cambria Math" w:cs="Cambria Math"/>
-          <w:b/>
-          <w:sz w:val="14"/>
-          <w:szCs w:val="14"/>
-          <w:shd w:val="clear" w:color="auto" w:fill="B7B7B7"/>
+          <w:rFonts w:ascii="Arial" w:eastAsia="Arial" w:hAnsi="Arial" w:cs="Arial"/>
+          <w:b/>
+          <w:color w:val="000000"/>
+          <w:sz w:val="18"/>
+          <w:highlight w:val="lightGray"/>
+        </w:rPr>
+        <w:t># Source: AI Source: Provided by: [Data Path</w:t>
+      </w:r>
+      <w:r>
+        <w:rPr>
+          <w:rFonts w:ascii="Arial" w:eastAsia="Arial" w:hAnsi="Arial" w:cs="Arial"/>
+          <w:color w:val="000000"/>
+          <w:sz w:val="18"/>
+          <w:highlight w:val="lightGray"/>
+        </w:rPr>
+        <w:t xml:space="preserve">: Persons Table -&gt; ID Column: 1, Name_En Column: Motasem Essam] -&gt; </w:t>
+      </w:r>
+      <w:r>
+        <w:rPr>
+          <w:rFonts w:ascii="Arial" w:eastAsia="Arial" w:hAnsi="Arial" w:cs="Arial"/>
+          <w:b/>
+          <w:color w:val="000000"/>
+          <w:sz w:val="18"/>
+          <w:highlight w:val="lightGray"/>
+        </w:rPr>
+        <w:t>From:</w:t>
+      </w:r>
+      <w:r>
+        <w:rPr>
+          <w:rFonts w:ascii="Arial" w:eastAsia="Arial" w:hAnsi="Arial" w:cs="Arial"/>
+          <w:color w:val="000000"/>
+          <w:sz w:val="18"/>
+          <w:highlight w:val="lightGray"/>
+        </w:rPr>
+        <w:t xml:space="preserve"> [Chatgpt (GPT</w:t>
+      </w:r>
+      <w:r>
+        <w:rPr>
+          <w:rFonts w:ascii="Arial" w:eastAsia="Arial" w:hAnsi="Arial" w:cs="Cambria Math"/>
+          <w:color w:val="000000"/>
+          <w:sz w:val="18"/>
+          <w:highlight w:val="lightGray"/>
         </w:rPr>
         <w:t>‑</w:t>
       </w:r>
       <w:r>
         <w:rPr>
-          <w:b/>
-          <w:sz w:val="14"/>
-          <w:szCs w:val="14"/>
-          <w:shd w:val="clear" w:color="auto" w:fill="B7B7B7"/>
-        </w:rPr>
-        <w:t>5 Mini) at [9/3/2025]</w:t>
+          <w:rFonts w:ascii="Arial" w:eastAsia="Arial" w:hAnsi="Arial" w:cs="Arial"/>
+          <w:color w:val="000000"/>
+          <w:sz w:val="18"/>
+          <w:highlight w:val="lightGray"/>
+        </w:rPr>
+        <w:t xml:space="preserve">5 Mini)] </w:t>
+      </w:r>
+      <w:r>
+        <w:rPr>
+          <w:rFonts w:ascii="Arial" w:eastAsia="Arial" w:hAnsi="Arial" w:cs="Arial"/>
+          <w:b/>
+          <w:color w:val="000000"/>
+          <w:sz w:val="18"/>
+          <w:highlight w:val="lightGray"/>
+        </w:rPr>
+        <w:t>on</w:t>
+      </w:r>
+      <w:r>
+        <w:rPr>
+          <w:rFonts w:ascii="Arial" w:eastAsia="Arial" w:hAnsi="Arial"/>
+          <w:sz w:val="18"/>
+          <w:highlight w:val="lightGray"/>
+        </w:rPr>
+        <w:t xml:space="preserve"> [9/3/2025]</w:t>
       </w:r>
     </w:p>
     <w:p>
@@ -10205,14 +11128,7 @@
         <w:rPr>
           <w:rFonts w:ascii="Roboto Mono" w:hAnsi="Roboto Mono"/>
         </w:rPr>
-        <w:t xml:space="preserve">API docs describe how developers should use an API (methods, inputs, outputs, constraints). If they are unclear or </w:t>
-      </w:r>
-      <w:r>
-        <w:rPr>
-          <w:rFonts w:ascii="Roboto Mono" w:hAnsi="Roboto Mono"/>
-        </w:rPr>
-        <w:lastRenderedPageBreak/>
-        <w:t xml:space="preserve">inconsistent, developers may misuse the API </w:t>
+        <w:t xml:space="preserve">API docs describe how developers should use an API (methods, inputs, outputs, constraints). If they are unclear or inconsistent, developers may misuse the API </w:t>
       </w:r>
       <w:r>
         <w:rPr>
@@ -10229,7 +11145,7 @@
     </w:p>
     <w:p>
       <w:r>
-        <w:pict w14:anchorId="327E815B">
+        <w:pict w14:anchorId="7B54ED23">
           <v:rect id="_x0000_i1060" style="width:0;height:1.5pt" o:hralign="center" o:hrstd="t" o:hr="t" fillcolor="#a0a0a0" stroked="f"/>
         </w:pict>
       </w:r>
@@ -10254,51 +11170,77 @@
       </w:pPr>
       <w:r>
         <w:rPr>
-          <w:b/>
-          <w:shd w:val="clear" w:color="auto" w:fill="B7B7B7"/>
-        </w:rPr>
-        <w:t># Source</w:t>
-      </w:r>
-      <w:r>
-        <w:rPr>
-          <w:shd w:val="clear" w:color="auto" w:fill="B7B7B7"/>
-        </w:rPr>
-        <w:t xml:space="preserve">: </w:t>
-      </w:r>
-      <w:r>
-        <w:rPr>
-          <w:b/>
-          <w:shd w:val="clear" w:color="auto" w:fill="B7B7B7"/>
-        </w:rPr>
-        <w:t xml:space="preserve">Chatgpt </w:t>
-      </w:r>
-      <w:r>
-        <w:rPr>
-          <w:b/>
-          <w:sz w:val="14"/>
-          <w:szCs w:val="14"/>
-          <w:shd w:val="clear" w:color="auto" w:fill="B7B7B7"/>
-        </w:rPr>
-        <w:t>(GPT</w:t>
-      </w:r>
-      <w:r>
-        <w:rPr>
-          <w:rFonts w:ascii="Cambria Math" w:hAnsi="Cambria Math" w:cs="Cambria Math"/>
-          <w:b/>
-          <w:sz w:val="14"/>
-          <w:szCs w:val="14"/>
-          <w:shd w:val="clear" w:color="auto" w:fill="B7B7B7"/>
+          <w:rFonts w:ascii="Arial" w:eastAsia="Arial" w:hAnsi="Arial" w:cs="Arial"/>
+          <w:b/>
+          <w:color w:val="000000"/>
+          <w:sz w:val="18"/>
+          <w:highlight w:val="lightGray"/>
+        </w:rPr>
+        <w:t># Source: AI Source: Provided by: [Data Path</w:t>
+      </w:r>
+      <w:r>
+        <w:rPr>
+          <w:rFonts w:ascii="Arial" w:eastAsia="Arial" w:hAnsi="Arial" w:cs="Arial"/>
+          <w:color w:val="000000"/>
+          <w:sz w:val="18"/>
+          <w:highlight w:val="lightGray"/>
+        </w:rPr>
+        <w:t xml:space="preserve">: Persons Table -&gt; ID Column: 1, Name_En Column: Motasem Essam] -&gt; </w:t>
+      </w:r>
+      <w:r>
+        <w:rPr>
+          <w:rFonts w:ascii="Arial" w:eastAsia="Arial" w:hAnsi="Arial" w:cs="Arial"/>
+          <w:b/>
+          <w:color w:val="000000"/>
+          <w:sz w:val="18"/>
+          <w:highlight w:val="lightGray"/>
+        </w:rPr>
+        <w:t>From:</w:t>
+      </w:r>
+      <w:r>
+        <w:rPr>
+          <w:rFonts w:ascii="Arial" w:eastAsia="Arial" w:hAnsi="Arial" w:cs="Arial"/>
+          <w:color w:val="000000"/>
+          <w:sz w:val="18"/>
+          <w:highlight w:val="lightGray"/>
+        </w:rPr>
+        <w:t xml:space="preserve"> [Chatgpt (GPT</w:t>
+      </w:r>
+      <w:r>
+        <w:rPr>
+          <w:rFonts w:ascii="Arial" w:eastAsia="Arial" w:hAnsi="Arial" w:cs="Cambria Math"/>
+          <w:color w:val="000000"/>
+          <w:sz w:val="18"/>
+          <w:highlight w:val="lightGray"/>
         </w:rPr>
         <w:t>‑</w:t>
       </w:r>
       <w:r>
         <w:rPr>
-          <w:b/>
-          <w:sz w:val="14"/>
-          <w:szCs w:val="14"/>
-          <w:shd w:val="clear" w:color="auto" w:fill="B7B7B7"/>
-        </w:rPr>
-        <w:t>5 Mini) at [9/3/2025]</w:t>
+          <w:rFonts w:ascii="Arial" w:eastAsia="Arial" w:hAnsi="Arial" w:cs="Arial"/>
+          <w:color w:val="000000"/>
+          <w:sz w:val="18"/>
+          <w:highlight w:val="lightGray"/>
+        </w:rPr>
+        <w:t xml:space="preserve">5 Mini)] </w:t>
+      </w:r>
+      <w:r>
+        <w:rPr>
+          <w:rFonts w:ascii="Arial" w:eastAsia="Arial" w:hAnsi="Arial" w:cs="Arial"/>
+          <w:b/>
+          <w:color w:val="000000"/>
+          <w:sz w:val="18"/>
+          <w:highlight w:val="lightGray"/>
+        </w:rPr>
+        <w:t>on</w:t>
+      </w:r>
+      <w:r>
+        <w:rPr>
+          <w:rFonts w:ascii="Arial" w:eastAsia="Arial" w:hAnsi="Arial"/>
+          <w:sz w:val="18"/>
+          <w:highlight w:val="lightGray"/>
+        </w:rPr>
+        <w:t xml:space="preserve"> [9/3/2025]</w:t>
       </w:r>
     </w:p>
     <w:p>
@@ -10325,7 +11267,7 @@
           <w:noProof/>
         </w:rPr>
         <w:drawing>
-          <wp:inline distT="0" distB="0" distL="0" distR="0" wp14:anchorId="798CE3C3" wp14:editId="2D0A9B4A">
+          <wp:inline distT="0" distB="0" distL="0" distR="0" wp14:anchorId="49706487" wp14:editId="77CD782A">
             <wp:extent cx="5943600" cy="1267460"/>
             <wp:effectExtent l="0" t="0" r="0" b="8890"/>
             <wp:docPr id="1863243657" name="Picture 1"/>
@@ -10536,7 +11478,7 @@
           <w:noProof/>
         </w:rPr>
         <w:drawing>
-          <wp:inline distT="0" distB="0" distL="0" distR="0" wp14:anchorId="0AF42BA5" wp14:editId="543B108A">
+          <wp:inline distT="0" distB="0" distL="0" distR="0" wp14:anchorId="2087DD65" wp14:editId="1745222B">
             <wp:extent cx="5943600" cy="963295"/>
             <wp:effectExtent l="0" t="0" r="0" b="8255"/>
             <wp:docPr id="81495925" name="Picture 1"/>
@@ -10582,7 +11524,6 @@
         <w:rPr>
           <w:rFonts w:ascii="Roboto Mono" w:hAnsi="Roboto Mono"/>
         </w:rPr>
-        <w:lastRenderedPageBreak/>
         <w:t>username (string, 4–20 chars, only letters/numbers)</w:t>
       </w:r>
     </w:p>
@@ -10601,7 +11542,7 @@
     </w:p>
     <w:p>
       <w:r>
-        <w:pict w14:anchorId="3A355E78">
+        <w:pict w14:anchorId="041A59B8">
           <v:rect id="_x0000_i1061" style="width:0;height:1.5pt" o:hralign="center" o:hrstd="t" o:hr="t" fillcolor="#a0a0a0" stroked="f"/>
         </w:pict>
       </w:r>
@@ -10626,51 +11567,77 @@
       </w:pPr>
       <w:r>
         <w:rPr>
-          <w:b/>
-          <w:shd w:val="clear" w:color="auto" w:fill="B7B7B7"/>
-        </w:rPr>
-        <w:t># Source</w:t>
-      </w:r>
-      <w:r>
-        <w:rPr>
-          <w:shd w:val="clear" w:color="auto" w:fill="B7B7B7"/>
-        </w:rPr>
-        <w:t xml:space="preserve">: </w:t>
-      </w:r>
-      <w:r>
-        <w:rPr>
-          <w:b/>
-          <w:shd w:val="clear" w:color="auto" w:fill="B7B7B7"/>
-        </w:rPr>
-        <w:t xml:space="preserve">Chatgpt </w:t>
-      </w:r>
-      <w:r>
-        <w:rPr>
-          <w:b/>
-          <w:sz w:val="14"/>
-          <w:szCs w:val="14"/>
-          <w:shd w:val="clear" w:color="auto" w:fill="B7B7B7"/>
-        </w:rPr>
-        <w:t>(GPT</w:t>
-      </w:r>
-      <w:r>
-        <w:rPr>
-          <w:rFonts w:ascii="Cambria Math" w:hAnsi="Cambria Math" w:cs="Cambria Math"/>
-          <w:b/>
-          <w:sz w:val="14"/>
-          <w:szCs w:val="14"/>
-          <w:shd w:val="clear" w:color="auto" w:fill="B7B7B7"/>
+          <w:rFonts w:ascii="Arial" w:eastAsia="Arial" w:hAnsi="Arial" w:cs="Arial"/>
+          <w:b/>
+          <w:color w:val="000000"/>
+          <w:sz w:val="18"/>
+          <w:highlight w:val="lightGray"/>
+        </w:rPr>
+        <w:t># Source: AI Source: Provided by: [Data Path</w:t>
+      </w:r>
+      <w:r>
+        <w:rPr>
+          <w:rFonts w:ascii="Arial" w:eastAsia="Arial" w:hAnsi="Arial" w:cs="Arial"/>
+          <w:color w:val="000000"/>
+          <w:sz w:val="18"/>
+          <w:highlight w:val="lightGray"/>
+        </w:rPr>
+        <w:t xml:space="preserve">: Persons Table -&gt; ID Column: 1, Name_En Column: Motasem Essam] -&gt; </w:t>
+      </w:r>
+      <w:r>
+        <w:rPr>
+          <w:rFonts w:ascii="Arial" w:eastAsia="Arial" w:hAnsi="Arial" w:cs="Arial"/>
+          <w:b/>
+          <w:color w:val="000000"/>
+          <w:sz w:val="18"/>
+          <w:highlight w:val="lightGray"/>
+        </w:rPr>
+        <w:t>From:</w:t>
+      </w:r>
+      <w:r>
+        <w:rPr>
+          <w:rFonts w:ascii="Arial" w:eastAsia="Arial" w:hAnsi="Arial" w:cs="Arial"/>
+          <w:color w:val="000000"/>
+          <w:sz w:val="18"/>
+          <w:highlight w:val="lightGray"/>
+        </w:rPr>
+        <w:t xml:space="preserve"> [Chatgpt (GPT</w:t>
+      </w:r>
+      <w:r>
+        <w:rPr>
+          <w:rFonts w:ascii="Arial" w:eastAsia="Arial" w:hAnsi="Arial" w:cs="Cambria Math"/>
+          <w:color w:val="000000"/>
+          <w:sz w:val="18"/>
+          <w:highlight w:val="lightGray"/>
         </w:rPr>
         <w:t>‑</w:t>
       </w:r>
       <w:r>
         <w:rPr>
-          <w:b/>
-          <w:sz w:val="14"/>
-          <w:szCs w:val="14"/>
-          <w:shd w:val="clear" w:color="auto" w:fill="B7B7B7"/>
-        </w:rPr>
-        <w:t>5 Mini) at [9/3/2025]</w:t>
+          <w:rFonts w:ascii="Arial" w:eastAsia="Arial" w:hAnsi="Arial" w:cs="Arial"/>
+          <w:color w:val="000000"/>
+          <w:sz w:val="18"/>
+          <w:highlight w:val="lightGray"/>
+        </w:rPr>
+        <w:t xml:space="preserve">5 Mini)] </w:t>
+      </w:r>
+      <w:r>
+        <w:rPr>
+          <w:rFonts w:ascii="Arial" w:eastAsia="Arial" w:hAnsi="Arial" w:cs="Arial"/>
+          <w:b/>
+          <w:color w:val="000000"/>
+          <w:sz w:val="18"/>
+          <w:highlight w:val="lightGray"/>
+        </w:rPr>
+        <w:t>on</w:t>
+      </w:r>
+      <w:r>
+        <w:rPr>
+          <w:rFonts w:ascii="Arial" w:eastAsia="Arial" w:hAnsi="Arial"/>
+          <w:sz w:val="18"/>
+          <w:highlight w:val="lightGray"/>
+        </w:rPr>
+        <w:t xml:space="preserve"> [9/3/2025]</w:t>
       </w:r>
     </w:p>
     <w:p>
@@ -10723,7 +11690,7 @@
           <w:noProof/>
         </w:rPr>
         <w:drawing>
-          <wp:inline distT="0" distB="0" distL="0" distR="0" wp14:anchorId="78F64F6D" wp14:editId="1C520BE0">
+          <wp:inline distT="0" distB="0" distL="0" distR="0" wp14:anchorId="523C811E" wp14:editId="76325042">
             <wp:extent cx="5943600" cy="1249680"/>
             <wp:effectExtent l="0" t="0" r="0" b="7620"/>
             <wp:docPr id="1988833998" name="Picture 1"/>
@@ -10809,7 +11776,7 @@
           <w:noProof/>
         </w:rPr>
         <w:drawing>
-          <wp:inline distT="0" distB="0" distL="0" distR="0" wp14:anchorId="129E4CD8" wp14:editId="5DF6C459">
+          <wp:inline distT="0" distB="0" distL="0" distR="0" wp14:anchorId="033DF78E" wp14:editId="7B4EB48F">
             <wp:extent cx="5943600" cy="1338580"/>
             <wp:effectExtent l="0" t="0" r="0" b="0"/>
             <wp:docPr id="1027692737" name="Picture 1"/>
@@ -10909,7 +11876,6 @@
           <w:b/>
           <w:bCs/>
         </w:rPr>
-        <w:lastRenderedPageBreak/>
         <w:t>Problem:</w:t>
       </w:r>
     </w:p>
@@ -11040,7 +12006,7 @@
     </w:p>
     <w:p>
       <w:r>
-        <w:pict w14:anchorId="2C75F657">
+        <w:pict w14:anchorId="01F0A105">
           <v:rect id="_x0000_i1062" style="width:0;height:1.5pt" o:hralign="center" o:hrstd="t" o:hr="t" fillcolor="#a0a0a0" stroked="f"/>
         </w:pict>
       </w:r>
@@ -11065,51 +12031,77 @@
       </w:pPr>
       <w:r>
         <w:rPr>
-          <w:b/>
-          <w:shd w:val="clear" w:color="auto" w:fill="B7B7B7"/>
-        </w:rPr>
-        <w:t># Source</w:t>
-      </w:r>
-      <w:r>
-        <w:rPr>
-          <w:shd w:val="clear" w:color="auto" w:fill="B7B7B7"/>
-        </w:rPr>
-        <w:t xml:space="preserve">: </w:t>
-      </w:r>
-      <w:r>
-        <w:rPr>
-          <w:b/>
-          <w:shd w:val="clear" w:color="auto" w:fill="B7B7B7"/>
-        </w:rPr>
-        <w:t xml:space="preserve">Chatgpt </w:t>
-      </w:r>
-      <w:r>
-        <w:rPr>
-          <w:b/>
-          <w:sz w:val="14"/>
-          <w:szCs w:val="14"/>
-          <w:shd w:val="clear" w:color="auto" w:fill="B7B7B7"/>
-        </w:rPr>
-        <w:t>(GPT</w:t>
-      </w:r>
-      <w:r>
-        <w:rPr>
-          <w:rFonts w:ascii="Cambria Math" w:hAnsi="Cambria Math" w:cs="Cambria Math"/>
-          <w:b/>
-          <w:sz w:val="14"/>
-          <w:szCs w:val="14"/>
-          <w:shd w:val="clear" w:color="auto" w:fill="B7B7B7"/>
+          <w:rFonts w:ascii="Arial" w:eastAsia="Arial" w:hAnsi="Arial" w:cs="Arial"/>
+          <w:b/>
+          <w:color w:val="000000"/>
+          <w:sz w:val="18"/>
+          <w:highlight w:val="lightGray"/>
+        </w:rPr>
+        <w:t># Source: AI Source: Provided by: [Data Path</w:t>
+      </w:r>
+      <w:r>
+        <w:rPr>
+          <w:rFonts w:ascii="Arial" w:eastAsia="Arial" w:hAnsi="Arial" w:cs="Arial"/>
+          <w:color w:val="000000"/>
+          <w:sz w:val="18"/>
+          <w:highlight w:val="lightGray"/>
+        </w:rPr>
+        <w:t xml:space="preserve">: Persons Table -&gt; ID Column: 1, Name_En Column: Motasem Essam] -&gt; </w:t>
+      </w:r>
+      <w:r>
+        <w:rPr>
+          <w:rFonts w:ascii="Arial" w:eastAsia="Arial" w:hAnsi="Arial" w:cs="Arial"/>
+          <w:b/>
+          <w:color w:val="000000"/>
+          <w:sz w:val="18"/>
+          <w:highlight w:val="lightGray"/>
+        </w:rPr>
+        <w:t>From:</w:t>
+      </w:r>
+      <w:r>
+        <w:rPr>
+          <w:rFonts w:ascii="Arial" w:eastAsia="Arial" w:hAnsi="Arial" w:cs="Arial"/>
+          <w:color w:val="000000"/>
+          <w:sz w:val="18"/>
+          <w:highlight w:val="lightGray"/>
+        </w:rPr>
+        <w:t xml:space="preserve"> [Chatgpt (GPT</w:t>
+      </w:r>
+      <w:r>
+        <w:rPr>
+          <w:rFonts w:ascii="Arial" w:eastAsia="Arial" w:hAnsi="Arial" w:cs="Cambria Math"/>
+          <w:color w:val="000000"/>
+          <w:sz w:val="18"/>
+          <w:highlight w:val="lightGray"/>
         </w:rPr>
         <w:t>‑</w:t>
       </w:r>
       <w:r>
         <w:rPr>
-          <w:b/>
-          <w:sz w:val="14"/>
-          <w:szCs w:val="14"/>
-          <w:shd w:val="clear" w:color="auto" w:fill="B7B7B7"/>
-        </w:rPr>
-        <w:t>5 Mini) at [9/3/2025]</w:t>
+          <w:rFonts w:ascii="Arial" w:eastAsia="Arial" w:hAnsi="Arial" w:cs="Arial"/>
+          <w:color w:val="000000"/>
+          <w:sz w:val="18"/>
+          <w:highlight w:val="lightGray"/>
+        </w:rPr>
+        <w:t xml:space="preserve">5 Mini)] </w:t>
+      </w:r>
+      <w:r>
+        <w:rPr>
+          <w:rFonts w:ascii="Arial" w:eastAsia="Arial" w:hAnsi="Arial" w:cs="Arial"/>
+          <w:b/>
+          <w:color w:val="000000"/>
+          <w:sz w:val="18"/>
+          <w:highlight w:val="lightGray"/>
+        </w:rPr>
+        <w:t>on</w:t>
+      </w:r>
+      <w:r>
+        <w:rPr>
+          <w:rFonts w:ascii="Arial" w:eastAsia="Arial" w:hAnsi="Arial"/>
+          <w:sz w:val="18"/>
+          <w:highlight w:val="lightGray"/>
+        </w:rPr>
+        <w:t xml:space="preserve"> [9/3/2025]</w:t>
       </w:r>
     </w:p>
     <w:p>
@@ -11136,7 +12128,7 @@
           <w:noProof/>
         </w:rPr>
         <w:drawing>
-          <wp:inline distT="0" distB="0" distL="0" distR="0" wp14:anchorId="5ED767EA" wp14:editId="08BA7732">
+          <wp:inline distT="0" distB="0" distL="0" distR="0" wp14:anchorId="1571D813" wp14:editId="4B7B20B3">
             <wp:extent cx="5943600" cy="1187450"/>
             <wp:effectExtent l="0" t="0" r="0" b="0"/>
             <wp:docPr id="188214020" name="Picture 1"/>
@@ -11314,9 +12306,8 @@
         <w:rPr>
           <w:noProof/>
         </w:rPr>
-        <w:lastRenderedPageBreak/>
         <w:drawing>
-          <wp:inline distT="0" distB="0" distL="0" distR="0" wp14:anchorId="747B5DF3" wp14:editId="3BD03A99">
+          <wp:inline distT="0" distB="0" distL="0" distR="0" wp14:anchorId="4DA25E06" wp14:editId="68FDF4B4">
             <wp:extent cx="5943600" cy="742315"/>
             <wp:effectExtent l="0" t="0" r="0" b="635"/>
             <wp:docPr id="1496826297" name="Picture 1"/>
@@ -11367,7 +12358,7 @@
     </w:p>
     <w:p>
       <w:r>
-        <w:pict w14:anchorId="44782BCA">
+        <w:pict w14:anchorId="075DE0A3">
           <v:rect id="_x0000_i1063" style="width:0;height:1.5pt" o:hralign="center" o:hrstd="t" o:hr="t" fillcolor="#a0a0a0" stroked="f"/>
         </w:pict>
       </w:r>
@@ -11392,51 +12383,77 @@
       </w:pPr>
       <w:r>
         <w:rPr>
-          <w:b/>
-          <w:shd w:val="clear" w:color="auto" w:fill="B7B7B7"/>
-        </w:rPr>
-        <w:t># Source</w:t>
-      </w:r>
-      <w:r>
-        <w:rPr>
-          <w:shd w:val="clear" w:color="auto" w:fill="B7B7B7"/>
-        </w:rPr>
-        <w:t xml:space="preserve">: </w:t>
-      </w:r>
-      <w:r>
-        <w:rPr>
-          <w:b/>
-          <w:shd w:val="clear" w:color="auto" w:fill="B7B7B7"/>
-        </w:rPr>
-        <w:t xml:space="preserve">Chatgpt </w:t>
-      </w:r>
-      <w:r>
-        <w:rPr>
-          <w:b/>
-          <w:sz w:val="14"/>
-          <w:szCs w:val="14"/>
-          <w:shd w:val="clear" w:color="auto" w:fill="B7B7B7"/>
-        </w:rPr>
-        <w:t>(GPT</w:t>
-      </w:r>
-      <w:r>
-        <w:rPr>
-          <w:rFonts w:ascii="Cambria Math" w:hAnsi="Cambria Math" w:cs="Cambria Math"/>
-          <w:b/>
-          <w:sz w:val="14"/>
-          <w:szCs w:val="14"/>
-          <w:shd w:val="clear" w:color="auto" w:fill="B7B7B7"/>
+          <w:rFonts w:ascii="Arial" w:eastAsia="Arial" w:hAnsi="Arial" w:cs="Arial"/>
+          <w:b/>
+          <w:color w:val="000000"/>
+          <w:sz w:val="18"/>
+          <w:highlight w:val="lightGray"/>
+        </w:rPr>
+        <w:t># Source: AI Source: Provided by: [Data Path</w:t>
+      </w:r>
+      <w:r>
+        <w:rPr>
+          <w:rFonts w:ascii="Arial" w:eastAsia="Arial" w:hAnsi="Arial" w:cs="Arial"/>
+          <w:color w:val="000000"/>
+          <w:sz w:val="18"/>
+          <w:highlight w:val="lightGray"/>
+        </w:rPr>
+        <w:t xml:space="preserve">: Persons Table -&gt; ID Column: 1, Name_En Column: Motasem Essam] -&gt; </w:t>
+      </w:r>
+      <w:r>
+        <w:rPr>
+          <w:rFonts w:ascii="Arial" w:eastAsia="Arial" w:hAnsi="Arial" w:cs="Arial"/>
+          <w:b/>
+          <w:color w:val="000000"/>
+          <w:sz w:val="18"/>
+          <w:highlight w:val="lightGray"/>
+        </w:rPr>
+        <w:t>From:</w:t>
+      </w:r>
+      <w:r>
+        <w:rPr>
+          <w:rFonts w:ascii="Arial" w:eastAsia="Arial" w:hAnsi="Arial" w:cs="Arial"/>
+          <w:color w:val="000000"/>
+          <w:sz w:val="18"/>
+          <w:highlight w:val="lightGray"/>
+        </w:rPr>
+        <w:t xml:space="preserve"> [Chatgpt (GPT</w:t>
+      </w:r>
+      <w:r>
+        <w:rPr>
+          <w:rFonts w:ascii="Arial" w:eastAsia="Arial" w:hAnsi="Arial" w:cs="Cambria Math"/>
+          <w:color w:val="000000"/>
+          <w:sz w:val="18"/>
+          <w:highlight w:val="lightGray"/>
         </w:rPr>
         <w:t>‑</w:t>
       </w:r>
       <w:r>
         <w:rPr>
-          <w:b/>
-          <w:sz w:val="14"/>
-          <w:szCs w:val="14"/>
-          <w:shd w:val="clear" w:color="auto" w:fill="B7B7B7"/>
-        </w:rPr>
-        <w:t>5 Mini) at [9/3/2025]</w:t>
+          <w:rFonts w:ascii="Arial" w:eastAsia="Arial" w:hAnsi="Arial" w:cs="Arial"/>
+          <w:color w:val="000000"/>
+          <w:sz w:val="18"/>
+          <w:highlight w:val="lightGray"/>
+        </w:rPr>
+        <w:t xml:space="preserve">5 Mini)] </w:t>
+      </w:r>
+      <w:r>
+        <w:rPr>
+          <w:rFonts w:ascii="Arial" w:eastAsia="Arial" w:hAnsi="Arial" w:cs="Arial"/>
+          <w:b/>
+          <w:color w:val="000000"/>
+          <w:sz w:val="18"/>
+          <w:highlight w:val="lightGray"/>
+        </w:rPr>
+        <w:t>on</w:t>
+      </w:r>
+      <w:r>
+        <w:rPr>
+          <w:rFonts w:ascii="Arial" w:eastAsia="Arial" w:hAnsi="Arial"/>
+          <w:sz w:val="18"/>
+          <w:highlight w:val="lightGray"/>
+        </w:rPr>
+        <w:t xml:space="preserve"> [9/3/2025]</w:t>
       </w:r>
     </w:p>
     <w:p>
@@ -11458,7 +12475,7 @@
           <w:noProof/>
         </w:rPr>
         <w:drawing>
-          <wp:inline distT="0" distB="0" distL="0" distR="0" wp14:anchorId="3E64DB38" wp14:editId="3E3AD2CE">
+          <wp:inline distT="0" distB="0" distL="0" distR="0" wp14:anchorId="71A18623" wp14:editId="5CA3EA5E">
             <wp:extent cx="5943600" cy="1469390"/>
             <wp:effectExtent l="0" t="0" r="0" b="0"/>
             <wp:docPr id="927906789" name="Picture 1"/>
@@ -11681,9 +12698,8 @@
         <w:rPr>
           <w:noProof/>
         </w:rPr>
-        <w:lastRenderedPageBreak/>
         <w:drawing>
-          <wp:inline distT="0" distB="0" distL="0" distR="0" wp14:anchorId="71B5EC0B" wp14:editId="6B2D5F93">
+          <wp:inline distT="0" distB="0" distL="0" distR="0" wp14:anchorId="17630985" wp14:editId="4D70DFF9">
             <wp:extent cx="5943600" cy="773430"/>
             <wp:effectExtent l="0" t="0" r="0" b="7620"/>
             <wp:docPr id="313858953" name="Picture 1"/>
@@ -11734,7 +12750,7 @@
     </w:p>
     <w:p>
       <w:r>
-        <w:pict w14:anchorId="5134C976">
+        <w:pict w14:anchorId="377F79F3">
           <v:rect id="_x0000_i1064" style="width:0;height:1.5pt" o:hralign="center" o:hrstd="t" o:hr="t" fillcolor="#a0a0a0" stroked="f"/>
         </w:pict>
       </w:r>
@@ -11759,51 +12775,77 @@
       </w:pPr>
       <w:r>
         <w:rPr>
-          <w:b/>
-          <w:shd w:val="clear" w:color="auto" w:fill="B7B7B7"/>
-        </w:rPr>
-        <w:t># Source</w:t>
-      </w:r>
-      <w:r>
-        <w:rPr>
-          <w:shd w:val="clear" w:color="auto" w:fill="B7B7B7"/>
-        </w:rPr>
-        <w:t xml:space="preserve">: </w:t>
-      </w:r>
-      <w:r>
-        <w:rPr>
-          <w:b/>
-          <w:shd w:val="clear" w:color="auto" w:fill="B7B7B7"/>
-        </w:rPr>
-        <w:t xml:space="preserve">Chatgpt </w:t>
-      </w:r>
-      <w:r>
-        <w:rPr>
-          <w:b/>
-          <w:sz w:val="14"/>
-          <w:szCs w:val="14"/>
-          <w:shd w:val="clear" w:color="auto" w:fill="B7B7B7"/>
-        </w:rPr>
-        <w:t>(GPT</w:t>
-      </w:r>
-      <w:r>
-        <w:rPr>
-          <w:rFonts w:ascii="Cambria Math" w:hAnsi="Cambria Math" w:cs="Cambria Math"/>
-          <w:b/>
-          <w:sz w:val="14"/>
-          <w:szCs w:val="14"/>
-          <w:shd w:val="clear" w:color="auto" w:fill="B7B7B7"/>
+          <w:rFonts w:ascii="Arial" w:eastAsia="Arial" w:hAnsi="Arial" w:cs="Arial"/>
+          <w:b/>
+          <w:color w:val="000000"/>
+          <w:sz w:val="18"/>
+          <w:highlight w:val="lightGray"/>
+        </w:rPr>
+        <w:t># Source: AI Source: Provided by: [Data Path</w:t>
+      </w:r>
+      <w:r>
+        <w:rPr>
+          <w:rFonts w:ascii="Arial" w:eastAsia="Arial" w:hAnsi="Arial" w:cs="Arial"/>
+          <w:color w:val="000000"/>
+          <w:sz w:val="18"/>
+          <w:highlight w:val="lightGray"/>
+        </w:rPr>
+        <w:t xml:space="preserve">: Persons Table -&gt; ID Column: 1, Name_En Column: Motasem Essam] -&gt; </w:t>
+      </w:r>
+      <w:r>
+        <w:rPr>
+          <w:rFonts w:ascii="Arial" w:eastAsia="Arial" w:hAnsi="Arial" w:cs="Arial"/>
+          <w:b/>
+          <w:color w:val="000000"/>
+          <w:sz w:val="18"/>
+          <w:highlight w:val="lightGray"/>
+        </w:rPr>
+        <w:t>From:</w:t>
+      </w:r>
+      <w:r>
+        <w:rPr>
+          <w:rFonts w:ascii="Arial" w:eastAsia="Arial" w:hAnsi="Arial" w:cs="Arial"/>
+          <w:color w:val="000000"/>
+          <w:sz w:val="18"/>
+          <w:highlight w:val="lightGray"/>
+        </w:rPr>
+        <w:t xml:space="preserve"> [Chatgpt (GPT</w:t>
+      </w:r>
+      <w:r>
+        <w:rPr>
+          <w:rFonts w:ascii="Arial" w:eastAsia="Arial" w:hAnsi="Arial" w:cs="Cambria Math"/>
+          <w:color w:val="000000"/>
+          <w:sz w:val="18"/>
+          <w:highlight w:val="lightGray"/>
         </w:rPr>
         <w:t>‑</w:t>
       </w:r>
       <w:r>
         <w:rPr>
-          <w:b/>
-          <w:sz w:val="14"/>
-          <w:szCs w:val="14"/>
-          <w:shd w:val="clear" w:color="auto" w:fill="B7B7B7"/>
-        </w:rPr>
-        <w:t>5 Mini) at [9/3/2025]</w:t>
+          <w:rFonts w:ascii="Arial" w:eastAsia="Arial" w:hAnsi="Arial" w:cs="Arial"/>
+          <w:color w:val="000000"/>
+          <w:sz w:val="18"/>
+          <w:highlight w:val="lightGray"/>
+        </w:rPr>
+        <w:t xml:space="preserve">5 Mini)] </w:t>
+      </w:r>
+      <w:r>
+        <w:rPr>
+          <w:rFonts w:ascii="Arial" w:eastAsia="Arial" w:hAnsi="Arial" w:cs="Arial"/>
+          <w:b/>
+          <w:color w:val="000000"/>
+          <w:sz w:val="18"/>
+          <w:highlight w:val="lightGray"/>
+        </w:rPr>
+        <w:t>on</w:t>
+      </w:r>
+      <w:r>
+        <w:rPr>
+          <w:rFonts w:ascii="Arial" w:eastAsia="Arial" w:hAnsi="Arial"/>
+          <w:sz w:val="18"/>
+          <w:highlight w:val="lightGray"/>
+        </w:rPr>
+        <w:t xml:space="preserve"> [9/3/2025]</w:t>
       </w:r>
     </w:p>
     <w:p>
@@ -11830,7 +12872,7 @@
           <w:noProof/>
         </w:rPr>
         <w:drawing>
-          <wp:inline distT="0" distB="0" distL="0" distR="0" wp14:anchorId="46B874BA" wp14:editId="2D62D3D2">
+          <wp:inline distT="0" distB="0" distL="0" distR="0" wp14:anchorId="7E4D372F" wp14:editId="734AFD35">
             <wp:extent cx="5943600" cy="1271270"/>
             <wp:effectExtent l="0" t="0" r="0" b="5080"/>
             <wp:docPr id="375836227" name="Picture 1"/>
@@ -12018,7 +13060,7 @@
           <w:noProof/>
         </w:rPr>
         <w:drawing>
-          <wp:inline distT="0" distB="0" distL="0" distR="0" wp14:anchorId="4364E75F" wp14:editId="110CF750">
+          <wp:inline distT="0" distB="0" distL="0" distR="0" wp14:anchorId="1EE0D344" wp14:editId="321598AB">
             <wp:extent cx="5943600" cy="776605"/>
             <wp:effectExtent l="0" t="0" r="0" b="4445"/>
             <wp:docPr id="2005281014" name="Picture 1"/>
@@ -12069,8 +13111,7 @@
     </w:p>
     <w:p>
       <w:r>
-        <w:lastRenderedPageBreak/>
-        <w:pict w14:anchorId="71218EFA">
+        <w:pict w14:anchorId="30763A9B">
           <v:rect id="_x0000_i1065" style="width:0;height:1.5pt" o:hralign="center" o:hrstd="t" o:hr="t" fillcolor="#a0a0a0" stroked="f"/>
         </w:pict>
       </w:r>
@@ -12098,59 +13139,85 @@
       </w:pPr>
       <w:r>
         <w:rPr>
-          <w:b/>
-          <w:shd w:val="clear" w:color="auto" w:fill="B7B7B7"/>
-        </w:rPr>
-        <w:t># Source</w:t>
-      </w:r>
-      <w:r>
-        <w:rPr>
-          <w:shd w:val="clear" w:color="auto" w:fill="B7B7B7"/>
-        </w:rPr>
-        <w:t xml:space="preserve">: </w:t>
-      </w:r>
-      <w:r>
-        <w:rPr>
-          <w:b/>
-          <w:shd w:val="clear" w:color="auto" w:fill="B7B7B7"/>
-        </w:rPr>
-        <w:t xml:space="preserve">Chatgpt </w:t>
-      </w:r>
-      <w:r>
-        <w:rPr>
-          <w:b/>
-          <w:sz w:val="14"/>
-          <w:szCs w:val="14"/>
-          <w:shd w:val="clear" w:color="auto" w:fill="B7B7B7"/>
-        </w:rPr>
-        <w:t>(GPT</w:t>
-      </w:r>
-      <w:r>
-        <w:rPr>
-          <w:rFonts w:ascii="Cambria Math" w:hAnsi="Cambria Math" w:cs="Cambria Math"/>
-          <w:b/>
-          <w:sz w:val="14"/>
-          <w:szCs w:val="14"/>
-          <w:shd w:val="clear" w:color="auto" w:fill="B7B7B7"/>
+          <w:rFonts w:ascii="Arial" w:eastAsia="Arial" w:hAnsi="Arial" w:cs="Arial"/>
+          <w:b/>
+          <w:color w:val="000000"/>
+          <w:sz w:val="18"/>
+          <w:highlight w:val="lightGray"/>
+        </w:rPr>
+        <w:t># Source: AI Source: Provided by: [Data Path</w:t>
+      </w:r>
+      <w:r>
+        <w:rPr>
+          <w:rFonts w:ascii="Arial" w:eastAsia="Arial" w:hAnsi="Arial" w:cs="Arial"/>
+          <w:color w:val="000000"/>
+          <w:sz w:val="18"/>
+          <w:highlight w:val="lightGray"/>
+        </w:rPr>
+        <w:t xml:space="preserve">: Persons Table -&gt; ID Column: 1, Name_En Column: Motasem Essam] -&gt; </w:t>
+      </w:r>
+      <w:r>
+        <w:rPr>
+          <w:rFonts w:ascii="Arial" w:eastAsia="Arial" w:hAnsi="Arial" w:cs="Arial"/>
+          <w:b/>
+          <w:color w:val="000000"/>
+          <w:sz w:val="18"/>
+          <w:highlight w:val="lightGray"/>
+        </w:rPr>
+        <w:t>From:</w:t>
+      </w:r>
+      <w:r>
+        <w:rPr>
+          <w:rFonts w:ascii="Arial" w:eastAsia="Arial" w:hAnsi="Arial" w:cs="Arial"/>
+          <w:color w:val="000000"/>
+          <w:sz w:val="18"/>
+          <w:highlight w:val="lightGray"/>
+        </w:rPr>
+        <w:t xml:space="preserve"> [Chatgpt (GPT</w:t>
+      </w:r>
+      <w:r>
+        <w:rPr>
+          <w:rFonts w:ascii="Arial" w:eastAsia="Arial" w:hAnsi="Arial" w:cs="Cambria Math"/>
+          <w:color w:val="000000"/>
+          <w:sz w:val="18"/>
+          <w:highlight w:val="lightGray"/>
         </w:rPr>
         <w:t>‑</w:t>
       </w:r>
       <w:r>
         <w:rPr>
-          <w:b/>
-          <w:sz w:val="14"/>
-          <w:szCs w:val="14"/>
-          <w:shd w:val="clear" w:color="auto" w:fill="B7B7B7"/>
-        </w:rPr>
-        <w:t>5 Mini) at [9/3/2025]</w:t>
-      </w:r>
-      <w:r>
+          <w:rFonts w:ascii="Arial" w:eastAsia="Arial" w:hAnsi="Arial" w:cs="Arial"/>
+          <w:color w:val="000000"/>
+          <w:sz w:val="18"/>
+          <w:highlight w:val="lightGray"/>
+        </w:rPr>
+        <w:t xml:space="preserve">5 Mini)] </w:t>
+      </w:r>
+      <w:r>
+        <w:rPr>
+          <w:rFonts w:ascii="Arial" w:eastAsia="Arial" w:hAnsi="Arial" w:cs="Arial"/>
+          <w:b/>
+          <w:color w:val="000000"/>
+          <w:sz w:val="18"/>
+          <w:highlight w:val="lightGray"/>
+        </w:rPr>
+        <w:t>on</w:t>
+      </w:r>
+      <w:r>
+        <w:rPr>
+          <w:rFonts w:ascii="Arial" w:eastAsia="Arial" w:hAnsi="Arial"/>
+          <w:sz w:val="18"/>
+          <w:highlight w:val="lightGray"/>
+        </w:rPr>
+        <w:t xml:space="preserve"> [9/3/2025]</w:t>
+      </w:r>
+      <w:r>
+        <w:rPr>
+          <w:rFonts w:ascii="Arial" w:eastAsia="Arial" w:hAnsi="Arial"/>
+          <w:sz w:val="18"/>
+          <w:highlight w:val="lightGray"/>
+        </w:rPr>
         <w:br/>
-      </w:r>
-      <w:r>
-        <w:rPr>
-          <w:rFonts w:ascii="Roboto Mono" w:hAnsi="Roboto Mono"/>
-        </w:rPr>
         <w:t>Static analysis of API documentation catches:</w:t>
       </w:r>
     </w:p>
@@ -12241,7 +13308,7 @@
     </w:p>
     <w:p>
       <w:r>
-        <w:pict w14:anchorId="2F77083B">
+        <w:pict w14:anchorId="42B326F9">
           <v:rect id="_x0000_i1066" style="width:0;height:1.5pt" o:hralign="center" o:hrstd="t" o:hr="t" fillcolor="#a0a0a0" stroked="f"/>
         </w:pict>
       </w:r>
@@ -12274,51 +13341,77 @@
       </w:pPr>
       <w:r>
         <w:rPr>
-          <w:b/>
-          <w:shd w:val="clear" w:color="auto" w:fill="B7B7B7"/>
-        </w:rPr>
-        <w:t># Source</w:t>
-      </w:r>
-      <w:r>
-        <w:rPr>
-          <w:shd w:val="clear" w:color="auto" w:fill="B7B7B7"/>
-        </w:rPr>
-        <w:t xml:space="preserve">: </w:t>
-      </w:r>
-      <w:r>
-        <w:rPr>
-          <w:b/>
-          <w:shd w:val="clear" w:color="auto" w:fill="B7B7B7"/>
-        </w:rPr>
-        <w:t xml:space="preserve">Chatgpt </w:t>
-      </w:r>
-      <w:r>
-        <w:rPr>
-          <w:b/>
-          <w:sz w:val="14"/>
-          <w:szCs w:val="14"/>
-          <w:shd w:val="clear" w:color="auto" w:fill="B7B7B7"/>
-        </w:rPr>
-        <w:t>(GPT</w:t>
-      </w:r>
-      <w:r>
-        <w:rPr>
-          <w:rFonts w:ascii="Cambria Math" w:hAnsi="Cambria Math" w:cs="Cambria Math"/>
-          <w:b/>
-          <w:sz w:val="14"/>
-          <w:szCs w:val="14"/>
-          <w:shd w:val="clear" w:color="auto" w:fill="B7B7B7"/>
+          <w:rFonts w:ascii="Arial" w:eastAsia="Arial" w:hAnsi="Arial" w:cs="Arial"/>
+          <w:b/>
+          <w:color w:val="000000"/>
+          <w:sz w:val="18"/>
+          <w:highlight w:val="lightGray"/>
+        </w:rPr>
+        <w:t># Source: AI Source: Provided by: [Data Path</w:t>
+      </w:r>
+      <w:r>
+        <w:rPr>
+          <w:rFonts w:ascii="Arial" w:eastAsia="Arial" w:hAnsi="Arial" w:cs="Arial"/>
+          <w:color w:val="000000"/>
+          <w:sz w:val="18"/>
+          <w:highlight w:val="lightGray"/>
+        </w:rPr>
+        <w:t xml:space="preserve">: Persons Table -&gt; ID Column: 1, Name_En Column: Motasem Essam] -&gt; </w:t>
+      </w:r>
+      <w:r>
+        <w:rPr>
+          <w:rFonts w:ascii="Arial" w:eastAsia="Arial" w:hAnsi="Arial" w:cs="Arial"/>
+          <w:b/>
+          <w:color w:val="000000"/>
+          <w:sz w:val="18"/>
+          <w:highlight w:val="lightGray"/>
+        </w:rPr>
+        <w:t>From:</w:t>
+      </w:r>
+      <w:r>
+        <w:rPr>
+          <w:rFonts w:ascii="Arial" w:eastAsia="Arial" w:hAnsi="Arial" w:cs="Arial"/>
+          <w:color w:val="000000"/>
+          <w:sz w:val="18"/>
+          <w:highlight w:val="lightGray"/>
+        </w:rPr>
+        <w:t xml:space="preserve"> [Chatgpt (GPT</w:t>
+      </w:r>
+      <w:r>
+        <w:rPr>
+          <w:rFonts w:ascii="Arial" w:eastAsia="Arial" w:hAnsi="Arial" w:cs="Cambria Math"/>
+          <w:color w:val="000000"/>
+          <w:sz w:val="18"/>
+          <w:highlight w:val="lightGray"/>
         </w:rPr>
         <w:t>‑</w:t>
       </w:r>
       <w:r>
         <w:rPr>
-          <w:b/>
-          <w:sz w:val="14"/>
-          <w:szCs w:val="14"/>
-          <w:shd w:val="clear" w:color="auto" w:fill="B7B7B7"/>
-        </w:rPr>
-        <w:t>5 Mini) at [9/3/2025]</w:t>
+          <w:rFonts w:ascii="Arial" w:eastAsia="Arial" w:hAnsi="Arial" w:cs="Arial"/>
+          <w:color w:val="000000"/>
+          <w:sz w:val="18"/>
+          <w:highlight w:val="lightGray"/>
+        </w:rPr>
+        <w:t xml:space="preserve">5 Mini)] </w:t>
+      </w:r>
+      <w:r>
+        <w:rPr>
+          <w:rFonts w:ascii="Arial" w:eastAsia="Arial" w:hAnsi="Arial" w:cs="Arial"/>
+          <w:b/>
+          <w:color w:val="000000"/>
+          <w:sz w:val="18"/>
+          <w:highlight w:val="lightGray"/>
+        </w:rPr>
+        <w:t>on</w:t>
+      </w:r>
+      <w:r>
+        <w:rPr>
+          <w:rFonts w:ascii="Arial" w:eastAsia="Arial" w:hAnsi="Arial"/>
+          <w:sz w:val="18"/>
+          <w:highlight w:val="lightGray"/>
+        </w:rPr>
+        <w:t xml:space="preserve"> [9/3/2025]</w:t>
       </w:r>
     </w:p>
     <w:p>
@@ -12403,7 +13496,7 @@
     </w:p>
     <w:p>
       <w:r>
-        <w:pict w14:anchorId="04837935">
+        <w:pict w14:anchorId="6DEAF00D">
           <v:rect id="_x0000_i1067" style="width:0;height:1.5pt" o:hralign="center" o:hrstd="t" o:hr="t" fillcolor="#a0a0a0" stroked="f"/>
         </w:pict>
       </w:r>
@@ -12428,51 +13521,77 @@
       </w:pPr>
       <w:r>
         <w:rPr>
-          <w:b/>
-          <w:shd w:val="clear" w:color="auto" w:fill="B7B7B7"/>
-        </w:rPr>
-        <w:t># Source</w:t>
-      </w:r>
-      <w:r>
-        <w:rPr>
-          <w:shd w:val="clear" w:color="auto" w:fill="B7B7B7"/>
-        </w:rPr>
-        <w:t xml:space="preserve">: </w:t>
-      </w:r>
-      <w:r>
-        <w:rPr>
-          <w:b/>
-          <w:shd w:val="clear" w:color="auto" w:fill="B7B7B7"/>
-        </w:rPr>
-        <w:t xml:space="preserve">Chatgpt </w:t>
-      </w:r>
-      <w:r>
-        <w:rPr>
-          <w:b/>
-          <w:sz w:val="14"/>
-          <w:szCs w:val="14"/>
-          <w:shd w:val="clear" w:color="auto" w:fill="B7B7B7"/>
-        </w:rPr>
-        <w:t>(GPT</w:t>
-      </w:r>
-      <w:r>
-        <w:rPr>
-          <w:rFonts w:ascii="Cambria Math" w:hAnsi="Cambria Math" w:cs="Cambria Math"/>
-          <w:b/>
-          <w:sz w:val="14"/>
-          <w:szCs w:val="14"/>
-          <w:shd w:val="clear" w:color="auto" w:fill="B7B7B7"/>
+          <w:rFonts w:ascii="Arial" w:eastAsia="Arial" w:hAnsi="Arial" w:cs="Arial"/>
+          <w:b/>
+          <w:color w:val="000000"/>
+          <w:sz w:val="18"/>
+          <w:highlight w:val="lightGray"/>
+        </w:rPr>
+        <w:t># Source: AI Source: Provided by: [Data Path</w:t>
+      </w:r>
+      <w:r>
+        <w:rPr>
+          <w:rFonts w:ascii="Arial" w:eastAsia="Arial" w:hAnsi="Arial" w:cs="Arial"/>
+          <w:color w:val="000000"/>
+          <w:sz w:val="18"/>
+          <w:highlight w:val="lightGray"/>
+        </w:rPr>
+        <w:t xml:space="preserve">: Persons Table -&gt; ID Column: 1, Name_En Column: Motasem Essam] -&gt; </w:t>
+      </w:r>
+      <w:r>
+        <w:rPr>
+          <w:rFonts w:ascii="Arial" w:eastAsia="Arial" w:hAnsi="Arial" w:cs="Arial"/>
+          <w:b/>
+          <w:color w:val="000000"/>
+          <w:sz w:val="18"/>
+          <w:highlight w:val="lightGray"/>
+        </w:rPr>
+        <w:t>From:</w:t>
+      </w:r>
+      <w:r>
+        <w:rPr>
+          <w:rFonts w:ascii="Arial" w:eastAsia="Arial" w:hAnsi="Arial" w:cs="Arial"/>
+          <w:color w:val="000000"/>
+          <w:sz w:val="18"/>
+          <w:highlight w:val="lightGray"/>
+        </w:rPr>
+        <w:t xml:space="preserve"> [Chatgpt (GPT</w:t>
+      </w:r>
+      <w:r>
+        <w:rPr>
+          <w:rFonts w:ascii="Arial" w:eastAsia="Arial" w:hAnsi="Arial" w:cs="Cambria Math"/>
+          <w:color w:val="000000"/>
+          <w:sz w:val="18"/>
+          <w:highlight w:val="lightGray"/>
         </w:rPr>
         <w:t>‑</w:t>
       </w:r>
       <w:r>
         <w:rPr>
-          <w:b/>
-          <w:sz w:val="14"/>
-          <w:szCs w:val="14"/>
-          <w:shd w:val="clear" w:color="auto" w:fill="B7B7B7"/>
-        </w:rPr>
-        <w:t>5 Mini) at [9/3/2025]</w:t>
+          <w:rFonts w:ascii="Arial" w:eastAsia="Arial" w:hAnsi="Arial" w:cs="Arial"/>
+          <w:color w:val="000000"/>
+          <w:sz w:val="18"/>
+          <w:highlight w:val="lightGray"/>
+        </w:rPr>
+        <w:t xml:space="preserve">5 Mini)] </w:t>
+      </w:r>
+      <w:r>
+        <w:rPr>
+          <w:rFonts w:ascii="Arial" w:eastAsia="Arial" w:hAnsi="Arial" w:cs="Arial"/>
+          <w:b/>
+          <w:color w:val="000000"/>
+          <w:sz w:val="18"/>
+          <w:highlight w:val="lightGray"/>
+        </w:rPr>
+        <w:t>on</w:t>
+      </w:r>
+      <w:r>
+        <w:rPr>
+          <w:rFonts w:ascii="Arial" w:eastAsia="Arial" w:hAnsi="Arial"/>
+          <w:sz w:val="18"/>
+          <w:highlight w:val="lightGray"/>
+        </w:rPr>
+        <w:t xml:space="preserve"> [9/3/2025]</w:t>
       </w:r>
     </w:p>
     <w:p>
@@ -12535,7 +13654,6 @@
         <w:rPr>
           <w:rFonts w:ascii="Roboto Mono" w:hAnsi="Roboto Mono"/>
         </w:rPr>
-        <w:lastRenderedPageBreak/>
         <w:t xml:space="preserve">All variables must use </w:t>
       </w:r>
       <w:r>
@@ -12581,7 +13699,7 @@
           <w:noProof/>
         </w:rPr>
         <w:drawing>
-          <wp:inline distT="0" distB="0" distL="0" distR="0" wp14:anchorId="39787CB3" wp14:editId="5E54A130">
+          <wp:inline distT="0" distB="0" distL="0" distR="0" wp14:anchorId="018E9E1C" wp14:editId="57543E4F">
             <wp:extent cx="5943600" cy="1069340"/>
             <wp:effectExtent l="0" t="0" r="0" b="0"/>
             <wp:docPr id="1946819895" name="Picture 1"/>
@@ -12707,7 +13825,7 @@
     </w:p>
     <w:p>
       <w:r>
-        <w:pict w14:anchorId="42CD9B74">
+        <w:pict w14:anchorId="69081B81">
           <v:rect id="_x0000_i1068" style="width:0;height:1.5pt" o:hralign="center" o:hrstd="t" o:hr="t" fillcolor="#a0a0a0" stroked="f"/>
         </w:pict>
       </w:r>
@@ -12732,51 +13850,77 @@
       </w:pPr>
       <w:r>
         <w:rPr>
-          <w:b/>
-          <w:shd w:val="clear" w:color="auto" w:fill="B7B7B7"/>
-        </w:rPr>
-        <w:t># Source</w:t>
-      </w:r>
-      <w:r>
-        <w:rPr>
-          <w:shd w:val="clear" w:color="auto" w:fill="B7B7B7"/>
-        </w:rPr>
-        <w:t xml:space="preserve">: </w:t>
-      </w:r>
-      <w:r>
-        <w:rPr>
-          <w:b/>
-          <w:shd w:val="clear" w:color="auto" w:fill="B7B7B7"/>
-        </w:rPr>
-        <w:t xml:space="preserve">Chatgpt </w:t>
-      </w:r>
-      <w:r>
-        <w:rPr>
-          <w:b/>
-          <w:sz w:val="14"/>
-          <w:szCs w:val="14"/>
-          <w:shd w:val="clear" w:color="auto" w:fill="B7B7B7"/>
-        </w:rPr>
-        <w:t>(GPT</w:t>
-      </w:r>
-      <w:r>
-        <w:rPr>
-          <w:rFonts w:ascii="Cambria Math" w:hAnsi="Cambria Math" w:cs="Cambria Math"/>
-          <w:b/>
-          <w:sz w:val="14"/>
-          <w:szCs w:val="14"/>
-          <w:shd w:val="clear" w:color="auto" w:fill="B7B7B7"/>
+          <w:rFonts w:ascii="Arial" w:eastAsia="Arial" w:hAnsi="Arial" w:cs="Arial"/>
+          <w:b/>
+          <w:color w:val="000000"/>
+          <w:sz w:val="18"/>
+          <w:highlight w:val="lightGray"/>
+        </w:rPr>
+        <w:t># Source: AI Source: Provided by: [Data Path</w:t>
+      </w:r>
+      <w:r>
+        <w:rPr>
+          <w:rFonts w:ascii="Arial" w:eastAsia="Arial" w:hAnsi="Arial" w:cs="Arial"/>
+          <w:color w:val="000000"/>
+          <w:sz w:val="18"/>
+          <w:highlight w:val="lightGray"/>
+        </w:rPr>
+        <w:t xml:space="preserve">: Persons Table -&gt; ID Column: 1, Name_En Column: Motasem Essam] -&gt; </w:t>
+      </w:r>
+      <w:r>
+        <w:rPr>
+          <w:rFonts w:ascii="Arial" w:eastAsia="Arial" w:hAnsi="Arial" w:cs="Arial"/>
+          <w:b/>
+          <w:color w:val="000000"/>
+          <w:sz w:val="18"/>
+          <w:highlight w:val="lightGray"/>
+        </w:rPr>
+        <w:t>From:</w:t>
+      </w:r>
+      <w:r>
+        <w:rPr>
+          <w:rFonts w:ascii="Arial" w:eastAsia="Arial" w:hAnsi="Arial" w:cs="Arial"/>
+          <w:color w:val="000000"/>
+          <w:sz w:val="18"/>
+          <w:highlight w:val="lightGray"/>
+        </w:rPr>
+        <w:t xml:space="preserve"> [Chatgpt (GPT</w:t>
+      </w:r>
+      <w:r>
+        <w:rPr>
+          <w:rFonts w:ascii="Arial" w:eastAsia="Arial" w:hAnsi="Arial" w:cs="Cambria Math"/>
+          <w:color w:val="000000"/>
+          <w:sz w:val="18"/>
+          <w:highlight w:val="lightGray"/>
         </w:rPr>
         <w:t>‑</w:t>
       </w:r>
       <w:r>
         <w:rPr>
-          <w:b/>
-          <w:sz w:val="14"/>
-          <w:szCs w:val="14"/>
-          <w:shd w:val="clear" w:color="auto" w:fill="B7B7B7"/>
-        </w:rPr>
-        <w:t>5 Mini) at [9/3/2025]</w:t>
+          <w:rFonts w:ascii="Arial" w:eastAsia="Arial" w:hAnsi="Arial" w:cs="Arial"/>
+          <w:color w:val="000000"/>
+          <w:sz w:val="18"/>
+          <w:highlight w:val="lightGray"/>
+        </w:rPr>
+        <w:t xml:space="preserve">5 Mini)] </w:t>
+      </w:r>
+      <w:r>
+        <w:rPr>
+          <w:rFonts w:ascii="Arial" w:eastAsia="Arial" w:hAnsi="Arial" w:cs="Arial"/>
+          <w:b/>
+          <w:color w:val="000000"/>
+          <w:sz w:val="18"/>
+          <w:highlight w:val="lightGray"/>
+        </w:rPr>
+        <w:t>on</w:t>
+      </w:r>
+      <w:r>
+        <w:rPr>
+          <w:rFonts w:ascii="Arial" w:eastAsia="Arial" w:hAnsi="Arial"/>
+          <w:sz w:val="18"/>
+          <w:highlight w:val="lightGray"/>
+        </w:rPr>
+        <w:t xml:space="preserve"> [9/3/2025]</w:t>
       </w:r>
     </w:p>
     <w:p>
@@ -12839,7 +13983,7 @@
           <w:noProof/>
         </w:rPr>
         <w:drawing>
-          <wp:inline distT="0" distB="0" distL="0" distR="0" wp14:anchorId="6FB8972F" wp14:editId="178CE3BB">
+          <wp:inline distT="0" distB="0" distL="0" distR="0" wp14:anchorId="55E747FF" wp14:editId="24C1EB23">
             <wp:extent cx="5943600" cy="887730"/>
             <wp:effectExtent l="0" t="0" r="0" b="7620"/>
             <wp:docPr id="272223935" name="Picture 1"/>
@@ -12930,7 +14074,6 @@
         <w:rPr>
           <w:rFonts w:ascii="Roboto Mono" w:hAnsi="Roboto Mono"/>
         </w:rPr>
-        <w:lastRenderedPageBreak/>
         <w:t>Flags missing documentation.</w:t>
       </w:r>
     </w:p>
@@ -12963,7 +14106,7 @@
           <w:noProof/>
         </w:rPr>
         <w:drawing>
-          <wp:inline distT="0" distB="0" distL="0" distR="0" wp14:anchorId="130947F1" wp14:editId="66199535">
+          <wp:inline distT="0" distB="0" distL="0" distR="0" wp14:anchorId="3E666DF7" wp14:editId="7A9564CF">
             <wp:extent cx="5943600" cy="2084705"/>
             <wp:effectExtent l="0" t="0" r="0" b="0"/>
             <wp:docPr id="2046085337" name="Picture 1"/>
@@ -13113,7 +14256,7 @@
     </w:p>
     <w:p>
       <w:r>
-        <w:pict w14:anchorId="64D189A1">
+        <w:pict w14:anchorId="77141C92">
           <v:rect id="_x0000_i1069" style="width:0;height:1.5pt" o:hralign="center" o:hrstd="t" o:hr="t" fillcolor="#a0a0a0" stroked="f"/>
         </w:pict>
       </w:r>
@@ -13138,51 +14281,77 @@
       </w:pPr>
       <w:r>
         <w:rPr>
-          <w:b/>
-          <w:shd w:val="clear" w:color="auto" w:fill="B7B7B7"/>
-        </w:rPr>
-        <w:t># Source</w:t>
-      </w:r>
-      <w:r>
-        <w:rPr>
-          <w:shd w:val="clear" w:color="auto" w:fill="B7B7B7"/>
-        </w:rPr>
-        <w:t xml:space="preserve">: </w:t>
-      </w:r>
-      <w:r>
-        <w:rPr>
-          <w:b/>
-          <w:shd w:val="clear" w:color="auto" w:fill="B7B7B7"/>
-        </w:rPr>
-        <w:t xml:space="preserve">Chatgpt </w:t>
-      </w:r>
-      <w:r>
-        <w:rPr>
-          <w:b/>
-          <w:sz w:val="14"/>
-          <w:szCs w:val="14"/>
-          <w:shd w:val="clear" w:color="auto" w:fill="B7B7B7"/>
-        </w:rPr>
-        <w:t>(GPT</w:t>
-      </w:r>
-      <w:r>
-        <w:rPr>
-          <w:rFonts w:ascii="Cambria Math" w:hAnsi="Cambria Math" w:cs="Cambria Math"/>
-          <w:b/>
-          <w:sz w:val="14"/>
-          <w:szCs w:val="14"/>
-          <w:shd w:val="clear" w:color="auto" w:fill="B7B7B7"/>
+          <w:rFonts w:ascii="Arial" w:eastAsia="Arial" w:hAnsi="Arial" w:cs="Arial"/>
+          <w:b/>
+          <w:color w:val="000000"/>
+          <w:sz w:val="18"/>
+          <w:highlight w:val="lightGray"/>
+        </w:rPr>
+        <w:t># Source: AI Source: Provided by: [Data Path</w:t>
+      </w:r>
+      <w:r>
+        <w:rPr>
+          <w:rFonts w:ascii="Arial" w:eastAsia="Arial" w:hAnsi="Arial" w:cs="Arial"/>
+          <w:color w:val="000000"/>
+          <w:sz w:val="18"/>
+          <w:highlight w:val="lightGray"/>
+        </w:rPr>
+        <w:t xml:space="preserve">: Persons Table -&gt; ID Column: 1, Name_En Column: Motasem Essam] -&gt; </w:t>
+      </w:r>
+      <w:r>
+        <w:rPr>
+          <w:rFonts w:ascii="Arial" w:eastAsia="Arial" w:hAnsi="Arial" w:cs="Arial"/>
+          <w:b/>
+          <w:color w:val="000000"/>
+          <w:sz w:val="18"/>
+          <w:highlight w:val="lightGray"/>
+        </w:rPr>
+        <w:t>From:</w:t>
+      </w:r>
+      <w:r>
+        <w:rPr>
+          <w:rFonts w:ascii="Arial" w:eastAsia="Arial" w:hAnsi="Arial" w:cs="Arial"/>
+          <w:color w:val="000000"/>
+          <w:sz w:val="18"/>
+          <w:highlight w:val="lightGray"/>
+        </w:rPr>
+        <w:t xml:space="preserve"> [Chatgpt (GPT</w:t>
+      </w:r>
+      <w:r>
+        <w:rPr>
+          <w:rFonts w:ascii="Arial" w:eastAsia="Arial" w:hAnsi="Arial" w:cs="Cambria Math"/>
+          <w:color w:val="000000"/>
+          <w:sz w:val="18"/>
+          <w:highlight w:val="lightGray"/>
         </w:rPr>
         <w:t>‑</w:t>
       </w:r>
       <w:r>
         <w:rPr>
-          <w:b/>
-          <w:sz w:val="14"/>
-          <w:szCs w:val="14"/>
-          <w:shd w:val="clear" w:color="auto" w:fill="B7B7B7"/>
-        </w:rPr>
-        <w:t>5 Mini) at [9/3/2025]</w:t>
+          <w:rFonts w:ascii="Arial" w:eastAsia="Arial" w:hAnsi="Arial" w:cs="Arial"/>
+          <w:color w:val="000000"/>
+          <w:sz w:val="18"/>
+          <w:highlight w:val="lightGray"/>
+        </w:rPr>
+        <w:t xml:space="preserve">5 Mini)] </w:t>
+      </w:r>
+      <w:r>
+        <w:rPr>
+          <w:rFonts w:ascii="Arial" w:eastAsia="Arial" w:hAnsi="Arial" w:cs="Arial"/>
+          <w:b/>
+          <w:color w:val="000000"/>
+          <w:sz w:val="18"/>
+          <w:highlight w:val="lightGray"/>
+        </w:rPr>
+        <w:t>on</w:t>
+      </w:r>
+      <w:r>
+        <w:rPr>
+          <w:rFonts w:ascii="Arial" w:eastAsia="Arial" w:hAnsi="Arial"/>
+          <w:sz w:val="18"/>
+          <w:highlight w:val="lightGray"/>
+        </w:rPr>
+        <w:t xml:space="preserve"> [9/3/2025]</w:t>
       </w:r>
     </w:p>
     <w:p>
@@ -13244,9 +14413,8 @@
         <w:rPr>
           <w:noProof/>
         </w:rPr>
-        <w:lastRenderedPageBreak/>
         <w:drawing>
-          <wp:inline distT="0" distB="0" distL="0" distR="0" wp14:anchorId="7E7DF5FB" wp14:editId="41529552">
+          <wp:inline distT="0" distB="0" distL="0" distR="0" wp14:anchorId="50494F5C" wp14:editId="2776677F">
             <wp:extent cx="5943600" cy="1151890"/>
             <wp:effectExtent l="0" t="0" r="0" b="0"/>
             <wp:docPr id="1383382998" name="Picture 1"/>
@@ -13381,7 +14549,7 @@
           <w:noProof/>
         </w:rPr>
         <w:drawing>
-          <wp:inline distT="0" distB="0" distL="0" distR="0" wp14:anchorId="18373D70" wp14:editId="1A3CB294">
+          <wp:inline distT="0" distB="0" distL="0" distR="0" wp14:anchorId="046D3C45" wp14:editId="6DADE154">
             <wp:extent cx="5943600" cy="1330960"/>
             <wp:effectExtent l="0" t="0" r="0" b="2540"/>
             <wp:docPr id="1439958429" name="Picture 1"/>
@@ -13471,7 +14639,7 @@
     </w:p>
     <w:p>
       <w:r>
-        <w:pict w14:anchorId="5599D32F">
+        <w:pict w14:anchorId="5998FEC7">
           <v:rect id="_x0000_i1070" style="width:0;height:1.5pt" o:hralign="center" o:hrstd="t" o:hr="t" fillcolor="#a0a0a0" stroked="f"/>
         </w:pict>
       </w:r>
@@ -13496,51 +14664,77 @@
       </w:pPr>
       <w:r>
         <w:rPr>
-          <w:b/>
-          <w:shd w:val="clear" w:color="auto" w:fill="B7B7B7"/>
-        </w:rPr>
-        <w:t># Source</w:t>
-      </w:r>
-      <w:r>
-        <w:rPr>
-          <w:shd w:val="clear" w:color="auto" w:fill="B7B7B7"/>
-        </w:rPr>
-        <w:t xml:space="preserve">: </w:t>
-      </w:r>
-      <w:r>
-        <w:rPr>
-          <w:b/>
-          <w:shd w:val="clear" w:color="auto" w:fill="B7B7B7"/>
-        </w:rPr>
-        <w:t xml:space="preserve">Chatgpt </w:t>
-      </w:r>
-      <w:r>
-        <w:rPr>
-          <w:b/>
-          <w:sz w:val="14"/>
-          <w:szCs w:val="14"/>
-          <w:shd w:val="clear" w:color="auto" w:fill="B7B7B7"/>
-        </w:rPr>
-        <w:t>(GPT</w:t>
-      </w:r>
-      <w:r>
-        <w:rPr>
-          <w:rFonts w:ascii="Cambria Math" w:hAnsi="Cambria Math" w:cs="Cambria Math"/>
-          <w:b/>
-          <w:sz w:val="14"/>
-          <w:szCs w:val="14"/>
-          <w:shd w:val="clear" w:color="auto" w:fill="B7B7B7"/>
+          <w:rFonts w:ascii="Arial" w:eastAsia="Arial" w:hAnsi="Arial" w:cs="Arial"/>
+          <w:b/>
+          <w:color w:val="000000"/>
+          <w:sz w:val="18"/>
+          <w:highlight w:val="lightGray"/>
+        </w:rPr>
+        <w:t># Source: AI Source: Provided by: [Data Path</w:t>
+      </w:r>
+      <w:r>
+        <w:rPr>
+          <w:rFonts w:ascii="Arial" w:eastAsia="Arial" w:hAnsi="Arial" w:cs="Arial"/>
+          <w:color w:val="000000"/>
+          <w:sz w:val="18"/>
+          <w:highlight w:val="lightGray"/>
+        </w:rPr>
+        <w:t xml:space="preserve">: Persons Table -&gt; ID Column: 1, Name_En Column: Motasem Essam] -&gt; </w:t>
+      </w:r>
+      <w:r>
+        <w:rPr>
+          <w:rFonts w:ascii="Arial" w:eastAsia="Arial" w:hAnsi="Arial" w:cs="Arial"/>
+          <w:b/>
+          <w:color w:val="000000"/>
+          <w:sz w:val="18"/>
+          <w:highlight w:val="lightGray"/>
+        </w:rPr>
+        <w:t>From:</w:t>
+      </w:r>
+      <w:r>
+        <w:rPr>
+          <w:rFonts w:ascii="Arial" w:eastAsia="Arial" w:hAnsi="Arial" w:cs="Arial"/>
+          <w:color w:val="000000"/>
+          <w:sz w:val="18"/>
+          <w:highlight w:val="lightGray"/>
+        </w:rPr>
+        <w:t xml:space="preserve"> [Chatgpt (GPT</w:t>
+      </w:r>
+      <w:r>
+        <w:rPr>
+          <w:rFonts w:ascii="Arial" w:eastAsia="Arial" w:hAnsi="Arial" w:cs="Cambria Math"/>
+          <w:color w:val="000000"/>
+          <w:sz w:val="18"/>
+          <w:highlight w:val="lightGray"/>
         </w:rPr>
         <w:t>‑</w:t>
       </w:r>
       <w:r>
         <w:rPr>
-          <w:b/>
-          <w:sz w:val="14"/>
-          <w:szCs w:val="14"/>
-          <w:shd w:val="clear" w:color="auto" w:fill="B7B7B7"/>
-        </w:rPr>
-        <w:t>5 Mini) at [9/3/2025]</w:t>
+          <w:rFonts w:ascii="Arial" w:eastAsia="Arial" w:hAnsi="Arial" w:cs="Arial"/>
+          <w:color w:val="000000"/>
+          <w:sz w:val="18"/>
+          <w:highlight w:val="lightGray"/>
+        </w:rPr>
+        <w:t xml:space="preserve">5 Mini)] </w:t>
+      </w:r>
+      <w:r>
+        <w:rPr>
+          <w:rFonts w:ascii="Arial" w:eastAsia="Arial" w:hAnsi="Arial" w:cs="Arial"/>
+          <w:b/>
+          <w:color w:val="000000"/>
+          <w:sz w:val="18"/>
+          <w:highlight w:val="lightGray"/>
+        </w:rPr>
+        <w:t>on</w:t>
+      </w:r>
+      <w:r>
+        <w:rPr>
+          <w:rFonts w:ascii="Arial" w:eastAsia="Arial" w:hAnsi="Arial"/>
+          <w:sz w:val="18"/>
+          <w:highlight w:val="lightGray"/>
+        </w:rPr>
+        <w:t xml:space="preserve"> [9/3/2025]</w:t>
       </w:r>
     </w:p>
     <w:p>
@@ -13602,9 +14796,8 @@
         <w:rPr>
           <w:noProof/>
         </w:rPr>
-        <w:lastRenderedPageBreak/>
         <w:drawing>
-          <wp:inline distT="0" distB="0" distL="0" distR="0" wp14:anchorId="259B96C8" wp14:editId="5CF44747">
+          <wp:inline distT="0" distB="0" distL="0" distR="0" wp14:anchorId="42AA518C" wp14:editId="1B072F6B">
             <wp:extent cx="5943600" cy="908685"/>
             <wp:effectExtent l="0" t="0" r="0" b="5715"/>
             <wp:docPr id="2089685786" name="Picture 1"/>
@@ -13717,7 +14910,7 @@
     </w:p>
     <w:p>
       <w:r>
-        <w:pict w14:anchorId="094788EB">
+        <w:pict w14:anchorId="5D730E4E">
           <v:rect id="_x0000_i1071" style="width:0;height:1.5pt" o:hralign="center" o:hrstd="t" o:hr="t" fillcolor="#a0a0a0" stroked="f"/>
         </w:pict>
       </w:r>
@@ -13742,51 +14935,77 @@
       </w:pPr>
       <w:r>
         <w:rPr>
-          <w:b/>
-          <w:shd w:val="clear" w:color="auto" w:fill="B7B7B7"/>
-        </w:rPr>
-        <w:t># Source</w:t>
-      </w:r>
-      <w:r>
-        <w:rPr>
-          <w:shd w:val="clear" w:color="auto" w:fill="B7B7B7"/>
-        </w:rPr>
-        <w:t xml:space="preserve">: </w:t>
-      </w:r>
-      <w:r>
-        <w:rPr>
-          <w:b/>
-          <w:shd w:val="clear" w:color="auto" w:fill="B7B7B7"/>
-        </w:rPr>
-        <w:t xml:space="preserve">Chatgpt </w:t>
-      </w:r>
-      <w:r>
-        <w:rPr>
-          <w:b/>
-          <w:sz w:val="14"/>
-          <w:szCs w:val="14"/>
-          <w:shd w:val="clear" w:color="auto" w:fill="B7B7B7"/>
-        </w:rPr>
-        <w:t>(GPT</w:t>
-      </w:r>
-      <w:r>
-        <w:rPr>
-          <w:rFonts w:ascii="Cambria Math" w:hAnsi="Cambria Math" w:cs="Cambria Math"/>
-          <w:b/>
-          <w:sz w:val="14"/>
-          <w:szCs w:val="14"/>
-          <w:shd w:val="clear" w:color="auto" w:fill="B7B7B7"/>
+          <w:rFonts w:ascii="Arial" w:eastAsia="Arial" w:hAnsi="Arial" w:cs="Arial"/>
+          <w:b/>
+          <w:color w:val="000000"/>
+          <w:sz w:val="18"/>
+          <w:highlight w:val="lightGray"/>
+        </w:rPr>
+        <w:t># Source: AI Source: Provided by: [Data Path</w:t>
+      </w:r>
+      <w:r>
+        <w:rPr>
+          <w:rFonts w:ascii="Arial" w:eastAsia="Arial" w:hAnsi="Arial" w:cs="Arial"/>
+          <w:color w:val="000000"/>
+          <w:sz w:val="18"/>
+          <w:highlight w:val="lightGray"/>
+        </w:rPr>
+        <w:t xml:space="preserve">: Persons Table -&gt; ID Column: 1, Name_En Column: Motasem Essam] -&gt; </w:t>
+      </w:r>
+      <w:r>
+        <w:rPr>
+          <w:rFonts w:ascii="Arial" w:eastAsia="Arial" w:hAnsi="Arial" w:cs="Arial"/>
+          <w:b/>
+          <w:color w:val="000000"/>
+          <w:sz w:val="18"/>
+          <w:highlight w:val="lightGray"/>
+        </w:rPr>
+        <w:t>From:</w:t>
+      </w:r>
+      <w:r>
+        <w:rPr>
+          <w:rFonts w:ascii="Arial" w:eastAsia="Arial" w:hAnsi="Arial" w:cs="Arial"/>
+          <w:color w:val="000000"/>
+          <w:sz w:val="18"/>
+          <w:highlight w:val="lightGray"/>
+        </w:rPr>
+        <w:t xml:space="preserve"> [Chatgpt (GPT</w:t>
+      </w:r>
+      <w:r>
+        <w:rPr>
+          <w:rFonts w:ascii="Arial" w:eastAsia="Arial" w:hAnsi="Arial" w:cs="Cambria Math"/>
+          <w:color w:val="000000"/>
+          <w:sz w:val="18"/>
+          <w:highlight w:val="lightGray"/>
         </w:rPr>
         <w:t>‑</w:t>
       </w:r>
       <w:r>
         <w:rPr>
-          <w:b/>
-          <w:sz w:val="14"/>
-          <w:szCs w:val="14"/>
-          <w:shd w:val="clear" w:color="auto" w:fill="B7B7B7"/>
-        </w:rPr>
-        <w:t>5 Mini) at [9/3/2025]</w:t>
+          <w:rFonts w:ascii="Arial" w:eastAsia="Arial" w:hAnsi="Arial" w:cs="Arial"/>
+          <w:color w:val="000000"/>
+          <w:sz w:val="18"/>
+          <w:highlight w:val="lightGray"/>
+        </w:rPr>
+        <w:t xml:space="preserve">5 Mini)] </w:t>
+      </w:r>
+      <w:r>
+        <w:rPr>
+          <w:rFonts w:ascii="Arial" w:eastAsia="Arial" w:hAnsi="Arial" w:cs="Arial"/>
+          <w:b/>
+          <w:color w:val="000000"/>
+          <w:sz w:val="18"/>
+          <w:highlight w:val="lightGray"/>
+        </w:rPr>
+        <w:t>on</w:t>
+      </w:r>
+      <w:r>
+        <w:rPr>
+          <w:rFonts w:ascii="Arial" w:eastAsia="Arial" w:hAnsi="Arial"/>
+          <w:sz w:val="18"/>
+          <w:highlight w:val="lightGray"/>
+        </w:rPr>
+        <w:t xml:space="preserve"> [9/3/2025]</w:t>
       </w:r>
     </w:p>
     <w:p>
@@ -13849,7 +15068,7 @@
           <w:noProof/>
         </w:rPr>
         <w:drawing>
-          <wp:inline distT="0" distB="0" distL="0" distR="0" wp14:anchorId="225F59B8" wp14:editId="3F01A30A">
+          <wp:inline distT="0" distB="0" distL="0" distR="0" wp14:anchorId="7DB2E140" wp14:editId="52785C18">
             <wp:extent cx="5943600" cy="890905"/>
             <wp:effectExtent l="0" t="0" r="0" b="4445"/>
             <wp:docPr id="1103310015" name="Picture 1"/>
@@ -13962,7 +15181,7 @@
     </w:p>
     <w:p>
       <w:r>
-        <w:pict w14:anchorId="185C66DB">
+        <w:pict w14:anchorId="21F8A366">
           <v:rect id="_x0000_i1072" style="width:0;height:1.5pt" o:hralign="center" o:hrstd="t" o:hr="t" fillcolor="#a0a0a0" stroked="f"/>
         </w:pict>
       </w:r>
@@ -13975,7 +15194,6 @@
         <w:rPr>
           <w:rFonts w:ascii="Segoe UI Emoji" w:hAnsi="Segoe UI Emoji" w:cs="Segoe UI Emoji"/>
         </w:rPr>
-        <w:lastRenderedPageBreak/>
         <w:t>✅</w:t>
       </w:r>
       <w:r>
@@ -13991,59 +15209,85 @@
       </w:pPr>
       <w:r>
         <w:rPr>
-          <w:b/>
-          <w:shd w:val="clear" w:color="auto" w:fill="B7B7B7"/>
-        </w:rPr>
-        <w:t># Source</w:t>
-      </w:r>
-      <w:r>
-        <w:rPr>
-          <w:shd w:val="clear" w:color="auto" w:fill="B7B7B7"/>
-        </w:rPr>
-        <w:t xml:space="preserve">: </w:t>
-      </w:r>
-      <w:r>
-        <w:rPr>
-          <w:b/>
-          <w:shd w:val="clear" w:color="auto" w:fill="B7B7B7"/>
-        </w:rPr>
-        <w:t xml:space="preserve">Chatgpt </w:t>
-      </w:r>
-      <w:r>
-        <w:rPr>
-          <w:b/>
-          <w:sz w:val="14"/>
-          <w:szCs w:val="14"/>
-          <w:shd w:val="clear" w:color="auto" w:fill="B7B7B7"/>
-        </w:rPr>
-        <w:t>(GPT</w:t>
-      </w:r>
-      <w:r>
-        <w:rPr>
-          <w:rFonts w:ascii="Cambria Math" w:hAnsi="Cambria Math" w:cs="Cambria Math"/>
-          <w:b/>
-          <w:sz w:val="14"/>
-          <w:szCs w:val="14"/>
-          <w:shd w:val="clear" w:color="auto" w:fill="B7B7B7"/>
+          <w:rFonts w:ascii="Arial" w:eastAsia="Arial" w:hAnsi="Arial" w:cs="Arial"/>
+          <w:b/>
+          <w:color w:val="000000"/>
+          <w:sz w:val="18"/>
+          <w:highlight w:val="lightGray"/>
+        </w:rPr>
+        <w:t># Source: AI Source: Provided by: [Data Path</w:t>
+      </w:r>
+      <w:r>
+        <w:rPr>
+          <w:rFonts w:ascii="Arial" w:eastAsia="Arial" w:hAnsi="Arial" w:cs="Arial"/>
+          <w:color w:val="000000"/>
+          <w:sz w:val="18"/>
+          <w:highlight w:val="lightGray"/>
+        </w:rPr>
+        <w:t xml:space="preserve">: Persons Table -&gt; ID Column: 1, Name_En Column: Motasem Essam] -&gt; </w:t>
+      </w:r>
+      <w:r>
+        <w:rPr>
+          <w:rFonts w:ascii="Arial" w:eastAsia="Arial" w:hAnsi="Arial" w:cs="Arial"/>
+          <w:b/>
+          <w:color w:val="000000"/>
+          <w:sz w:val="18"/>
+          <w:highlight w:val="lightGray"/>
+        </w:rPr>
+        <w:t>From:</w:t>
+      </w:r>
+      <w:r>
+        <w:rPr>
+          <w:rFonts w:ascii="Arial" w:eastAsia="Arial" w:hAnsi="Arial" w:cs="Arial"/>
+          <w:color w:val="000000"/>
+          <w:sz w:val="18"/>
+          <w:highlight w:val="lightGray"/>
+        </w:rPr>
+        <w:t xml:space="preserve"> [Chatgpt (GPT</w:t>
+      </w:r>
+      <w:r>
+        <w:rPr>
+          <w:rFonts w:ascii="Arial" w:eastAsia="Arial" w:hAnsi="Arial" w:cs="Cambria Math"/>
+          <w:color w:val="000000"/>
+          <w:sz w:val="18"/>
+          <w:highlight w:val="lightGray"/>
         </w:rPr>
         <w:t>‑</w:t>
       </w:r>
       <w:r>
         <w:rPr>
-          <w:b/>
-          <w:sz w:val="14"/>
-          <w:szCs w:val="14"/>
-          <w:shd w:val="clear" w:color="auto" w:fill="B7B7B7"/>
-        </w:rPr>
-        <w:t>5 Mini) at [9/3/2025]</w:t>
-      </w:r>
-      <w:r>
+          <w:rFonts w:ascii="Arial" w:eastAsia="Arial" w:hAnsi="Arial" w:cs="Arial"/>
+          <w:color w:val="000000"/>
+          <w:sz w:val="18"/>
+          <w:highlight w:val="lightGray"/>
+        </w:rPr>
+        <w:t xml:space="preserve">5 Mini)] </w:t>
+      </w:r>
+      <w:r>
+        <w:rPr>
+          <w:rFonts w:ascii="Arial" w:eastAsia="Arial" w:hAnsi="Arial" w:cs="Arial"/>
+          <w:b/>
+          <w:color w:val="000000"/>
+          <w:sz w:val="18"/>
+          <w:highlight w:val="lightGray"/>
+        </w:rPr>
+        <w:t>on</w:t>
+      </w:r>
+      <w:r>
+        <w:rPr>
+          <w:rFonts w:ascii="Arial" w:eastAsia="Arial" w:hAnsi="Arial"/>
+          <w:sz w:val="18"/>
+          <w:highlight w:val="lightGray"/>
+        </w:rPr>
+        <w:t xml:space="preserve"> [9/3/2025]</w:t>
+      </w:r>
+      <w:r>
+        <w:rPr>
+          <w:rFonts w:ascii="Arial" w:eastAsia="Arial" w:hAnsi="Arial"/>
+          <w:sz w:val="18"/>
+          <w:highlight w:val="lightGray"/>
+        </w:rPr>
         <w:br/>
-      </w:r>
-      <w:r>
-        <w:rPr>
-          <w:rFonts w:ascii="Roboto Mono" w:hAnsi="Roboto Mono"/>
-        </w:rPr>
         <w:t>Static analysis against coding standards detects:</w:t>
       </w:r>
     </w:p>
@@ -14134,7 +15378,7 @@
     </w:p>
     <w:p>
       <w:r>
-        <w:pict w14:anchorId="2BE29DFA">
+        <w:pict w14:anchorId="5AA14A75">
           <v:rect id="_x0000_i1073" style="width:0;height:1.5pt" o:hralign="center" o:hrstd="t" o:hr="t" fillcolor="#a0a0a0" stroked="f"/>
         </w:pict>
       </w:r>
@@ -14154,51 +15398,77 @@
       </w:pPr>
       <w:r>
         <w:rPr>
-          <w:b/>
-          <w:shd w:val="clear" w:color="auto" w:fill="B7B7B7"/>
-        </w:rPr>
-        <w:t># Source</w:t>
-      </w:r>
-      <w:r>
-        <w:rPr>
-          <w:shd w:val="clear" w:color="auto" w:fill="B7B7B7"/>
-        </w:rPr>
-        <w:t xml:space="preserve">: </w:t>
-      </w:r>
-      <w:r>
-        <w:rPr>
-          <w:b/>
-          <w:shd w:val="clear" w:color="auto" w:fill="B7B7B7"/>
-        </w:rPr>
-        <w:t xml:space="preserve">Chatgpt </w:t>
-      </w:r>
-      <w:r>
-        <w:rPr>
-          <w:b/>
-          <w:sz w:val="14"/>
-          <w:szCs w:val="14"/>
-          <w:shd w:val="clear" w:color="auto" w:fill="B7B7B7"/>
-        </w:rPr>
-        <w:t>(GPT</w:t>
-      </w:r>
-      <w:r>
-        <w:rPr>
-          <w:rFonts w:ascii="Cambria Math" w:hAnsi="Cambria Math" w:cs="Cambria Math"/>
-          <w:b/>
-          <w:sz w:val="14"/>
-          <w:szCs w:val="14"/>
-          <w:shd w:val="clear" w:color="auto" w:fill="B7B7B7"/>
+          <w:rFonts w:ascii="Arial" w:eastAsia="Arial" w:hAnsi="Arial" w:cs="Arial"/>
+          <w:b/>
+          <w:color w:val="000000"/>
+          <w:sz w:val="18"/>
+          <w:highlight w:val="lightGray"/>
+        </w:rPr>
+        <w:t># Source: AI Source: Provided by: [Data Path</w:t>
+      </w:r>
+      <w:r>
+        <w:rPr>
+          <w:rFonts w:ascii="Arial" w:eastAsia="Arial" w:hAnsi="Arial" w:cs="Arial"/>
+          <w:color w:val="000000"/>
+          <w:sz w:val="18"/>
+          <w:highlight w:val="lightGray"/>
+        </w:rPr>
+        <w:t xml:space="preserve">: Persons Table -&gt; ID Column: 1, Name_En Column: Motasem Essam] -&gt; </w:t>
+      </w:r>
+      <w:r>
+        <w:rPr>
+          <w:rFonts w:ascii="Arial" w:eastAsia="Arial" w:hAnsi="Arial" w:cs="Arial"/>
+          <w:b/>
+          <w:color w:val="000000"/>
+          <w:sz w:val="18"/>
+          <w:highlight w:val="lightGray"/>
+        </w:rPr>
+        <w:t>From:</w:t>
+      </w:r>
+      <w:r>
+        <w:rPr>
+          <w:rFonts w:ascii="Arial" w:eastAsia="Arial" w:hAnsi="Arial" w:cs="Arial"/>
+          <w:color w:val="000000"/>
+          <w:sz w:val="18"/>
+          <w:highlight w:val="lightGray"/>
+        </w:rPr>
+        <w:t xml:space="preserve"> [Chatgpt (GPT</w:t>
+      </w:r>
+      <w:r>
+        <w:rPr>
+          <w:rFonts w:ascii="Arial" w:eastAsia="Arial" w:hAnsi="Arial" w:cs="Cambria Math"/>
+          <w:color w:val="000000"/>
+          <w:sz w:val="18"/>
+          <w:highlight w:val="lightGray"/>
         </w:rPr>
         <w:t>‑</w:t>
       </w:r>
       <w:r>
         <w:rPr>
-          <w:b/>
-          <w:sz w:val="14"/>
-          <w:szCs w:val="14"/>
-          <w:shd w:val="clear" w:color="auto" w:fill="B7B7B7"/>
-        </w:rPr>
-        <w:t>5 Mini) at [9/3/2025]</w:t>
+          <w:rFonts w:ascii="Arial" w:eastAsia="Arial" w:hAnsi="Arial" w:cs="Arial"/>
+          <w:color w:val="000000"/>
+          <w:sz w:val="18"/>
+          <w:highlight w:val="lightGray"/>
+        </w:rPr>
+        <w:t xml:space="preserve">5 Mini)] </w:t>
+      </w:r>
+      <w:r>
+        <w:rPr>
+          <w:rFonts w:ascii="Arial" w:eastAsia="Arial" w:hAnsi="Arial" w:cs="Arial"/>
+          <w:b/>
+          <w:color w:val="000000"/>
+          <w:sz w:val="18"/>
+          <w:highlight w:val="lightGray"/>
+        </w:rPr>
+        <w:t>on</w:t>
+      </w:r>
+      <w:r>
+        <w:rPr>
+          <w:rFonts w:ascii="Arial" w:eastAsia="Arial" w:hAnsi="Arial"/>
+          <w:sz w:val="18"/>
+          <w:highlight w:val="lightGray"/>
+        </w:rPr>
+        <w:t xml:space="preserve"> [9/3/2025]</w:t>
       </w:r>
     </w:p>
     <w:p>
@@ -14414,7 +15684,7 @@
     </w:p>
     <w:p>
       <w:r>
-        <w:pict w14:anchorId="2FD33F10">
+        <w:pict w14:anchorId="78B25280">
           <v:rect id="_x0000_i1074" style="width:0;height:1.5pt" o:hralign="center" o:hrstd="t" o:hr="t" fillcolor="#a0a0a0" stroked="f"/>
         </w:pict>
       </w:r>
@@ -14543,7 +15813,6 @@
         <w:rPr>
           <w:rFonts w:ascii="Roboto Mono" w:hAnsi="Roboto Mono"/>
         </w:rPr>
-        <w:lastRenderedPageBreak/>
         <w:t>Example: Variable naming doesn’t follow convention, indentation errors.</w:t>
       </w:r>
     </w:p>
@@ -14898,7 +16167,6 @@
           <w:b/>
           <w:bCs/>
         </w:rPr>
-        <w:lastRenderedPageBreak/>
         <w:t>Standards &amp; Compliance Checking</w:t>
       </w:r>
     </w:p>
@@ -14938,7 +16206,7 @@
     </w:p>
     <w:p>
       <w:r>
-        <w:pict w14:anchorId="562707FA">
+        <w:pict w14:anchorId="6C13FD32">
           <v:rect id="_x0000_i1075" style="width:0;height:1.5pt" o:hralign="center" o:hrstd="t" o:hr="t" fillcolor="#a0a0a0" stroked="f"/>
         </w:pict>
       </w:r>
@@ -14983,7 +16251,7 @@
           <w:noProof/>
         </w:rPr>
         <w:drawing>
-          <wp:inline distT="0" distB="0" distL="0" distR="0" wp14:anchorId="3CD87D24" wp14:editId="5845A4FE">
+          <wp:inline distT="0" distB="0" distL="0" distR="0" wp14:anchorId="6E71EAB2" wp14:editId="234590AC">
             <wp:extent cx="5943600" cy="1917700"/>
             <wp:effectExtent l="0" t="0" r="0" b="6350"/>
             <wp:docPr id="1242762297" name="Picture 1"/>
@@ -15329,11 +16597,12 @@
     </w:tbl>
     <w:p>
       <w:r>
-        <w:pict w14:anchorId="3269E062">
+        <w:pict w14:anchorId="55E55B60">
           <v:rect id="_x0000_i1076" style="width:0;height:1.5pt" o:hralign="center" o:hrstd="t" o:hr="t" fillcolor="#a0a0a0" stroked="f"/>
         </w:pict>
       </w:r>
     </w:p>
+    <w:p/>
     <w:p/>
     <w:p/>
     <w:sectPr>
@@ -27107,7 +28376,6 @@
   <w:style w:type="paragraph" w:default="1" w:styleId="Normal">
     <w:name w:val="Normal"/>
     <w:qFormat/>
-    <w:rsid w:val="00B65D83"/>
   </w:style>
   <w:style w:type="paragraph" w:styleId="Heading1">
     <w:name w:val="heading 1"/>
@@ -27116,7 +28384,7 @@
     <w:link w:val="Heading1Char"/>
     <w:uiPriority w:val="9"/>
     <w:qFormat/>
-    <w:rsid w:val="00154155"/>
+    <w:rsid w:val="009F0176"/>
     <w:pPr>
       <w:keepNext/>
       <w:keepLines/>
@@ -27138,7 +28406,7 @@
     <w:uiPriority w:val="9"/>
     <w:unhideWhenUsed/>
     <w:qFormat/>
-    <w:rsid w:val="00154155"/>
+    <w:rsid w:val="009F0176"/>
     <w:pPr>
       <w:keepNext/>
       <w:keepLines/>
@@ -27160,7 +28428,7 @@
     <w:uiPriority w:val="9"/>
     <w:unhideWhenUsed/>
     <w:qFormat/>
-    <w:rsid w:val="00154155"/>
+    <w:rsid w:val="009F0176"/>
     <w:pPr>
       <w:keepNext/>
       <w:keepLines/>
@@ -27182,7 +28450,7 @@
     <w:uiPriority w:val="9"/>
     <w:unhideWhenUsed/>
     <w:qFormat/>
-    <w:rsid w:val="00154155"/>
+    <w:rsid w:val="009F0176"/>
     <w:pPr>
       <w:keepNext/>
       <w:keepLines/>
@@ -27204,7 +28472,7 @@
     <w:uiPriority w:val="9"/>
     <w:unhideWhenUsed/>
     <w:qFormat/>
-    <w:rsid w:val="00154155"/>
+    <w:rsid w:val="009F0176"/>
     <w:pPr>
       <w:keepNext/>
       <w:keepLines/>
@@ -27224,7 +28492,7 @@
     <w:uiPriority w:val="9"/>
     <w:unhideWhenUsed/>
     <w:qFormat/>
-    <w:rsid w:val="00154155"/>
+    <w:rsid w:val="009F0176"/>
     <w:pPr>
       <w:keepNext/>
       <w:keepLines/>
@@ -27247,7 +28515,7 @@
     <w:semiHidden/>
     <w:unhideWhenUsed/>
     <w:qFormat/>
-    <w:rsid w:val="00154155"/>
+    <w:rsid w:val="009F0176"/>
     <w:pPr>
       <w:keepNext/>
       <w:keepLines/>
@@ -27268,7 +28536,7 @@
     <w:semiHidden/>
     <w:unhideWhenUsed/>
     <w:qFormat/>
-    <w:rsid w:val="00154155"/>
+    <w:rsid w:val="009F0176"/>
     <w:pPr>
       <w:keepNext/>
       <w:keepLines/>
@@ -27291,7 +28559,7 @@
     <w:semiHidden/>
     <w:unhideWhenUsed/>
     <w:qFormat/>
-    <w:rsid w:val="00154155"/>
+    <w:rsid w:val="009F0176"/>
     <w:pPr>
       <w:keepNext/>
       <w:keepLines/>
@@ -27335,7 +28603,7 @@
     <w:basedOn w:val="DefaultParagraphFont"/>
     <w:link w:val="Heading1"/>
     <w:uiPriority w:val="9"/>
-    <w:rsid w:val="00154155"/>
+    <w:rsid w:val="009F0176"/>
     <w:rPr>
       <w:rFonts w:asciiTheme="majorHAnsi" w:eastAsiaTheme="majorEastAsia" w:hAnsiTheme="majorHAnsi" w:cstheme="majorBidi"/>
       <w:color w:val="2F5496" w:themeColor="accent1" w:themeShade="BF"/>
@@ -27348,7 +28616,7 @@
     <w:basedOn w:val="DefaultParagraphFont"/>
     <w:link w:val="Heading2"/>
     <w:uiPriority w:val="9"/>
-    <w:rsid w:val="00154155"/>
+    <w:rsid w:val="009F0176"/>
     <w:rPr>
       <w:rFonts w:asciiTheme="majorHAnsi" w:eastAsiaTheme="majorEastAsia" w:hAnsiTheme="majorHAnsi" w:cstheme="majorBidi"/>
       <w:color w:val="2F5496" w:themeColor="accent1" w:themeShade="BF"/>
@@ -27361,7 +28629,7 @@
     <w:basedOn w:val="DefaultParagraphFont"/>
     <w:link w:val="Heading3"/>
     <w:uiPriority w:val="9"/>
-    <w:rsid w:val="00154155"/>
+    <w:rsid w:val="009F0176"/>
     <w:rPr>
       <w:rFonts w:eastAsiaTheme="majorEastAsia" w:cstheme="majorBidi"/>
       <w:color w:val="2F5496" w:themeColor="accent1" w:themeShade="BF"/>
@@ -27374,7 +28642,7 @@
     <w:basedOn w:val="DefaultParagraphFont"/>
     <w:link w:val="Heading4"/>
     <w:uiPriority w:val="9"/>
-    <w:rsid w:val="00154155"/>
+    <w:rsid w:val="009F0176"/>
     <w:rPr>
       <w:rFonts w:eastAsiaTheme="majorEastAsia" w:cstheme="majorBidi"/>
       <w:i/>
@@ -27387,7 +28655,7 @@
     <w:basedOn w:val="DefaultParagraphFont"/>
     <w:link w:val="Heading5"/>
     <w:uiPriority w:val="9"/>
-    <w:rsid w:val="00154155"/>
+    <w:rsid w:val="009F0176"/>
     <w:rPr>
       <w:rFonts w:eastAsiaTheme="majorEastAsia" w:cstheme="majorBidi"/>
       <w:color w:val="2F5496" w:themeColor="accent1" w:themeShade="BF"/>
@@ -27398,7 +28666,7 @@
     <w:basedOn w:val="DefaultParagraphFont"/>
     <w:link w:val="Heading6"/>
     <w:uiPriority w:val="9"/>
-    <w:rsid w:val="00154155"/>
+    <w:rsid w:val="009F0176"/>
     <w:rPr>
       <w:rFonts w:eastAsiaTheme="majorEastAsia" w:cstheme="majorBidi"/>
       <w:i/>
@@ -27412,7 +28680,7 @@
     <w:link w:val="Heading7"/>
     <w:uiPriority w:val="9"/>
     <w:semiHidden/>
-    <w:rsid w:val="00154155"/>
+    <w:rsid w:val="009F0176"/>
     <w:rPr>
       <w:rFonts w:eastAsiaTheme="majorEastAsia" w:cstheme="majorBidi"/>
       <w:color w:val="595959" w:themeColor="text1" w:themeTint="A6"/>
@@ -27424,7 +28692,7 @@
     <w:link w:val="Heading8"/>
     <w:uiPriority w:val="9"/>
     <w:semiHidden/>
-    <w:rsid w:val="00154155"/>
+    <w:rsid w:val="009F0176"/>
     <w:rPr>
       <w:rFonts w:eastAsiaTheme="majorEastAsia" w:cstheme="majorBidi"/>
       <w:i/>
@@ -27438,7 +28706,7 @@
     <w:link w:val="Heading9"/>
     <w:uiPriority w:val="9"/>
     <w:semiHidden/>
-    <w:rsid w:val="00154155"/>
+    <w:rsid w:val="009F0176"/>
     <w:rPr>
       <w:rFonts w:eastAsiaTheme="majorEastAsia" w:cstheme="majorBidi"/>
       <w:color w:val="272727" w:themeColor="text1" w:themeTint="D8"/>
@@ -27451,7 +28719,7 @@
     <w:link w:val="TitleChar"/>
     <w:uiPriority w:val="10"/>
     <w:qFormat/>
-    <w:rsid w:val="00154155"/>
+    <w:rsid w:val="009F0176"/>
     <w:pPr>
       <w:spacing w:after="80" w:line="240" w:lineRule="auto"/>
       <w:contextualSpacing/>
@@ -27469,7 +28737,7 @@
     <w:basedOn w:val="DefaultParagraphFont"/>
     <w:link w:val="Title"/>
     <w:uiPriority w:val="10"/>
-    <w:rsid w:val="00154155"/>
+    <w:rsid w:val="009F0176"/>
     <w:rPr>
       <w:rFonts w:asciiTheme="majorHAnsi" w:eastAsiaTheme="majorEastAsia" w:hAnsiTheme="majorHAnsi" w:cstheme="majorBidi"/>
       <w:spacing w:val="-10"/>
@@ -27485,7 +28753,7 @@
     <w:link w:val="SubtitleChar"/>
     <w:uiPriority w:val="11"/>
     <w:qFormat/>
-    <w:rsid w:val="00154155"/>
+    <w:rsid w:val="009F0176"/>
     <w:pPr>
       <w:numPr>
         <w:ilvl w:val="1"/>
@@ -27504,7 +28772,7 @@
     <w:basedOn w:val="DefaultParagraphFont"/>
     <w:link w:val="Subtitle"/>
     <w:uiPriority w:val="11"/>
-    <w:rsid w:val="00154155"/>
+    <w:rsid w:val="009F0176"/>
     <w:rPr>
       <w:rFonts w:eastAsiaTheme="majorEastAsia" w:cstheme="majorBidi"/>
       <w:color w:val="595959" w:themeColor="text1" w:themeTint="A6"/>
@@ -27520,7 +28788,7 @@
     <w:link w:val="QuoteChar"/>
     <w:uiPriority w:val="29"/>
     <w:qFormat/>
-    <w:rsid w:val="00154155"/>
+    <w:rsid w:val="009F0176"/>
     <w:pPr>
       <w:spacing w:before="160"/>
       <w:jc w:val="center"/>
@@ -27536,7 +28804,7 @@
     <w:basedOn w:val="DefaultParagraphFont"/>
     <w:link w:val="Quote"/>
     <w:uiPriority w:val="29"/>
-    <w:rsid w:val="00154155"/>
+    <w:rsid w:val="009F0176"/>
     <w:rPr>
       <w:i/>
       <w:iCs/>
@@ -27548,7 +28816,7 @@
     <w:basedOn w:val="Normal"/>
     <w:uiPriority w:val="34"/>
     <w:qFormat/>
-    <w:rsid w:val="00154155"/>
+    <w:rsid w:val="009F0176"/>
     <w:pPr>
       <w:ind w:left="720"/>
       <w:contextualSpacing/>
@@ -27559,7 +28827,7 @@
     <w:basedOn w:val="DefaultParagraphFont"/>
     <w:uiPriority w:val="21"/>
     <w:qFormat/>
-    <w:rsid w:val="00154155"/>
+    <w:rsid w:val="009F0176"/>
     <w:rPr>
       <w:i/>
       <w:iCs/>
@@ -27573,7 +28841,7 @@
     <w:link w:val="IntenseQuoteChar"/>
     <w:uiPriority w:val="30"/>
     <w:qFormat/>
-    <w:rsid w:val="00154155"/>
+    <w:rsid w:val="009F0176"/>
     <w:pPr>
       <w:pBdr>
         <w:top w:val="single" w:sz="4" w:space="10" w:color="2F5496" w:themeColor="accent1" w:themeShade="BF"/>
@@ -27594,7 +28862,7 @@
     <w:basedOn w:val="DefaultParagraphFont"/>
     <w:link w:val="IntenseQuote"/>
     <w:uiPriority w:val="30"/>
-    <w:rsid w:val="00154155"/>
+    <w:rsid w:val="009F0176"/>
     <w:rPr>
       <w:i/>
       <w:iCs/>
@@ -27606,7 +28874,7 @@
     <w:basedOn w:val="DefaultParagraphFont"/>
     <w:uiPriority w:val="32"/>
     <w:qFormat/>
-    <w:rsid w:val="00154155"/>
+    <w:rsid w:val="009F0176"/>
     <w:rPr>
       <w:b/>
       <w:bCs/>
@@ -27621,7 +28889,7 @@
     <w:link w:val="HeaderChar"/>
     <w:uiPriority w:val="99"/>
     <w:unhideWhenUsed/>
-    <w:rsid w:val="00B65D83"/>
+    <w:rsid w:val="009F0176"/>
     <w:pPr>
       <w:tabs>
         <w:tab w:val="center" w:pos="4320"/>
@@ -27635,7 +28903,7 @@
     <w:basedOn w:val="DefaultParagraphFont"/>
     <w:link w:val="Header"/>
     <w:uiPriority w:val="99"/>
-    <w:rsid w:val="00B65D83"/>
+    <w:rsid w:val="009F0176"/>
   </w:style>
   <w:style w:type="paragraph" w:styleId="Footer">
     <w:name w:val="footer"/>
@@ -27643,7 +28911,7 @@
     <w:link w:val="FooterChar"/>
     <w:uiPriority w:val="99"/>
     <w:unhideWhenUsed/>
-    <w:rsid w:val="00B65D83"/>
+    <w:rsid w:val="009F0176"/>
     <w:pPr>
       <w:tabs>
         <w:tab w:val="center" w:pos="4320"/>
@@ -27657,7 +28925,7 @@
     <w:basedOn w:val="DefaultParagraphFont"/>
     <w:link w:val="Footer"/>
     <w:uiPriority w:val="99"/>
-    <w:rsid w:val="00B65D83"/>
+    <w:rsid w:val="009F0176"/>
   </w:style>
 </w:styles>
 </file>
